--- a/project notes.docx
+++ b/project notes.docx
@@ -127,7 +127,25 @@
           <w:szCs w:val="28"/>
           <w:lang w:val="en-US"/>
         </w:rPr>
-        <w:t xml:space="preserve">It is important to firstly setup a good project structure, so that the app is maintainable, ready for production and easy to debug. For this </w:t>
+        <w:t xml:space="preserve">It is important to firstly setup a good </w:t>
+      </w:r>
+      <w:r>
+        <w:rPr>
+          <w:b/>
+          <w:bCs/>
+          <w:sz w:val="28"/>
+          <w:szCs w:val="28"/>
+          <w:lang w:val="en-US"/>
+        </w:rPr>
+        <w:t>project structure</w:t>
+      </w:r>
+      <w:r>
+        <w:rPr>
+          <w:sz w:val="28"/>
+          <w:szCs w:val="28"/>
+          <w:lang w:val="en-US"/>
+        </w:rPr>
+        <w:t xml:space="preserve">, so that the app is maintainable, ready for production and easy to debug. For this </w:t>
       </w:r>
       <w:proofErr w:type="spellStart"/>
       <w:r>
@@ -1611,13 +1629,17 @@
         </w:numPr>
         <w:jc w:val="both"/>
         <w:rPr>
-          <w:sz w:val="28"/>
-          <w:szCs w:val="28"/>
-          <w:lang w:val="en-GB"/>
-        </w:rPr>
-      </w:pPr>
-      <w:r>
-        <w:rPr>
+          <w:b/>
+          <w:bCs/>
+          <w:sz w:val="28"/>
+          <w:szCs w:val="28"/>
+          <w:lang w:val="en-GB"/>
+        </w:rPr>
+      </w:pPr>
+      <w:r>
+        <w:rPr>
+          <w:b/>
+          <w:bCs/>
           <w:sz w:val="28"/>
           <w:szCs w:val="28"/>
           <w:lang w:val="en-GB"/>
@@ -1627,6 +1649,8 @@
       <w:proofErr w:type="spellStart"/>
       <w:r>
         <w:rPr>
+          <w:b/>
+          <w:bCs/>
           <w:sz w:val="28"/>
           <w:szCs w:val="28"/>
           <w:lang w:val="en-GB"/>
@@ -1636,6 +1660,8 @@
       <w:proofErr w:type="spellEnd"/>
       <w:r>
         <w:rPr>
+          <w:b/>
+          <w:bCs/>
           <w:sz w:val="28"/>
           <w:szCs w:val="28"/>
           <w:lang w:val="en-GB"/>
@@ -1920,49 +1946,59 @@
           <w:numId w:val="2"/>
         </w:numPr>
         <w:rPr>
-          <w:sz w:val="28"/>
-          <w:szCs w:val="28"/>
-          <w:lang w:val="en-GB"/>
-        </w:rPr>
-      </w:pPr>
-      <w:r>
-        <w:rPr>
-          <w:sz w:val="28"/>
-          <w:szCs w:val="28"/>
-          <w:lang w:val="en-GB"/>
-        </w:rPr>
-        <w:t xml:space="preserve">Exploratory data analysis, Feature </w:t>
+          <w:b/>
+          <w:bCs/>
+          <w:sz w:val="28"/>
+          <w:szCs w:val="28"/>
+          <w:lang w:val="en-GB"/>
+        </w:rPr>
+      </w:pPr>
+      <w:r>
+        <w:rPr>
+          <w:b/>
+          <w:bCs/>
+          <w:sz w:val="28"/>
+          <w:szCs w:val="28"/>
+          <w:lang w:val="en-GB"/>
+        </w:rPr>
+        <w:t>Exploratory data analysis, Feature engineerin</w:t>
+      </w:r>
+      <w:r>
+        <w:rPr>
+          <w:b/>
+          <w:bCs/>
+          <w:sz w:val="28"/>
+          <w:szCs w:val="28"/>
+          <w:lang w:val="en-GB"/>
+        </w:rPr>
+        <w:t>g</w:t>
+      </w:r>
+      <w:r>
+        <w:rPr>
+          <w:b/>
+          <w:bCs/>
+          <w:sz w:val="28"/>
+          <w:szCs w:val="28"/>
+          <w:lang w:val="en-GB"/>
+        </w:rPr>
+        <w:t xml:space="preserve"> and model training on </w:t>
       </w:r>
       <w:proofErr w:type="spellStart"/>
       <w:r>
         <w:rPr>
-          <w:sz w:val="28"/>
-          <w:szCs w:val="28"/>
-          <w:lang w:val="en-GB"/>
-        </w:rPr>
-        <w:t>engineerging</w:t>
+          <w:b/>
+          <w:bCs/>
+          <w:sz w:val="28"/>
+          <w:szCs w:val="28"/>
+          <w:lang w:val="en-GB"/>
+        </w:rPr>
+        <w:t>jupyter</w:t>
       </w:r>
       <w:proofErr w:type="spellEnd"/>
       <w:r>
         <w:rPr>
-          <w:sz w:val="28"/>
-          <w:szCs w:val="28"/>
-          <w:lang w:val="en-GB"/>
-        </w:rPr>
-        <w:t xml:space="preserve"> and model training on </w:t>
-      </w:r>
-      <w:proofErr w:type="spellStart"/>
-      <w:r>
-        <w:rPr>
-          <w:sz w:val="28"/>
-          <w:szCs w:val="28"/>
-          <w:lang w:val="en-GB"/>
-        </w:rPr>
-        <w:t>jupyter</w:t>
-      </w:r>
-      <w:proofErr w:type="spellEnd"/>
-      <w:r>
-        <w:rPr>
+          <w:b/>
+          <w:bCs/>
           <w:sz w:val="28"/>
           <w:szCs w:val="28"/>
           <w:lang w:val="en-GB"/>
@@ -1989,13 +2025,17 @@
           <w:numId w:val="2"/>
         </w:numPr>
         <w:rPr>
-          <w:sz w:val="28"/>
-          <w:szCs w:val="28"/>
-          <w:lang w:val="en-GB"/>
-        </w:rPr>
-      </w:pPr>
-      <w:r>
-        <w:rPr>
+          <w:b/>
+          <w:bCs/>
+          <w:sz w:val="28"/>
+          <w:szCs w:val="28"/>
+          <w:lang w:val="en-GB"/>
+        </w:rPr>
+      </w:pPr>
+      <w:r>
+        <w:rPr>
+          <w:b/>
+          <w:bCs/>
           <w:sz w:val="28"/>
           <w:szCs w:val="28"/>
           <w:lang w:val="en-GB"/>
@@ -2057,23 +2097,7 @@
           <w:szCs w:val="28"/>
           <w:lang w:val="en-GB"/>
         </w:rPr>
-        <w:t xml:space="preserve">-Separate numeric from categorical </w:t>
-      </w:r>
-      <w:r>
-        <w:rPr>
-          <w:sz w:val="28"/>
-          <w:szCs w:val="28"/>
-          <w:lang w:val="en-GB"/>
-        </w:rPr>
-        <w:t>columns</w:t>
-      </w:r>
-      <w:r>
-        <w:rPr>
-          <w:sz w:val="28"/>
-          <w:szCs w:val="28"/>
-          <w:lang w:val="en-GB"/>
-        </w:rPr>
-        <w:t>, to have a better exploration</w:t>
+        <w:t>-Separate numeric from categorical columns, to have a better exploration</w:t>
       </w:r>
     </w:p>
     <w:p>
@@ -2086,6 +2110,17 @@
           <w:lang w:val="en-GB"/>
         </w:rPr>
       </w:pPr>
+    </w:p>
+    <w:p>
+      <w:pPr>
+        <w:pStyle w:val="Paragraphedeliste"/>
+        <w:ind w:left="420"/>
+        <w:rPr>
+          <w:sz w:val="28"/>
+          <w:szCs w:val="28"/>
+          <w:lang w:val="en-GB"/>
+        </w:rPr>
+      </w:pPr>
       <w:r>
         <w:rPr>
           <w:sz w:val="28"/>
@@ -2137,6 +2172,17 @@
           <w:lang w:val="en-GB"/>
         </w:rPr>
       </w:pPr>
+    </w:p>
+    <w:p>
+      <w:pPr>
+        <w:pStyle w:val="Paragraphedeliste"/>
+        <w:ind w:left="420"/>
+        <w:rPr>
+          <w:sz w:val="28"/>
+          <w:szCs w:val="28"/>
+          <w:lang w:val="en-GB"/>
+        </w:rPr>
+      </w:pPr>
       <w:r>
         <w:rPr>
           <w:sz w:val="28"/>
@@ -2159,7 +2205,25 @@
           <w:szCs w:val="28"/>
           <w:lang w:val="en-GB"/>
         </w:rPr>
-        <w:t>do univariate analysis to understand the distribution of values for a single variable. (others type of analysis: bivariate = analysis of two variables, multivariate = analysis of two or more variables)</w:t>
+        <w:t xml:space="preserve">do </w:t>
+      </w:r>
+      <w:r>
+        <w:rPr>
+          <w:b/>
+          <w:bCs/>
+          <w:sz w:val="28"/>
+          <w:szCs w:val="28"/>
+          <w:lang w:val="en-GB"/>
+        </w:rPr>
+        <w:t>univariate analysis</w:t>
+      </w:r>
+      <w:r>
+        <w:rPr>
+          <w:sz w:val="28"/>
+          <w:szCs w:val="28"/>
+          <w:lang w:val="en-GB"/>
+        </w:rPr>
+        <w:t xml:space="preserve"> to understand the distribution of values for a single variable. (others type of analysis: bivariate = analysis of two variables, multivariate = analysis of two or more variables)</w:t>
       </w:r>
     </w:p>
     <w:p>
@@ -2172,6 +2236,40 @@
           <w:lang w:val="en-GB"/>
         </w:rPr>
       </w:pPr>
+    </w:p>
+    <w:p>
+      <w:pPr>
+        <w:pStyle w:val="Paragraphedeliste"/>
+        <w:ind w:left="420"/>
+        <w:rPr>
+          <w:b/>
+          <w:bCs/>
+          <w:sz w:val="28"/>
+          <w:szCs w:val="28"/>
+          <w:lang w:val="en-GB"/>
+        </w:rPr>
+      </w:pPr>
+      <w:r>
+        <w:rPr>
+          <w:b/>
+          <w:bCs/>
+          <w:sz w:val="28"/>
+          <w:szCs w:val="28"/>
+          <w:lang w:val="en-GB"/>
+        </w:rPr>
+        <w:t>Numerical features</w:t>
+      </w:r>
+    </w:p>
+    <w:p>
+      <w:pPr>
+        <w:pStyle w:val="Paragraphedeliste"/>
+        <w:ind w:left="420"/>
+        <w:rPr>
+          <w:sz w:val="28"/>
+          <w:szCs w:val="28"/>
+          <w:lang w:val="en-GB"/>
+        </w:rPr>
+      </w:pPr>
       <w:r>
         <w:rPr>
           <w:sz w:val="28"/>
@@ -2231,6 +2329,14 @@
           <w:lang w:val="en-GB"/>
         </w:rPr>
         <w:t xml:space="preserve">        </w:t>
+      </w:r>
+      <w:r>
+        <w:rPr>
+          <w:sz w:val="28"/>
+          <w:szCs w:val="28"/>
+          <w:lang w:val="en-GB"/>
+        </w:rPr>
+        <w:t>*</w:t>
       </w:r>
       <w:r>
         <w:rPr>
@@ -2354,15 +2460,849 @@
     </w:p>
     <w:p>
       <w:pPr>
-        <w:rPr>
-          <w:sz w:val="28"/>
-          <w:szCs w:val="28"/>
-          <w:lang w:val="en-GB"/>
-        </w:rPr>
-      </w:pPr>
-    </w:p>
-    <w:p>
-      <w:pPr>
+        <w:ind w:left="720"/>
+        <w:rPr>
+          <w:sz w:val="28"/>
+          <w:szCs w:val="28"/>
+          <w:lang w:val="en-GB"/>
+        </w:rPr>
+      </w:pPr>
+      <w:r>
+        <w:rPr>
+          <w:sz w:val="28"/>
+          <w:szCs w:val="28"/>
+          <w:lang w:val="en-GB"/>
+        </w:rPr>
+        <w:t>When we got many small peaks, this could mean the feature is discrete.</w:t>
+      </w:r>
+    </w:p>
+    <w:p>
+      <w:pPr>
+        <w:rPr>
+          <w:sz w:val="28"/>
+          <w:szCs w:val="28"/>
+          <w:lang w:val="en-GB"/>
+        </w:rPr>
+      </w:pPr>
+      <w:r>
+        <w:rPr>
+          <w:sz w:val="28"/>
+          <w:szCs w:val="28"/>
+          <w:lang w:val="en-GB"/>
+        </w:rPr>
+        <w:t xml:space="preserve">      *Skewness</w:t>
+      </w:r>
+    </w:p>
+    <w:p>
+      <w:pPr>
+        <w:rPr>
+          <w:sz w:val="28"/>
+          <w:szCs w:val="28"/>
+          <w:lang w:val="en-GB"/>
+        </w:rPr>
+      </w:pPr>
+      <w:r>
+        <w:rPr>
+          <w:sz w:val="28"/>
+          <w:szCs w:val="28"/>
+          <w:lang w:val="en-GB"/>
+        </w:rPr>
+        <w:tab/>
+        <w:t>Whe</w:t>
+      </w:r>
+      <w:r>
+        <w:rPr>
+          <w:sz w:val="28"/>
+          <w:szCs w:val="28"/>
+          <w:lang w:val="en-GB"/>
+        </w:rPr>
+        <w:t>n the tail of the skewed part of curve it’s too long, it may be because of outliers/rare values</w:t>
+      </w:r>
+    </w:p>
+    <w:p>
+      <w:pPr>
+        <w:rPr>
+          <w:b/>
+          <w:bCs/>
+          <w:sz w:val="28"/>
+          <w:szCs w:val="28"/>
+          <w:lang w:val="en-GB"/>
+        </w:rPr>
+      </w:pPr>
+      <w:r>
+        <w:rPr>
+          <w:sz w:val="28"/>
+          <w:szCs w:val="28"/>
+          <w:lang w:val="en-GB"/>
+        </w:rPr>
+        <w:lastRenderedPageBreak/>
+        <w:tab/>
+      </w:r>
+      <w:r>
+        <w:rPr>
+          <w:b/>
+          <w:bCs/>
+          <w:sz w:val="28"/>
+          <w:szCs w:val="28"/>
+          <w:lang w:val="en-GB"/>
+        </w:rPr>
+        <w:t>Categorical features</w:t>
+      </w:r>
+    </w:p>
+    <w:p>
+      <w:pPr>
+        <w:rPr>
+          <w:sz w:val="28"/>
+          <w:szCs w:val="28"/>
+          <w:lang w:val="en-GB"/>
+        </w:rPr>
+      </w:pPr>
+      <w:r>
+        <w:rPr>
+          <w:sz w:val="28"/>
+          <w:szCs w:val="28"/>
+          <w:lang w:val="en-GB"/>
+        </w:rPr>
+        <w:tab/>
+      </w:r>
+      <w:r>
+        <w:rPr>
+          <w:sz w:val="28"/>
+          <w:szCs w:val="28"/>
+          <w:lang w:val="en-GB"/>
+        </w:rPr>
+        <w:t xml:space="preserve">We use a </w:t>
+      </w:r>
+      <w:proofErr w:type="spellStart"/>
+      <w:r>
+        <w:rPr>
+          <w:sz w:val="28"/>
+          <w:szCs w:val="28"/>
+          <w:lang w:val="en-GB"/>
+        </w:rPr>
+        <w:t>countplot</w:t>
+      </w:r>
+      <w:proofErr w:type="spellEnd"/>
+      <w:r>
+        <w:rPr>
+          <w:sz w:val="28"/>
+          <w:szCs w:val="28"/>
+          <w:lang w:val="en-GB"/>
+        </w:rPr>
+        <w:t xml:space="preserve"> from seaborn to check dominant categories in each feature.</w:t>
+      </w:r>
+    </w:p>
+    <w:p>
+      <w:pPr>
+        <w:rPr>
+          <w:b/>
+          <w:bCs/>
+          <w:sz w:val="28"/>
+          <w:szCs w:val="28"/>
+          <w:lang w:val="en-GB"/>
+        </w:rPr>
+      </w:pPr>
+    </w:p>
+    <w:p>
+      <w:pPr>
+        <w:pStyle w:val="Paragraphedeliste"/>
+        <w:numPr>
+          <w:ilvl w:val="0"/>
+          <w:numId w:val="7"/>
+        </w:numPr>
+        <w:rPr>
+          <w:b/>
+          <w:bCs/>
+          <w:sz w:val="28"/>
+          <w:szCs w:val="28"/>
+          <w:lang w:val="en-GB"/>
+        </w:rPr>
+      </w:pPr>
+      <w:r>
+        <w:rPr>
+          <w:b/>
+          <w:bCs/>
+          <w:sz w:val="28"/>
+          <w:szCs w:val="28"/>
+          <w:lang w:val="en-GB"/>
+        </w:rPr>
+        <w:t>Multivariate analysis</w:t>
+      </w:r>
+    </w:p>
+    <w:p>
+      <w:pPr>
+        <w:ind w:left="360"/>
+        <w:rPr>
+          <w:sz w:val="28"/>
+          <w:szCs w:val="28"/>
+          <w:lang w:val="en-GB"/>
+        </w:rPr>
+      </w:pPr>
+      <w:r>
+        <w:rPr>
+          <w:sz w:val="28"/>
+          <w:szCs w:val="28"/>
+          <w:lang w:val="en-GB"/>
+        </w:rPr>
+        <w:t>We check multicollinearity in both numerical and categorical features because highly correlated or redundant features can inflate variance, make coefficients unstable, reduce interpretability, and harm the performance of models like linear and logistic regression. Even categorical features can create redundancy after encoding, so they must be checked as well.</w:t>
+      </w:r>
+    </w:p>
+    <w:p>
+      <w:pPr>
+        <w:ind w:left="360"/>
+        <w:rPr>
+          <w:sz w:val="28"/>
+          <w:szCs w:val="28"/>
+          <w:lang w:val="en-GB"/>
+        </w:rPr>
+      </w:pPr>
+      <w:r>
+        <w:rPr>
+          <w:b/>
+          <w:bCs/>
+          <w:sz w:val="28"/>
+          <w:szCs w:val="28"/>
+          <w:lang w:val="en-GB"/>
+        </w:rPr>
+        <w:t>Numerical features</w:t>
+      </w:r>
+      <w:r>
+        <w:rPr>
+          <w:sz w:val="28"/>
+          <w:szCs w:val="28"/>
+          <w:lang w:val="en-GB"/>
+        </w:rPr>
+        <w:t>:</w:t>
+      </w:r>
+    </w:p>
+    <w:p>
+      <w:pPr>
+        <w:ind w:left="360"/>
+        <w:rPr>
+          <w:sz w:val="28"/>
+          <w:szCs w:val="28"/>
+          <w:lang w:val="en-GB"/>
+        </w:rPr>
+      </w:pPr>
+      <w:r>
+        <w:rPr>
+          <w:sz w:val="28"/>
+          <w:szCs w:val="28"/>
+          <w:lang w:val="en-GB"/>
+        </w:rPr>
+        <w:t xml:space="preserve">We use the </w:t>
+      </w:r>
+      <w:proofErr w:type="spellStart"/>
+      <w:proofErr w:type="gramStart"/>
+      <w:r>
+        <w:rPr>
+          <w:sz w:val="28"/>
+          <w:szCs w:val="28"/>
+          <w:lang w:val="en-GB"/>
+        </w:rPr>
+        <w:t>corr</w:t>
+      </w:r>
+      <w:proofErr w:type="spellEnd"/>
+      <w:r>
+        <w:rPr>
+          <w:sz w:val="28"/>
+          <w:szCs w:val="28"/>
+          <w:lang w:val="en-GB"/>
+        </w:rPr>
+        <w:t>(</w:t>
+      </w:r>
+      <w:proofErr w:type="gramEnd"/>
+      <w:r>
+        <w:rPr>
+          <w:sz w:val="28"/>
+          <w:szCs w:val="28"/>
+          <w:lang w:val="en-GB"/>
+        </w:rPr>
+        <w:t>) function to check that.</w:t>
+      </w:r>
+    </w:p>
+    <w:p>
+      <w:pPr>
+        <w:ind w:left="360"/>
+        <w:rPr>
+          <w:sz w:val="28"/>
+          <w:szCs w:val="28"/>
+          <w:lang w:val="en-GB"/>
+        </w:rPr>
+      </w:pPr>
+      <w:r>
+        <w:rPr>
+          <w:b/>
+          <w:bCs/>
+          <w:sz w:val="28"/>
+          <w:szCs w:val="28"/>
+          <w:lang w:val="en-GB"/>
+        </w:rPr>
+        <w:t>Categorical features</w:t>
+      </w:r>
+      <w:r>
+        <w:rPr>
+          <w:sz w:val="28"/>
+          <w:szCs w:val="28"/>
+          <w:lang w:val="en-GB"/>
+        </w:rPr>
+        <w:t>:</w:t>
+      </w:r>
+    </w:p>
+    <w:p>
+      <w:pPr>
+        <w:ind w:left="360"/>
+        <w:rPr>
+          <w:sz w:val="28"/>
+          <w:szCs w:val="28"/>
+          <w:lang w:val="en-GB"/>
+        </w:rPr>
+      </w:pPr>
+      <w:r>
+        <w:rPr>
+          <w:sz w:val="28"/>
+          <w:szCs w:val="28"/>
+          <w:lang w:val="en-GB"/>
+        </w:rPr>
+        <w:t>We can use chi-squared test</w:t>
+      </w:r>
+      <w:r>
+        <w:rPr>
+          <w:sz w:val="28"/>
+          <w:szCs w:val="28"/>
+          <w:lang w:val="en-GB"/>
+        </w:rPr>
+        <w:t xml:space="preserve"> to check dependence and </w:t>
+      </w:r>
+      <w:proofErr w:type="spellStart"/>
+      <w:r>
+        <w:rPr>
+          <w:sz w:val="28"/>
+          <w:szCs w:val="28"/>
+          <w:lang w:val="en-GB"/>
+        </w:rPr>
+        <w:t>cramer’s</w:t>
+      </w:r>
+      <w:proofErr w:type="spellEnd"/>
+      <w:r>
+        <w:rPr>
+          <w:sz w:val="28"/>
+          <w:szCs w:val="28"/>
+          <w:lang w:val="en-GB"/>
+        </w:rPr>
+        <w:t xml:space="preserve"> V to check how strong the dependence is.</w:t>
+      </w:r>
+    </w:p>
+    <w:p>
+      <w:pPr>
+        <w:ind w:left="360"/>
+        <w:rPr>
+          <w:sz w:val="28"/>
+          <w:szCs w:val="28"/>
+          <w:lang w:val="en-GB"/>
+        </w:rPr>
+      </w:pPr>
+      <w:r>
+        <w:rPr>
+          <w:sz w:val="28"/>
+          <w:szCs w:val="28"/>
+          <w:lang w:val="en-GB"/>
+        </w:rPr>
+        <w:t>H0: the two features are independent</w:t>
+      </w:r>
+    </w:p>
+    <w:p>
+      <w:pPr>
+        <w:ind w:left="360"/>
+        <w:rPr>
+          <w:sz w:val="28"/>
+          <w:szCs w:val="28"/>
+          <w:lang w:val="en-GB"/>
+        </w:rPr>
+      </w:pPr>
+      <w:r>
+        <w:rPr>
+          <w:sz w:val="28"/>
+          <w:szCs w:val="28"/>
+          <w:lang w:val="en-GB"/>
+        </w:rPr>
+        <w:t>H1: the two features are dependent.</w:t>
+      </w:r>
+    </w:p>
+    <w:p>
+      <w:pPr>
+        <w:ind w:left="360"/>
+        <w:rPr>
+          <w:sz w:val="28"/>
+          <w:szCs w:val="28"/>
+          <w:lang w:val="en-GB"/>
+        </w:rPr>
+      </w:pPr>
+      <w:r>
+        <w:rPr>
+          <w:sz w:val="28"/>
+          <w:szCs w:val="28"/>
+          <w:lang w:val="en-GB"/>
+        </w:rPr>
+        <w:t>If p-value &lt;0.05, reject H0 -&gt; features are dependent</w:t>
+      </w:r>
+    </w:p>
+    <w:p>
+      <w:pPr>
+        <w:ind w:left="360"/>
+        <w:rPr>
+          <w:sz w:val="28"/>
+          <w:szCs w:val="28"/>
+          <w:lang w:val="en-GB"/>
+        </w:rPr>
+      </w:pPr>
+      <w:r>
+        <w:rPr>
+          <w:sz w:val="28"/>
+          <w:szCs w:val="28"/>
+          <w:lang w:val="en-GB"/>
+        </w:rPr>
+        <w:t>If p-value &gt;= 0.05, fail to reject H0 -&gt; features are independent.</w:t>
+      </w:r>
+    </w:p>
+    <w:p>
+      <w:pPr>
+        <w:ind w:left="360"/>
+        <w:rPr>
+          <w:sz w:val="28"/>
+          <w:szCs w:val="28"/>
+          <w:lang w:val="en-GB"/>
+        </w:rPr>
+      </w:pPr>
+    </w:p>
+    <w:p>
+      <w:pPr>
+        <w:ind w:left="360"/>
+        <w:rPr>
+          <w:sz w:val="28"/>
+          <w:szCs w:val="28"/>
+          <w:lang w:val="en-GB"/>
+        </w:rPr>
+      </w:pPr>
+      <w:r>
+        <w:rPr>
+          <w:sz w:val="28"/>
+          <w:szCs w:val="28"/>
+          <w:lang w:val="en-GB"/>
+        </w:rPr>
+        <w:t>When 2 features are highly correlated or dependent, we can drop one of them or combine them.</w:t>
+      </w:r>
+    </w:p>
+    <w:p>
+      <w:pPr>
+        <w:ind w:left="360"/>
+        <w:rPr>
+          <w:sz w:val="28"/>
+          <w:szCs w:val="28"/>
+          <w:lang w:val="en-GB"/>
+        </w:rPr>
+      </w:pPr>
+    </w:p>
+    <w:p>
+      <w:pPr>
+        <w:ind w:left="360"/>
+        <w:rPr>
+          <w:sz w:val="28"/>
+          <w:szCs w:val="28"/>
+          <w:lang w:val="en-GB"/>
+        </w:rPr>
+      </w:pPr>
+      <w:r>
+        <w:rPr>
+          <w:sz w:val="28"/>
+          <w:szCs w:val="28"/>
+          <w:lang w:val="en-GB"/>
+        </w:rPr>
+        <w:t xml:space="preserve">We also check correlation between features and target, to know which features are highly correlated to the target. </w:t>
+      </w:r>
+    </w:p>
+    <w:p>
+      <w:pPr>
+        <w:ind w:left="360"/>
+        <w:rPr>
+          <w:sz w:val="28"/>
+          <w:szCs w:val="28"/>
+          <w:lang w:val="en-GB"/>
+        </w:rPr>
+      </w:pPr>
+      <w:r>
+        <w:rPr>
+          <w:sz w:val="28"/>
+          <w:szCs w:val="28"/>
+          <w:lang w:val="en-GB"/>
+        </w:rPr>
+        <w:t xml:space="preserve">categorical features with categorical target -&gt; Chi-squared and </w:t>
+      </w:r>
+      <w:proofErr w:type="spellStart"/>
+      <w:r>
+        <w:rPr>
+          <w:sz w:val="28"/>
+          <w:szCs w:val="28"/>
+          <w:lang w:val="en-GB"/>
+        </w:rPr>
+        <w:t>cramer’s</w:t>
+      </w:r>
+      <w:proofErr w:type="spellEnd"/>
+      <w:r>
+        <w:rPr>
+          <w:sz w:val="28"/>
+          <w:szCs w:val="28"/>
+          <w:lang w:val="en-GB"/>
+        </w:rPr>
+        <w:t xml:space="preserve"> V</w:t>
+      </w:r>
+    </w:p>
+    <w:p>
+      <w:pPr>
+        <w:ind w:left="360"/>
+        <w:rPr>
+          <w:sz w:val="28"/>
+          <w:szCs w:val="28"/>
+          <w:lang w:val="en-GB"/>
+        </w:rPr>
+      </w:pPr>
+      <w:r>
+        <w:rPr>
+          <w:sz w:val="28"/>
+          <w:szCs w:val="28"/>
+          <w:lang w:val="en-GB"/>
+        </w:rPr>
+        <w:t>Numerical features with categorical target -&gt; Anova/F-Test</w:t>
+      </w:r>
+    </w:p>
+    <w:p>
+      <w:pPr>
+        <w:ind w:left="360"/>
+        <w:rPr>
+          <w:sz w:val="28"/>
+          <w:szCs w:val="28"/>
+          <w:lang w:val="en-GB"/>
+        </w:rPr>
+      </w:pPr>
+      <w:r>
+        <w:rPr>
+          <w:sz w:val="28"/>
+          <w:szCs w:val="28"/>
+          <w:lang w:val="en-GB"/>
+        </w:rPr>
+        <w:t xml:space="preserve">Numerical features with numerical target -&gt; Pearson/Kendall with </w:t>
+      </w:r>
+      <w:proofErr w:type="spellStart"/>
+      <w:proofErr w:type="gramStart"/>
+      <w:r>
+        <w:rPr>
+          <w:sz w:val="28"/>
+          <w:szCs w:val="28"/>
+          <w:lang w:val="en-GB"/>
+        </w:rPr>
+        <w:t>df.corr</w:t>
+      </w:r>
+      <w:proofErr w:type="spellEnd"/>
+      <w:proofErr w:type="gramEnd"/>
+      <w:r>
+        <w:rPr>
+          <w:sz w:val="28"/>
+          <w:szCs w:val="28"/>
+          <w:lang w:val="en-GB"/>
+        </w:rPr>
+        <w:t>()</w:t>
+      </w:r>
+    </w:p>
+    <w:p>
+      <w:pPr>
+        <w:ind w:left="360"/>
+        <w:rPr>
+          <w:sz w:val="28"/>
+          <w:szCs w:val="28"/>
+          <w:lang w:val="en-GB"/>
+        </w:rPr>
+      </w:pPr>
+    </w:p>
+    <w:p>
+      <w:pPr>
+        <w:ind w:left="360"/>
+        <w:rPr>
+          <w:b/>
+          <w:bCs/>
+          <w:sz w:val="28"/>
+          <w:szCs w:val="28"/>
+          <w:lang w:val="en-GB"/>
+        </w:rPr>
+      </w:pPr>
+      <w:r>
+        <w:rPr>
+          <w:b/>
+          <w:bCs/>
+          <w:sz w:val="28"/>
+          <w:szCs w:val="28"/>
+          <w:lang w:val="en-GB"/>
+        </w:rPr>
+        <w:lastRenderedPageBreak/>
+        <w:t>Distribution of numerical features by target feature</w:t>
+      </w:r>
+      <w:r>
+        <w:rPr>
+          <w:b/>
+          <w:bCs/>
+          <w:sz w:val="28"/>
+          <w:szCs w:val="28"/>
+          <w:lang w:val="en-GB"/>
+        </w:rPr>
+        <w:t xml:space="preserve"> (in case we get a categorical target or a numerical one with few values)</w:t>
+      </w:r>
+      <w:r>
+        <w:rPr>
+          <w:b/>
+          <w:bCs/>
+          <w:sz w:val="28"/>
+          <w:szCs w:val="28"/>
+          <w:lang w:val="en-GB"/>
+        </w:rPr>
+        <w:t>.</w:t>
+      </w:r>
+    </w:p>
+    <w:p>
+      <w:pPr>
+        <w:ind w:left="360"/>
+        <w:rPr>
+          <w:sz w:val="28"/>
+          <w:szCs w:val="28"/>
+          <w:lang w:val="en-GB"/>
+        </w:rPr>
+      </w:pPr>
+      <w:r>
+        <w:rPr>
+          <w:sz w:val="28"/>
+          <w:szCs w:val="28"/>
+          <w:lang w:val="en-GB"/>
+        </w:rPr>
+        <w:t>Here we can use boxplots and histograms to show how features are distributed according to the target.</w:t>
+      </w:r>
+    </w:p>
+    <w:p>
+      <w:pPr>
+        <w:ind w:left="360"/>
+        <w:rPr>
+          <w:sz w:val="28"/>
+          <w:szCs w:val="28"/>
+          <w:lang w:val="en-GB"/>
+        </w:rPr>
+      </w:pPr>
+    </w:p>
+    <w:p>
+      <w:pPr>
+        <w:ind w:left="360"/>
+        <w:rPr>
+          <w:sz w:val="28"/>
+          <w:szCs w:val="28"/>
+          <w:lang w:val="en-GB"/>
+        </w:rPr>
+      </w:pPr>
+      <w:r>
+        <w:rPr>
+          <w:sz w:val="28"/>
+          <w:szCs w:val="28"/>
+          <w:lang w:val="en-GB"/>
+        </w:rPr>
+        <w:t>At the end we do some visualizations responding to questions around the problematic.</w:t>
+      </w:r>
+    </w:p>
+    <w:p>
+      <w:pPr>
+        <w:ind w:left="360"/>
+        <w:rPr>
+          <w:sz w:val="28"/>
+          <w:szCs w:val="28"/>
+          <w:lang w:val="en-GB"/>
+        </w:rPr>
+      </w:pPr>
+    </w:p>
+    <w:p>
+      <w:pPr>
+        <w:pStyle w:val="Paragraphedeliste"/>
+        <w:numPr>
+          <w:ilvl w:val="1"/>
+          <w:numId w:val="2"/>
+        </w:numPr>
+        <w:rPr>
+          <w:b/>
+          <w:bCs/>
+          <w:sz w:val="28"/>
+          <w:szCs w:val="28"/>
+          <w:lang w:val="en-GB"/>
+        </w:rPr>
+      </w:pPr>
+      <w:r>
+        <w:rPr>
+          <w:b/>
+          <w:bCs/>
+          <w:sz w:val="28"/>
+          <w:szCs w:val="28"/>
+          <w:lang w:val="en-GB"/>
+        </w:rPr>
+        <w:t>Feature engineering</w:t>
+      </w:r>
+    </w:p>
+    <w:p>
+      <w:pPr>
+        <w:rPr>
+          <w:sz w:val="28"/>
+          <w:szCs w:val="28"/>
+          <w:lang w:val="en-GB"/>
+        </w:rPr>
+      </w:pPr>
+    </w:p>
+    <w:p>
+      <w:pPr>
+        <w:pStyle w:val="Paragraphedeliste"/>
+        <w:numPr>
+          <w:ilvl w:val="0"/>
+          <w:numId w:val="7"/>
+        </w:numPr>
+        <w:rPr>
+          <w:sz w:val="28"/>
+          <w:szCs w:val="28"/>
+          <w:lang w:val="en-GB"/>
+        </w:rPr>
+      </w:pPr>
+      <w:r>
+        <w:rPr>
+          <w:b/>
+          <w:bCs/>
+          <w:sz w:val="28"/>
+          <w:szCs w:val="28"/>
+          <w:lang w:val="en-GB"/>
+        </w:rPr>
+        <w:t>Data Cleaning</w:t>
+      </w:r>
+      <w:r>
+        <w:rPr>
+          <w:sz w:val="28"/>
+          <w:szCs w:val="28"/>
+          <w:lang w:val="en-GB"/>
+        </w:rPr>
+        <w:t>: we handle missing values, duplicates.</w:t>
+      </w:r>
+    </w:p>
+    <w:p>
+      <w:pPr>
+        <w:pStyle w:val="Paragraphedeliste"/>
+        <w:rPr>
+          <w:sz w:val="28"/>
+          <w:szCs w:val="28"/>
+          <w:lang w:val="en-GB"/>
+        </w:rPr>
+      </w:pPr>
+      <w:r>
+        <w:rPr>
+          <w:sz w:val="28"/>
+          <w:szCs w:val="28"/>
+          <w:lang w:val="en-GB"/>
+        </w:rPr>
+        <w:t>We can check the percentage of missing values for each feature in the dataset.</w:t>
+      </w:r>
+    </w:p>
+    <w:p>
+      <w:pPr>
+        <w:pStyle w:val="Paragraphedeliste"/>
+        <w:numPr>
+          <w:ilvl w:val="0"/>
+          <w:numId w:val="7"/>
+        </w:numPr>
+        <w:rPr>
+          <w:sz w:val="28"/>
+          <w:szCs w:val="28"/>
+          <w:lang w:val="en-GB"/>
+        </w:rPr>
+      </w:pPr>
+      <w:r>
+        <w:rPr>
+          <w:b/>
+          <w:bCs/>
+          <w:sz w:val="28"/>
+          <w:szCs w:val="28"/>
+          <w:lang w:val="en-GB"/>
+        </w:rPr>
+        <w:t>Feature engineering</w:t>
+      </w:r>
+      <w:r>
+        <w:rPr>
+          <w:sz w:val="28"/>
+          <w:szCs w:val="28"/>
+          <w:lang w:val="en-GB"/>
+        </w:rPr>
+        <w:t>:</w:t>
+      </w:r>
+    </w:p>
+    <w:p>
+      <w:pPr>
+        <w:pStyle w:val="Paragraphedeliste"/>
+        <w:rPr>
+          <w:b/>
+          <w:bCs/>
+          <w:sz w:val="28"/>
+          <w:szCs w:val="28"/>
+          <w:lang w:val="en-GB"/>
+        </w:rPr>
+      </w:pPr>
+    </w:p>
+    <w:p>
+      <w:pPr>
+        <w:pStyle w:val="Paragraphedeliste"/>
+        <w:rPr>
+          <w:b/>
+          <w:bCs/>
+          <w:sz w:val="28"/>
+          <w:szCs w:val="28"/>
+          <w:lang w:val="en-GB"/>
+        </w:rPr>
+      </w:pPr>
+      <w:r>
+        <w:rPr>
+          <w:b/>
+          <w:bCs/>
+          <w:sz w:val="28"/>
+          <w:szCs w:val="28"/>
+          <w:lang w:val="en-GB"/>
+        </w:rPr>
+        <w:t xml:space="preserve">*Feature extraction: </w:t>
+      </w:r>
+    </w:p>
+    <w:p>
+      <w:pPr>
+        <w:pStyle w:val="Paragraphedeliste"/>
+        <w:rPr>
+          <w:sz w:val="28"/>
+          <w:szCs w:val="28"/>
+          <w:lang w:val="en-GB"/>
+        </w:rPr>
+      </w:pPr>
+      <w:r>
+        <w:rPr>
+          <w:sz w:val="28"/>
+          <w:szCs w:val="28"/>
+          <w:lang w:val="en-GB"/>
+        </w:rPr>
+        <w:t>we convert year to age here because it is more meaningful for the model. To get age we subtract the current year by company’s year of establishment. Thus, our model can track the influence of a company’s age on the prediction of visa decision at the time it is made.</w:t>
+      </w:r>
+    </w:p>
+    <w:p>
+      <w:pPr>
+        <w:rPr>
+          <w:sz w:val="28"/>
+          <w:szCs w:val="28"/>
+          <w:lang w:val="en-GB"/>
+        </w:rPr>
+      </w:pPr>
+    </w:p>
+    <w:p>
+      <w:pPr>
+        <w:ind w:left="360"/>
         <w:rPr>
           <w:sz w:val="28"/>
           <w:szCs w:val="28"/>
@@ -2505,6 +3445,230 @@
     </w:lvl>
   </w:abstractNum>
   <w:abstractNum w:abstractNumId="1" w15:restartNumberingAfterBreak="0">
+    <w:nsid w:val="15A21209"/>
+    <w:multiLevelType w:val="hybridMultilevel"/>
+    <w:tmpl w:val="AFB0A1B8"/>
+    <w:lvl w:ilvl="0" w:tplc="7BD2A208">
+      <w:numFmt w:val="bullet"/>
+      <w:lvlText w:val="-"/>
+      <w:lvlJc w:val="left"/>
+      <w:pPr>
+        <w:ind w:left="720" w:hanging="360"/>
+      </w:pPr>
+      <w:rPr>
+        <w:rFonts w:ascii="Calibri" w:eastAsiaTheme="minorHAnsi" w:hAnsi="Calibri" w:cs="Calibri" w:hint="default"/>
+      </w:rPr>
+    </w:lvl>
+    <w:lvl w:ilvl="1" w:tplc="08090003" w:tentative="1">
+      <w:start w:val="1"/>
+      <w:numFmt w:val="bullet"/>
+      <w:lvlText w:val="o"/>
+      <w:lvlJc w:val="left"/>
+      <w:pPr>
+        <w:ind w:left="1440" w:hanging="360"/>
+      </w:pPr>
+      <w:rPr>
+        <w:rFonts w:ascii="Courier New" w:hAnsi="Courier New" w:cs="Courier New" w:hint="default"/>
+      </w:rPr>
+    </w:lvl>
+    <w:lvl w:ilvl="2" w:tplc="08090005" w:tentative="1">
+      <w:start w:val="1"/>
+      <w:numFmt w:val="bullet"/>
+      <w:lvlText w:val=""/>
+      <w:lvlJc w:val="left"/>
+      <w:pPr>
+        <w:ind w:left="2160" w:hanging="360"/>
+      </w:pPr>
+      <w:rPr>
+        <w:rFonts w:ascii="Wingdings" w:hAnsi="Wingdings" w:hint="default"/>
+      </w:rPr>
+    </w:lvl>
+    <w:lvl w:ilvl="3" w:tplc="08090001" w:tentative="1">
+      <w:start w:val="1"/>
+      <w:numFmt w:val="bullet"/>
+      <w:lvlText w:val=""/>
+      <w:lvlJc w:val="left"/>
+      <w:pPr>
+        <w:ind w:left="2880" w:hanging="360"/>
+      </w:pPr>
+      <w:rPr>
+        <w:rFonts w:ascii="Symbol" w:hAnsi="Symbol" w:hint="default"/>
+      </w:rPr>
+    </w:lvl>
+    <w:lvl w:ilvl="4" w:tplc="08090003" w:tentative="1">
+      <w:start w:val="1"/>
+      <w:numFmt w:val="bullet"/>
+      <w:lvlText w:val="o"/>
+      <w:lvlJc w:val="left"/>
+      <w:pPr>
+        <w:ind w:left="3600" w:hanging="360"/>
+      </w:pPr>
+      <w:rPr>
+        <w:rFonts w:ascii="Courier New" w:hAnsi="Courier New" w:cs="Courier New" w:hint="default"/>
+      </w:rPr>
+    </w:lvl>
+    <w:lvl w:ilvl="5" w:tplc="08090005" w:tentative="1">
+      <w:start w:val="1"/>
+      <w:numFmt w:val="bullet"/>
+      <w:lvlText w:val=""/>
+      <w:lvlJc w:val="left"/>
+      <w:pPr>
+        <w:ind w:left="4320" w:hanging="360"/>
+      </w:pPr>
+      <w:rPr>
+        <w:rFonts w:ascii="Wingdings" w:hAnsi="Wingdings" w:hint="default"/>
+      </w:rPr>
+    </w:lvl>
+    <w:lvl w:ilvl="6" w:tplc="08090001" w:tentative="1">
+      <w:start w:val="1"/>
+      <w:numFmt w:val="bullet"/>
+      <w:lvlText w:val=""/>
+      <w:lvlJc w:val="left"/>
+      <w:pPr>
+        <w:ind w:left="5040" w:hanging="360"/>
+      </w:pPr>
+      <w:rPr>
+        <w:rFonts w:ascii="Symbol" w:hAnsi="Symbol" w:hint="default"/>
+      </w:rPr>
+    </w:lvl>
+    <w:lvl w:ilvl="7" w:tplc="08090003" w:tentative="1">
+      <w:start w:val="1"/>
+      <w:numFmt w:val="bullet"/>
+      <w:lvlText w:val="o"/>
+      <w:lvlJc w:val="left"/>
+      <w:pPr>
+        <w:ind w:left="5760" w:hanging="360"/>
+      </w:pPr>
+      <w:rPr>
+        <w:rFonts w:ascii="Courier New" w:hAnsi="Courier New" w:cs="Courier New" w:hint="default"/>
+      </w:rPr>
+    </w:lvl>
+    <w:lvl w:ilvl="8" w:tplc="08090005" w:tentative="1">
+      <w:start w:val="1"/>
+      <w:numFmt w:val="bullet"/>
+      <w:lvlText w:val=""/>
+      <w:lvlJc w:val="left"/>
+      <w:pPr>
+        <w:ind w:left="6480" w:hanging="360"/>
+      </w:pPr>
+      <w:rPr>
+        <w:rFonts w:ascii="Wingdings" w:hAnsi="Wingdings" w:hint="default"/>
+      </w:rPr>
+    </w:lvl>
+  </w:abstractNum>
+  <w:abstractNum w:abstractNumId="2" w15:restartNumberingAfterBreak="0">
+    <w:nsid w:val="34420978"/>
+    <w:multiLevelType w:val="hybridMultilevel"/>
+    <w:tmpl w:val="62F4B8EA"/>
+    <w:lvl w:ilvl="0" w:tplc="B0647762">
+      <w:numFmt w:val="bullet"/>
+      <w:lvlText w:val="-"/>
+      <w:lvlJc w:val="left"/>
+      <w:pPr>
+        <w:ind w:left="720" w:hanging="360"/>
+      </w:pPr>
+      <w:rPr>
+        <w:rFonts w:ascii="Calibri" w:eastAsiaTheme="minorHAnsi" w:hAnsi="Calibri" w:cs="Calibri" w:hint="default"/>
+      </w:rPr>
+    </w:lvl>
+    <w:lvl w:ilvl="1" w:tplc="08090003" w:tentative="1">
+      <w:start w:val="1"/>
+      <w:numFmt w:val="bullet"/>
+      <w:lvlText w:val="o"/>
+      <w:lvlJc w:val="left"/>
+      <w:pPr>
+        <w:ind w:left="1440" w:hanging="360"/>
+      </w:pPr>
+      <w:rPr>
+        <w:rFonts w:ascii="Courier New" w:hAnsi="Courier New" w:cs="Courier New" w:hint="default"/>
+      </w:rPr>
+    </w:lvl>
+    <w:lvl w:ilvl="2" w:tplc="08090005" w:tentative="1">
+      <w:start w:val="1"/>
+      <w:numFmt w:val="bullet"/>
+      <w:lvlText w:val=""/>
+      <w:lvlJc w:val="left"/>
+      <w:pPr>
+        <w:ind w:left="2160" w:hanging="360"/>
+      </w:pPr>
+      <w:rPr>
+        <w:rFonts w:ascii="Wingdings" w:hAnsi="Wingdings" w:hint="default"/>
+      </w:rPr>
+    </w:lvl>
+    <w:lvl w:ilvl="3" w:tplc="08090001" w:tentative="1">
+      <w:start w:val="1"/>
+      <w:numFmt w:val="bullet"/>
+      <w:lvlText w:val=""/>
+      <w:lvlJc w:val="left"/>
+      <w:pPr>
+        <w:ind w:left="2880" w:hanging="360"/>
+      </w:pPr>
+      <w:rPr>
+        <w:rFonts w:ascii="Symbol" w:hAnsi="Symbol" w:hint="default"/>
+      </w:rPr>
+    </w:lvl>
+    <w:lvl w:ilvl="4" w:tplc="08090003" w:tentative="1">
+      <w:start w:val="1"/>
+      <w:numFmt w:val="bullet"/>
+      <w:lvlText w:val="o"/>
+      <w:lvlJc w:val="left"/>
+      <w:pPr>
+        <w:ind w:left="3600" w:hanging="360"/>
+      </w:pPr>
+      <w:rPr>
+        <w:rFonts w:ascii="Courier New" w:hAnsi="Courier New" w:cs="Courier New" w:hint="default"/>
+      </w:rPr>
+    </w:lvl>
+    <w:lvl w:ilvl="5" w:tplc="08090005" w:tentative="1">
+      <w:start w:val="1"/>
+      <w:numFmt w:val="bullet"/>
+      <w:lvlText w:val=""/>
+      <w:lvlJc w:val="left"/>
+      <w:pPr>
+        <w:ind w:left="4320" w:hanging="360"/>
+      </w:pPr>
+      <w:rPr>
+        <w:rFonts w:ascii="Wingdings" w:hAnsi="Wingdings" w:hint="default"/>
+      </w:rPr>
+    </w:lvl>
+    <w:lvl w:ilvl="6" w:tplc="08090001" w:tentative="1">
+      <w:start w:val="1"/>
+      <w:numFmt w:val="bullet"/>
+      <w:lvlText w:val=""/>
+      <w:lvlJc w:val="left"/>
+      <w:pPr>
+        <w:ind w:left="5040" w:hanging="360"/>
+      </w:pPr>
+      <w:rPr>
+        <w:rFonts w:ascii="Symbol" w:hAnsi="Symbol" w:hint="default"/>
+      </w:rPr>
+    </w:lvl>
+    <w:lvl w:ilvl="7" w:tplc="08090003" w:tentative="1">
+      <w:start w:val="1"/>
+      <w:numFmt w:val="bullet"/>
+      <w:lvlText w:val="o"/>
+      <w:lvlJc w:val="left"/>
+      <w:pPr>
+        <w:ind w:left="5760" w:hanging="360"/>
+      </w:pPr>
+      <w:rPr>
+        <w:rFonts w:ascii="Courier New" w:hAnsi="Courier New" w:cs="Courier New" w:hint="default"/>
+      </w:rPr>
+    </w:lvl>
+    <w:lvl w:ilvl="8" w:tplc="08090005" w:tentative="1">
+      <w:start w:val="1"/>
+      <w:numFmt w:val="bullet"/>
+      <w:lvlText w:val=""/>
+      <w:lvlJc w:val="left"/>
+      <w:pPr>
+        <w:ind w:left="6480" w:hanging="360"/>
+      </w:pPr>
+      <w:rPr>
+        <w:rFonts w:ascii="Wingdings" w:hAnsi="Wingdings" w:hint="default"/>
+      </w:rPr>
+    </w:lvl>
+  </w:abstractNum>
+  <w:abstractNum w:abstractNumId="3" w15:restartNumberingAfterBreak="0">
     <w:nsid w:val="4DF5699D"/>
     <w:multiLevelType w:val="hybridMultilevel"/>
     <w:tmpl w:val="3542B6CE"/>
@@ -2616,7 +3780,7 @@
       </w:rPr>
     </w:lvl>
   </w:abstractNum>
-  <w:abstractNum w:abstractNumId="2" w15:restartNumberingAfterBreak="0">
+  <w:abstractNum w:abstractNumId="4" w15:restartNumberingAfterBreak="0">
     <w:nsid w:val="52A37276"/>
     <w:multiLevelType w:val="hybridMultilevel"/>
     <w:tmpl w:val="C3C052A0"/>
@@ -2728,7 +3892,7 @@
       </w:rPr>
     </w:lvl>
   </w:abstractNum>
-  <w:abstractNum w:abstractNumId="3" w15:restartNumberingAfterBreak="0">
+  <w:abstractNum w:abstractNumId="5" w15:restartNumberingAfterBreak="0">
     <w:nsid w:val="76085A32"/>
     <w:multiLevelType w:val="multilevel"/>
     <w:tmpl w:val="E5F801C2"/>
@@ -2877,7 +4041,7 @@
       </w:rPr>
     </w:lvl>
   </w:abstractNum>
-  <w:abstractNum w:abstractNumId="4" w15:restartNumberingAfterBreak="0">
+  <w:abstractNum w:abstractNumId="6" w15:restartNumberingAfterBreak="0">
     <w:nsid w:val="7AB54F9D"/>
     <w:multiLevelType w:val="hybridMultilevel"/>
     <w:tmpl w:val="B5ECD12C"/>
@@ -2990,19 +4154,25 @@
     </w:lvl>
   </w:abstractNum>
   <w:num w:numId="1" w16cid:durableId="1178156359">
-    <w:abstractNumId w:val="2"/>
+    <w:abstractNumId w:val="4"/>
   </w:num>
   <w:num w:numId="2" w16cid:durableId="271254464">
     <w:abstractNumId w:val="0"/>
   </w:num>
   <w:num w:numId="3" w16cid:durableId="1080327143">
+    <w:abstractNumId w:val="3"/>
+  </w:num>
+  <w:num w:numId="4" w16cid:durableId="988052700">
+    <w:abstractNumId w:val="6"/>
+  </w:num>
+  <w:num w:numId="5" w16cid:durableId="1692949228">
+    <w:abstractNumId w:val="5"/>
+  </w:num>
+  <w:num w:numId="6" w16cid:durableId="1231815701">
     <w:abstractNumId w:val="1"/>
   </w:num>
-  <w:num w:numId="4" w16cid:durableId="988052700">
-    <w:abstractNumId w:val="4"/>
-  </w:num>
-  <w:num w:numId="5" w16cid:durableId="1692949228">
-    <w:abstractNumId w:val="3"/>
+  <w:num w:numId="7" w16cid:durableId="118650920">
+    <w:abstractNumId w:val="2"/>
   </w:num>
 </w:numbering>
 </file>
@@ -3613,6 +4783,7 @@
   <w:style w:type="character" w:default="1" w:styleId="Policepardfaut">
     <w:name w:val="Default Paragraph Font"/>
     <w:uiPriority w:val="1"/>
+    <w:semiHidden/>
     <w:unhideWhenUsed/>
   </w:style>
   <w:style w:type="table" w:default="1" w:styleId="TableauNormal">

--- a/project notes.docx
+++ b/project notes.docx
@@ -3293,6 +3293,436 @@
     </w:p>
     <w:p>
       <w:pPr>
+        <w:rPr>
+          <w:sz w:val="28"/>
+          <w:szCs w:val="28"/>
+          <w:lang w:val="en-GB"/>
+        </w:rPr>
+      </w:pPr>
+      <w:r>
+        <w:rPr>
+          <w:sz w:val="28"/>
+          <w:szCs w:val="28"/>
+          <w:lang w:val="en-GB"/>
+        </w:rPr>
+        <w:tab/>
+      </w:r>
+    </w:p>
+    <w:p>
+      <w:pPr>
+        <w:rPr>
+          <w:b/>
+          <w:bCs/>
+          <w:sz w:val="28"/>
+          <w:szCs w:val="28"/>
+          <w:lang w:val="en-GB"/>
+        </w:rPr>
+      </w:pPr>
+      <w:r>
+        <w:rPr>
+          <w:sz w:val="28"/>
+          <w:szCs w:val="28"/>
+          <w:lang w:val="en-GB"/>
+        </w:rPr>
+        <w:tab/>
+      </w:r>
+      <w:r>
+        <w:rPr>
+          <w:b/>
+          <w:bCs/>
+          <w:sz w:val="28"/>
+          <w:szCs w:val="28"/>
+          <w:lang w:val="en-GB"/>
+        </w:rPr>
+        <w:t>*Power transformation</w:t>
+      </w:r>
+      <w:r>
+        <w:rPr>
+          <w:b/>
+          <w:bCs/>
+          <w:sz w:val="28"/>
+          <w:szCs w:val="28"/>
+          <w:lang w:val="en-GB"/>
+        </w:rPr>
+        <w:t xml:space="preserve">: </w:t>
+      </w:r>
+    </w:p>
+    <w:p>
+      <w:pPr>
+        <w:rPr>
+          <w:sz w:val="28"/>
+          <w:szCs w:val="28"/>
+          <w:lang w:val="en-GB"/>
+        </w:rPr>
+      </w:pPr>
+      <w:r>
+        <w:rPr>
+          <w:b/>
+          <w:bCs/>
+          <w:sz w:val="28"/>
+          <w:szCs w:val="28"/>
+          <w:lang w:val="en-GB"/>
+        </w:rPr>
+        <w:tab/>
+      </w:r>
+      <w:r>
+        <w:rPr>
+          <w:sz w:val="28"/>
+          <w:szCs w:val="28"/>
+          <w:lang w:val="en-GB"/>
+        </w:rPr>
+        <w:t xml:space="preserve">Some of the numerical values have skewed distribution, to fix that, we can use </w:t>
+      </w:r>
+      <w:r>
+        <w:rPr>
+          <w:b/>
+          <w:bCs/>
+          <w:sz w:val="28"/>
+          <w:szCs w:val="28"/>
+          <w:lang w:val="en-GB"/>
+        </w:rPr>
+        <w:t>yeo-</w:t>
+      </w:r>
+      <w:proofErr w:type="spellStart"/>
+      <w:r>
+        <w:rPr>
+          <w:b/>
+          <w:bCs/>
+          <w:sz w:val="28"/>
+          <w:szCs w:val="28"/>
+          <w:lang w:val="en-GB"/>
+        </w:rPr>
+        <w:t>jonhson</w:t>
+      </w:r>
+      <w:proofErr w:type="spellEnd"/>
+      <w:r>
+        <w:rPr>
+          <w:sz w:val="28"/>
+          <w:szCs w:val="28"/>
+          <w:lang w:val="en-GB"/>
+        </w:rPr>
+        <w:t xml:space="preserve"> method. As a clarification scaling doesn’t fix skewness, it only </w:t>
+      </w:r>
+      <w:r>
+        <w:rPr>
+          <w:sz w:val="28"/>
+          <w:szCs w:val="28"/>
+          <w:lang w:val="en-GB"/>
+        </w:rPr>
+        <w:t>adjusts</w:t>
+      </w:r>
+      <w:r>
+        <w:rPr>
+          <w:sz w:val="28"/>
+          <w:szCs w:val="28"/>
+          <w:lang w:val="en-GB"/>
+        </w:rPr>
+        <w:t xml:space="preserve"> units between values of a feature. But power transformation</w:t>
+      </w:r>
+      <w:r>
+        <w:rPr>
+          <w:sz w:val="28"/>
+          <w:szCs w:val="28"/>
+          <w:lang w:val="en-GB"/>
+        </w:rPr>
+        <w:t xml:space="preserve"> changes</w:t>
+      </w:r>
+      <w:r>
+        <w:rPr>
+          <w:sz w:val="28"/>
+          <w:szCs w:val="28"/>
+          <w:lang w:val="en-GB"/>
+        </w:rPr>
+        <w:t xml:space="preserve"> the distribution of a numerical value so that it becomes more Gaussian, more symmetric.</w:t>
+      </w:r>
+    </w:p>
+    <w:p>
+      <w:pPr>
+        <w:rPr>
+          <w:sz w:val="28"/>
+          <w:szCs w:val="28"/>
+          <w:lang w:val="en-GB"/>
+        </w:rPr>
+      </w:pPr>
+    </w:p>
+    <w:p>
+      <w:pPr>
+        <w:rPr>
+          <w:sz w:val="28"/>
+          <w:szCs w:val="28"/>
+          <w:lang w:val="en-GB"/>
+        </w:rPr>
+      </w:pPr>
+      <w:r>
+        <w:rPr>
+          <w:sz w:val="28"/>
+          <w:szCs w:val="28"/>
+          <w:lang w:val="en-GB"/>
+        </w:rPr>
+        <w:t>W</w:t>
+      </w:r>
+      <w:r>
+        <w:rPr>
+          <w:sz w:val="28"/>
+          <w:szCs w:val="28"/>
+          <w:lang w:val="en-GB"/>
+        </w:rPr>
+        <w:t>e are going to set a column transformer pipeline that will ensure:</w:t>
+      </w:r>
+    </w:p>
+    <w:p>
+      <w:pPr>
+        <w:rPr>
+          <w:sz w:val="28"/>
+          <w:szCs w:val="28"/>
+          <w:lang w:val="en-GB"/>
+        </w:rPr>
+      </w:pPr>
+      <w:r>
+        <w:rPr>
+          <w:sz w:val="28"/>
+          <w:szCs w:val="28"/>
+          <w:lang w:val="en-GB"/>
+        </w:rPr>
+        <w:t>-one hot encoding for columns having lesser unique values and not ordinal</w:t>
+      </w:r>
+    </w:p>
+    <w:p>
+      <w:pPr>
+        <w:rPr>
+          <w:sz w:val="28"/>
+          <w:szCs w:val="28"/>
+          <w:lang w:val="en-GB"/>
+        </w:rPr>
+      </w:pPr>
+      <w:r>
+        <w:rPr>
+          <w:sz w:val="28"/>
+          <w:szCs w:val="28"/>
+          <w:lang w:val="en-GB"/>
+        </w:rPr>
+        <w:t>-ordinal encoding for columns having many unique values</w:t>
+      </w:r>
+    </w:p>
+    <w:p>
+      <w:pPr>
+        <w:rPr>
+          <w:sz w:val="28"/>
+          <w:szCs w:val="28"/>
+          <w:lang w:val="en-GB"/>
+        </w:rPr>
+      </w:pPr>
+      <w:r>
+        <w:rPr>
+          <w:sz w:val="28"/>
+          <w:szCs w:val="28"/>
+          <w:lang w:val="en-GB"/>
+        </w:rPr>
+        <w:lastRenderedPageBreak/>
+        <w:t>-power transformation to fix skewness</w:t>
+      </w:r>
+    </w:p>
+    <w:p>
+      <w:pPr>
+        <w:rPr>
+          <w:sz w:val="28"/>
+          <w:szCs w:val="28"/>
+          <w:lang w:val="en-GB"/>
+        </w:rPr>
+      </w:pPr>
+      <w:r>
+        <w:rPr>
+          <w:sz w:val="28"/>
+          <w:szCs w:val="28"/>
+          <w:lang w:val="en-GB"/>
+        </w:rPr>
+        <w:t>-standard scaler to scale features</w:t>
+      </w:r>
+    </w:p>
+    <w:p>
+      <w:pPr>
+        <w:rPr>
+          <w:sz w:val="28"/>
+          <w:szCs w:val="28"/>
+          <w:lang w:val="en-GB"/>
+        </w:rPr>
+      </w:pPr>
+    </w:p>
+    <w:p>
+      <w:pPr>
+        <w:pStyle w:val="Paragraphedeliste"/>
+        <w:numPr>
+          <w:ilvl w:val="0"/>
+          <w:numId w:val="7"/>
+        </w:numPr>
+        <w:rPr>
+          <w:sz w:val="28"/>
+          <w:szCs w:val="28"/>
+          <w:lang w:val="en-GB"/>
+        </w:rPr>
+      </w:pPr>
+      <w:r>
+        <w:rPr>
+          <w:sz w:val="28"/>
+          <w:szCs w:val="28"/>
+          <w:lang w:val="en-GB"/>
+        </w:rPr>
+        <w:t xml:space="preserve">Before executing any transformation, we are going to split our data first to avoid data leakage. After that the column transformer to </w:t>
+      </w:r>
+      <w:proofErr w:type="spellStart"/>
+      <w:r>
+        <w:rPr>
+          <w:sz w:val="28"/>
+          <w:szCs w:val="28"/>
+          <w:lang w:val="en-GB"/>
+        </w:rPr>
+        <w:t>x_train</w:t>
+      </w:r>
+      <w:proofErr w:type="spellEnd"/>
+      <w:r>
+        <w:rPr>
+          <w:sz w:val="28"/>
+          <w:szCs w:val="28"/>
+          <w:lang w:val="en-GB"/>
+        </w:rPr>
+        <w:t xml:space="preserve"> set.</w:t>
+      </w:r>
+    </w:p>
+    <w:p>
+      <w:pPr>
+        <w:pStyle w:val="Paragraphedeliste"/>
+        <w:numPr>
+          <w:ilvl w:val="0"/>
+          <w:numId w:val="7"/>
+        </w:numPr>
+        <w:rPr>
+          <w:sz w:val="28"/>
+          <w:szCs w:val="28"/>
+          <w:lang w:val="en-GB"/>
+        </w:rPr>
+      </w:pPr>
+      <w:r>
+        <w:rPr>
+          <w:sz w:val="28"/>
+          <w:szCs w:val="28"/>
+          <w:lang w:val="en-GB"/>
+        </w:rPr>
+        <w:t>We notice a class imbalance, so we are going to use resampling on train set to fix this.</w:t>
+      </w:r>
+    </w:p>
+    <w:p>
+      <w:pPr>
+        <w:pStyle w:val="Paragraphedeliste"/>
+        <w:numPr>
+          <w:ilvl w:val="0"/>
+          <w:numId w:val="7"/>
+        </w:numPr>
+        <w:rPr>
+          <w:sz w:val="28"/>
+          <w:szCs w:val="28"/>
+          <w:lang w:val="en-GB"/>
+        </w:rPr>
+      </w:pPr>
+    </w:p>
+    <w:p>
+      <w:pPr>
+        <w:rPr>
+          <w:sz w:val="28"/>
+          <w:szCs w:val="28"/>
+          <w:lang w:val="en-GB"/>
+        </w:rPr>
+      </w:pPr>
+    </w:p>
+    <w:p>
+      <w:pPr>
+        <w:pStyle w:val="Paragraphedeliste"/>
+        <w:numPr>
+          <w:ilvl w:val="1"/>
+          <w:numId w:val="2"/>
+        </w:numPr>
+        <w:rPr>
+          <w:b/>
+          <w:bCs/>
+          <w:sz w:val="28"/>
+          <w:szCs w:val="28"/>
+          <w:lang w:val="en-GB"/>
+        </w:rPr>
+      </w:pPr>
+      <w:r>
+        <w:rPr>
+          <w:b/>
+          <w:bCs/>
+          <w:sz w:val="28"/>
+          <w:szCs w:val="28"/>
+          <w:lang w:val="en-GB"/>
+        </w:rPr>
+        <w:t>Model and evaluation</w:t>
+      </w:r>
+    </w:p>
+    <w:p>
+      <w:pPr>
+        <w:rPr>
+          <w:sz w:val="28"/>
+          <w:szCs w:val="28"/>
+          <w:lang w:val="en-GB"/>
+        </w:rPr>
+      </w:pPr>
+      <w:r>
+        <w:rPr>
+          <w:sz w:val="28"/>
+          <w:szCs w:val="28"/>
+          <w:lang w:val="en-GB"/>
+        </w:rPr>
+        <w:t xml:space="preserve">We test several models with their default hyperparameters, find the best ones. And then optimize it through </w:t>
+      </w:r>
+      <w:proofErr w:type="spellStart"/>
+      <w:r>
+        <w:rPr>
+          <w:sz w:val="28"/>
+          <w:szCs w:val="28"/>
+          <w:lang w:val="en-GB"/>
+        </w:rPr>
+        <w:t>gridsearch</w:t>
+      </w:r>
+      <w:proofErr w:type="spellEnd"/>
+      <w:r>
+        <w:rPr>
+          <w:sz w:val="28"/>
+          <w:szCs w:val="28"/>
+          <w:lang w:val="en-GB"/>
+        </w:rPr>
+        <w:t>.</w:t>
+      </w:r>
+    </w:p>
+    <w:p>
+      <w:pPr>
+        <w:pStyle w:val="Paragraphedeliste"/>
+        <w:numPr>
+          <w:ilvl w:val="0"/>
+          <w:numId w:val="7"/>
+        </w:numPr>
+        <w:rPr>
+          <w:sz w:val="28"/>
+          <w:szCs w:val="28"/>
+          <w:lang w:val="en-GB"/>
+        </w:rPr>
+      </w:pPr>
+      <w:r>
+        <w:rPr>
+          <w:sz w:val="28"/>
+          <w:szCs w:val="28"/>
+          <w:lang w:val="en-GB"/>
+        </w:rPr>
+        <w:t>We discover that when we got low recall on test set, it’s because of imbalance class in dataset. Using resampling helps to get better recall (but accuracy decreases slightly), so the model predicts also the minority class.</w:t>
+      </w:r>
+    </w:p>
+    <w:p>
+      <w:pPr>
+        <w:pStyle w:val="Paragraphedeliste"/>
+        <w:numPr>
+          <w:ilvl w:val="0"/>
+          <w:numId w:val="7"/>
+        </w:numPr>
         <w:rPr>
           <w:sz w:val="28"/>
           <w:szCs w:val="28"/>

--- a/project notes.docx
+++ b/project notes.docx
@@ -1365,16 +1365,7 @@
           <w:szCs w:val="28"/>
           <w:lang w:val="en-GB"/>
         </w:rPr>
-        <w:t xml:space="preserve">    </w:t>
-      </w:r>
-      <w:proofErr w:type="gramStart"/>
-      <w:r>
-        <w:rPr>
-          <w:sz w:val="28"/>
-          <w:szCs w:val="28"/>
-          <w:lang w:val="en-GB"/>
-        </w:rPr>
-        <w:t>".</w:t>
+        <w:t>    ".</w:t>
       </w:r>
       <w:proofErr w:type="spellStart"/>
       <w:r>
@@ -1386,7 +1377,6 @@
         <w:t>dockerignore</w:t>
       </w:r>
       <w:proofErr w:type="spellEnd"/>
-      <w:proofErr w:type="gramEnd"/>
       <w:r>
         <w:rPr>
           <w:sz w:val="28"/>
@@ -2693,7 +2683,6 @@
         <w:t xml:space="preserve">We use the </w:t>
       </w:r>
       <w:proofErr w:type="spellStart"/>
-      <w:proofErr w:type="gramStart"/>
       <w:r>
         <w:rPr>
           <w:sz w:val="28"/>
@@ -2709,16 +2698,7 @@
           <w:szCs w:val="28"/>
           <w:lang w:val="en-GB"/>
         </w:rPr>
-        <w:t>(</w:t>
-      </w:r>
-      <w:proofErr w:type="gramEnd"/>
-      <w:r>
-        <w:rPr>
-          <w:sz w:val="28"/>
-          <w:szCs w:val="28"/>
-          <w:lang w:val="en-GB"/>
-        </w:rPr>
-        <w:t>) function to check that.</w:t>
+        <w:t>() function to check that.</w:t>
       </w:r>
     </w:p>
     <w:p>
@@ -2993,7 +2973,6 @@
         <w:t xml:space="preserve">Numerical features with numerical target -&gt; Pearson/Kendall with </w:t>
       </w:r>
       <w:proofErr w:type="spellStart"/>
-      <w:proofErr w:type="gramStart"/>
       <w:r>
         <w:rPr>
           <w:sz w:val="28"/>
@@ -3003,7 +2982,6 @@
         <w:t>df.corr</w:t>
       </w:r>
       <w:proofErr w:type="spellEnd"/>
-      <w:proofErr w:type="gramEnd"/>
       <w:r>
         <w:rPr>
           <w:sz w:val="28"/>
@@ -3718,10 +3696,28 @@
     </w:p>
     <w:p>
       <w:pPr>
+        <w:rPr>
+          <w:sz w:val="28"/>
+          <w:szCs w:val="28"/>
+          <w:lang w:val="en-GB"/>
+        </w:rPr>
+      </w:pPr>
+    </w:p>
+    <w:p>
+      <w:pPr>
+        <w:rPr>
+          <w:sz w:val="28"/>
+          <w:szCs w:val="28"/>
+          <w:lang w:val="en-GB"/>
+        </w:rPr>
+      </w:pPr>
+    </w:p>
+    <w:p>
+      <w:pPr>
         <w:pStyle w:val="Paragraphedeliste"/>
         <w:numPr>
           <w:ilvl w:val="0"/>
-          <w:numId w:val="7"/>
+          <w:numId w:val="2"/>
         </w:numPr>
         <w:rPr>
           <w:sz w:val="28"/>
@@ -3729,6 +3725,16 @@
           <w:lang w:val="en-GB"/>
         </w:rPr>
       </w:pPr>
+      <w:r>
+        <w:rPr>
+          <w:b/>
+          <w:bCs/>
+          <w:sz w:val="28"/>
+          <w:szCs w:val="28"/>
+          <w:lang w:val="en-GB"/>
+        </w:rPr>
+        <w:t>Data ingestion</w:t>
+      </w:r>
     </w:p>
     <w:p>
       <w:pPr>

--- a/project notes.docx
+++ b/project notes.docx
@@ -1365,7 +1365,16 @@
           <w:szCs w:val="28"/>
           <w:lang w:val="en-GB"/>
         </w:rPr>
-        <w:t>    ".</w:t>
+        <w:t xml:space="preserve">    </w:t>
+      </w:r>
+      <w:proofErr w:type="gramStart"/>
+      <w:r>
+        <w:rPr>
+          <w:sz w:val="28"/>
+          <w:szCs w:val="28"/>
+          <w:lang w:val="en-GB"/>
+        </w:rPr>
+        <w:t>".</w:t>
       </w:r>
       <w:proofErr w:type="spellStart"/>
       <w:r>
@@ -1377,6 +1386,7 @@
         <w:t>dockerignore</w:t>
       </w:r>
       <w:proofErr w:type="spellEnd"/>
+      <w:proofErr w:type="gramEnd"/>
       <w:r>
         <w:rPr>
           <w:sz w:val="28"/>
@@ -1403,7 +1413,15 @@
           <w:szCs w:val="28"/>
           <w:lang w:val="en-GB"/>
         </w:rPr>
-        <w:t>    "demo.py",</w:t>
+        <w:t>    "demo.py"</w:t>
+      </w:r>
+      <w:r>
+        <w:rPr>
+          <w:sz w:val="28"/>
+          <w:szCs w:val="28"/>
+          <w:lang w:val="en-GB"/>
+        </w:rPr>
+        <w:t>: we do tests here</w:t>
       </w:r>
     </w:p>
     <w:p>
@@ -2683,6 +2701,7 @@
         <w:t xml:space="preserve">We use the </w:t>
       </w:r>
       <w:proofErr w:type="spellStart"/>
+      <w:proofErr w:type="gramStart"/>
       <w:r>
         <w:rPr>
           <w:sz w:val="28"/>
@@ -2698,7 +2717,16 @@
           <w:szCs w:val="28"/>
           <w:lang w:val="en-GB"/>
         </w:rPr>
-        <w:t>() function to check that.</w:t>
+        <w:t>(</w:t>
+      </w:r>
+      <w:proofErr w:type="gramEnd"/>
+      <w:r>
+        <w:rPr>
+          <w:sz w:val="28"/>
+          <w:szCs w:val="28"/>
+          <w:lang w:val="en-GB"/>
+        </w:rPr>
+        <w:t>) function to check that.</w:t>
       </w:r>
     </w:p>
     <w:p>
@@ -2973,6 +3001,7 @@
         <w:t xml:space="preserve">Numerical features with numerical target -&gt; Pearson/Kendall with </w:t>
       </w:r>
       <w:proofErr w:type="spellStart"/>
+      <w:proofErr w:type="gramStart"/>
       <w:r>
         <w:rPr>
           <w:sz w:val="28"/>
@@ -2982,6 +3011,7 @@
         <w:t>df.corr</w:t>
       </w:r>
       <w:proofErr w:type="spellEnd"/>
+      <w:proofErr w:type="gramEnd"/>
       <w:r>
         <w:rPr>
           <w:sz w:val="28"/>
@@ -3739,6 +3769,800 @@
     <w:p>
       <w:pPr>
         <w:ind w:left="360"/>
+        <w:rPr>
+          <w:sz w:val="28"/>
+          <w:szCs w:val="28"/>
+          <w:lang w:val="en-GB"/>
+        </w:rPr>
+      </w:pPr>
+      <w:r>
+        <w:rPr>
+          <w:sz w:val="28"/>
+          <w:szCs w:val="28"/>
+          <w:lang w:val="en-GB"/>
+        </w:rPr>
+        <w:t>Data ingestion diagram is available in the flowcharts folder.</w:t>
+      </w:r>
+    </w:p>
+    <w:p>
+      <w:pPr>
+        <w:rPr>
+          <w:sz w:val="28"/>
+          <w:szCs w:val="28"/>
+          <w:lang w:val="en-GB"/>
+        </w:rPr>
+      </w:pPr>
+    </w:p>
+    <w:p>
+      <w:pPr>
+        <w:rPr>
+          <w:sz w:val="28"/>
+          <w:szCs w:val="28"/>
+          <w:lang w:val="en-GB"/>
+        </w:rPr>
+      </w:pPr>
+      <w:r>
+        <w:rPr>
+          <w:sz w:val="28"/>
+          <w:szCs w:val="28"/>
+          <w:lang w:val="en-GB"/>
+        </w:rPr>
+        <w:t xml:space="preserve">-A method to manage our secrets credentials is to create system environment </w:t>
+      </w:r>
+      <w:r>
+        <w:rPr>
+          <w:sz w:val="28"/>
+          <w:szCs w:val="28"/>
+          <w:lang w:val="en-GB"/>
+        </w:rPr>
+        <w:t>variable</w:t>
+      </w:r>
+      <w:r>
+        <w:rPr>
+          <w:sz w:val="28"/>
+          <w:szCs w:val="28"/>
+          <w:lang w:val="en-GB"/>
+        </w:rPr>
+        <w:t>s</w:t>
+      </w:r>
+    </w:p>
+    <w:p>
+      <w:pPr>
+        <w:rPr>
+          <w:sz w:val="28"/>
+          <w:szCs w:val="28"/>
+          <w:lang w:val="en-GB"/>
+        </w:rPr>
+      </w:pPr>
+      <w:r>
+        <w:rPr>
+          <w:sz w:val="28"/>
+          <w:szCs w:val="28"/>
+          <w:lang w:val="en-GB"/>
+        </w:rPr>
+        <w:t>Another with git bash is to export our variables, like this:</w:t>
+      </w:r>
+    </w:p>
+    <w:p>
+      <w:pPr>
+        <w:rPr>
+          <w:sz w:val="28"/>
+          <w:szCs w:val="28"/>
+          <w:lang w:val="en-GB"/>
+        </w:rPr>
+      </w:pPr>
+      <w:r>
+        <w:rPr>
+          <w:sz w:val="28"/>
+          <w:szCs w:val="28"/>
+          <w:lang w:val="en-GB"/>
+        </w:rPr>
+        <w:t>export MONGODB_URL="mongodb+srv://loicFraichlin:</w:t>
+      </w:r>
+      <w:r>
+        <w:rPr>
+          <w:sz w:val="28"/>
+          <w:szCs w:val="28"/>
+          <w:lang w:val="en-GB"/>
+        </w:rPr>
+        <w:t>password</w:t>
+      </w:r>
+      <w:r>
+        <w:rPr>
+          <w:sz w:val="28"/>
+          <w:szCs w:val="28"/>
+          <w:lang w:val="en-GB"/>
+        </w:rPr>
+        <w:t>@cluster0.jdrk6ls.mongodb.net/?appName=Cluster0"</w:t>
+      </w:r>
+    </w:p>
+    <w:p>
+      <w:pPr>
+        <w:rPr>
+          <w:sz w:val="28"/>
+          <w:szCs w:val="28"/>
+          <w:lang w:val="en-GB"/>
+        </w:rPr>
+      </w:pPr>
+    </w:p>
+    <w:p>
+      <w:pPr>
+        <w:rPr>
+          <w:sz w:val="28"/>
+          <w:szCs w:val="28"/>
+          <w:lang w:val="en-GB"/>
+        </w:rPr>
+      </w:pPr>
+      <w:r>
+        <w:rPr>
+          <w:sz w:val="28"/>
+          <w:szCs w:val="28"/>
+          <w:lang w:val="en-GB"/>
+        </w:rPr>
+        <w:t>-</w:t>
+      </w:r>
+      <w:r>
+        <w:rPr>
+          <w:sz w:val="28"/>
+          <w:szCs w:val="28"/>
+          <w:lang w:val="en-GB"/>
+        </w:rPr>
+        <w:t>From here</w:t>
+      </w:r>
+      <w:r>
+        <w:rPr>
+          <w:sz w:val="28"/>
+          <w:szCs w:val="28"/>
+          <w:lang w:val="en-GB"/>
+        </w:rPr>
+        <w:t xml:space="preserve"> w</w:t>
+      </w:r>
+      <w:r>
+        <w:rPr>
+          <w:sz w:val="28"/>
+          <w:szCs w:val="28"/>
+          <w:lang w:val="en-GB"/>
+        </w:rPr>
+        <w:t>e’re always going to follow those steps:</w:t>
+      </w:r>
+    </w:p>
+    <w:p>
+      <w:pPr>
+        <w:rPr>
+          <w:sz w:val="28"/>
+          <w:szCs w:val="28"/>
+          <w:lang w:val="en-GB"/>
+        </w:rPr>
+      </w:pPr>
+      <w:r>
+        <w:rPr>
+          <w:sz w:val="28"/>
+          <w:szCs w:val="28"/>
+          <w:lang w:val="en-GB"/>
+        </w:rPr>
+        <w:lastRenderedPageBreak/>
+        <w:t>1. constants</w:t>
+      </w:r>
+      <w:r>
+        <w:rPr>
+          <w:sz w:val="28"/>
+          <w:szCs w:val="28"/>
+          <w:lang w:val="en-GB"/>
+        </w:rPr>
+        <w:t>: all constants are defined, such as database name, train file name. All the artifacts’ names.</w:t>
+      </w:r>
+    </w:p>
+    <w:p>
+      <w:pPr>
+        <w:rPr>
+          <w:sz w:val="28"/>
+          <w:szCs w:val="28"/>
+          <w:lang w:val="en-GB"/>
+        </w:rPr>
+      </w:pPr>
+      <w:r>
+        <w:rPr>
+          <w:sz w:val="28"/>
+          <w:szCs w:val="28"/>
+          <w:lang w:val="en-GB"/>
+        </w:rPr>
+        <w:t>2. entity</w:t>
+      </w:r>
+      <w:r>
+        <w:rPr>
+          <w:sz w:val="28"/>
+          <w:szCs w:val="28"/>
+          <w:lang w:val="en-GB"/>
+        </w:rPr>
+        <w:t>: here we define all data classes we need</w:t>
+      </w:r>
+      <w:r>
+        <w:rPr>
+          <w:sz w:val="28"/>
+          <w:szCs w:val="28"/>
+          <w:lang w:val="en-GB"/>
+        </w:rPr>
+        <w:t>. We set up config entity artifact entity.</w:t>
+      </w:r>
+    </w:p>
+    <w:p>
+      <w:pPr>
+        <w:rPr>
+          <w:sz w:val="28"/>
+          <w:szCs w:val="28"/>
+          <w:lang w:val="en-GB"/>
+        </w:rPr>
+      </w:pPr>
+      <w:r>
+        <w:rPr>
+          <w:noProof/>
+          <w:sz w:val="28"/>
+          <w:szCs w:val="28"/>
+          <w:lang w:val="en-GB"/>
+        </w:rPr>
+        <w:drawing>
+          <wp:anchor distT="0" distB="0" distL="114300" distR="114300" simplePos="0" relativeHeight="251659264" behindDoc="0" locked="0" layoutInCell="1" allowOverlap="1" wp14:anchorId="603F0F92" wp14:editId="6F5ED437">
+            <wp:simplePos x="0" y="0"/>
+            <wp:positionH relativeFrom="column">
+              <wp:posOffset>0</wp:posOffset>
+            </wp:positionH>
+            <wp:positionV relativeFrom="paragraph">
+              <wp:posOffset>631769</wp:posOffset>
+            </wp:positionV>
+            <wp:extent cx="5731510" cy="3964940"/>
+            <wp:effectExtent l="0" t="0" r="2540" b="0"/>
+            <wp:wrapSquare wrapText="bothSides"/>
+            <wp:docPr id="970110956" name="Image 1"/>
+            <wp:cNvGraphicFramePr>
+              <a:graphicFrameLocks xmlns:a="http://schemas.openxmlformats.org/drawingml/2006/main" noChangeAspect="1"/>
+            </wp:cNvGraphicFramePr>
+            <a:graphic xmlns:a="http://schemas.openxmlformats.org/drawingml/2006/main">
+              <a:graphicData uri="http://schemas.openxmlformats.org/drawingml/2006/picture">
+                <pic:pic xmlns:pic="http://schemas.openxmlformats.org/drawingml/2006/picture">
+                  <pic:nvPicPr>
+                    <pic:cNvPr id="970110956" name="Image 970110956"/>
+                    <pic:cNvPicPr/>
+                  </pic:nvPicPr>
+                  <pic:blipFill>
+                    <a:blip r:embed="rId6" cstate="print">
+                      <a:extLst>
+                        <a:ext uri="{28A0092B-C50C-407E-A947-70E740481C1C}">
+                          <a14:useLocalDpi xmlns:a14="http://schemas.microsoft.com/office/drawing/2010/main" val="0"/>
+                        </a:ext>
+                      </a:extLst>
+                    </a:blip>
+                    <a:stretch>
+                      <a:fillRect/>
+                    </a:stretch>
+                  </pic:blipFill>
+                  <pic:spPr>
+                    <a:xfrm>
+                      <a:off x="0" y="0"/>
+                      <a:ext cx="5731510" cy="3964940"/>
+                    </a:xfrm>
+                    <a:prstGeom prst="rect">
+                      <a:avLst/>
+                    </a:prstGeom>
+                  </pic:spPr>
+                </pic:pic>
+              </a:graphicData>
+            </a:graphic>
+          </wp:anchor>
+        </w:drawing>
+      </w:r>
+      <w:r>
+        <w:rPr>
+          <w:sz w:val="28"/>
+          <w:szCs w:val="28"/>
+          <w:lang w:val="en-GB"/>
+        </w:rPr>
+        <w:t>3. components</w:t>
+      </w:r>
+      <w:r>
+        <w:rPr>
+          <w:sz w:val="28"/>
+          <w:szCs w:val="28"/>
+          <w:lang w:val="en-GB"/>
+        </w:rPr>
+        <w:t xml:space="preserve">: Here we define each step we want to apply on data. For </w:t>
+      </w:r>
+      <w:proofErr w:type="gramStart"/>
+      <w:r>
+        <w:rPr>
+          <w:sz w:val="28"/>
+          <w:szCs w:val="28"/>
+          <w:lang w:val="en-GB"/>
+        </w:rPr>
+        <w:t>example</w:t>
+      </w:r>
+      <w:proofErr w:type="gramEnd"/>
+      <w:r>
+        <w:rPr>
+          <w:sz w:val="28"/>
+          <w:szCs w:val="28"/>
+          <w:lang w:val="en-GB"/>
+        </w:rPr>
+        <w:t xml:space="preserve"> with data ingestion, we are following this graph:</w:t>
+      </w:r>
+    </w:p>
+    <w:p>
+      <w:pPr>
+        <w:rPr>
+          <w:sz w:val="28"/>
+          <w:szCs w:val="28"/>
+          <w:lang w:val="en-GB"/>
+        </w:rPr>
+      </w:pPr>
+    </w:p>
+    <w:p>
+      <w:pPr>
+        <w:rPr>
+          <w:sz w:val="28"/>
+          <w:szCs w:val="28"/>
+          <w:lang w:val="en-GB"/>
+        </w:rPr>
+      </w:pPr>
+      <w:r>
+        <w:rPr>
+          <w:sz w:val="28"/>
+          <w:szCs w:val="28"/>
+          <w:lang w:val="en-GB"/>
+        </w:rPr>
+        <w:t xml:space="preserve">Contants already defined: database/collection names, paths where artifacts are going to be stored, </w:t>
+      </w:r>
+      <w:proofErr w:type="gramStart"/>
+      <w:r>
+        <w:rPr>
+          <w:sz w:val="28"/>
+          <w:szCs w:val="28"/>
+          <w:lang w:val="en-GB"/>
+        </w:rPr>
+        <w:t>etc..</w:t>
+      </w:r>
+      <w:proofErr w:type="gramEnd"/>
+    </w:p>
+    <w:p>
+      <w:pPr>
+        <w:rPr>
+          <w:sz w:val="28"/>
+          <w:szCs w:val="28"/>
+          <w:lang w:val="en-GB"/>
+        </w:rPr>
+      </w:pPr>
+      <w:r>
+        <w:rPr>
+          <w:sz w:val="28"/>
+          <w:szCs w:val="28"/>
+          <w:lang w:val="en-GB"/>
+        </w:rPr>
+        <w:t xml:space="preserve">Data ingestion config also has already been done into </w:t>
+      </w:r>
+      <w:proofErr w:type="spellStart"/>
+      <w:r>
+        <w:rPr>
+          <w:sz w:val="28"/>
+          <w:szCs w:val="28"/>
+          <w:lang w:val="en-GB"/>
+        </w:rPr>
+        <w:t>config_</w:t>
+      </w:r>
+      <w:proofErr w:type="gramStart"/>
+      <w:r>
+        <w:rPr>
+          <w:sz w:val="28"/>
+          <w:szCs w:val="28"/>
+          <w:lang w:val="en-GB"/>
+        </w:rPr>
+        <w:t>entity</w:t>
+      </w:r>
+      <w:proofErr w:type="spellEnd"/>
+      <w:r>
+        <w:rPr>
+          <w:sz w:val="28"/>
+          <w:szCs w:val="28"/>
+          <w:lang w:val="en-GB"/>
+        </w:rPr>
+        <w:t>(</w:t>
+      </w:r>
+      <w:proofErr w:type="gramEnd"/>
+      <w:r>
+        <w:rPr>
+          <w:sz w:val="28"/>
+          <w:szCs w:val="28"/>
+          <w:lang w:val="en-GB"/>
+        </w:rPr>
+        <w:t>w</w:t>
+      </w:r>
+      <w:r>
+        <w:rPr>
+          <w:sz w:val="28"/>
+          <w:szCs w:val="28"/>
+          <w:lang w:val="en-GB"/>
+        </w:rPr>
+        <w:t>here are</w:t>
+      </w:r>
+      <w:r>
+        <w:rPr>
+          <w:sz w:val="28"/>
+          <w:szCs w:val="28"/>
+          <w:lang w:val="en-GB"/>
+        </w:rPr>
+        <w:t xml:space="preserve"> define</w:t>
+      </w:r>
+      <w:r>
+        <w:rPr>
+          <w:sz w:val="28"/>
+          <w:szCs w:val="28"/>
+          <w:lang w:val="en-GB"/>
+        </w:rPr>
+        <w:t>d component’s configurations) and</w:t>
+      </w:r>
+      <w:r>
+        <w:rPr>
+          <w:sz w:val="28"/>
+          <w:szCs w:val="28"/>
+          <w:lang w:val="en-GB"/>
+        </w:rPr>
+        <w:t xml:space="preserve"> </w:t>
+      </w:r>
+      <w:proofErr w:type="spellStart"/>
+      <w:r>
+        <w:rPr>
+          <w:sz w:val="28"/>
+          <w:szCs w:val="28"/>
+          <w:lang w:val="en-GB"/>
+        </w:rPr>
+        <w:t>artefact_entity</w:t>
+      </w:r>
+      <w:proofErr w:type="spellEnd"/>
+      <w:r>
+        <w:rPr>
+          <w:sz w:val="28"/>
+          <w:szCs w:val="28"/>
+          <w:lang w:val="en-GB"/>
+        </w:rPr>
+        <w:t xml:space="preserve"> (where the generated files are defined)</w:t>
+      </w:r>
+      <w:r>
+        <w:rPr>
+          <w:sz w:val="28"/>
+          <w:szCs w:val="28"/>
+          <w:lang w:val="en-GB"/>
+        </w:rPr>
+        <w:t xml:space="preserve"> files.</w:t>
+      </w:r>
+    </w:p>
+    <w:p>
+      <w:pPr>
+        <w:rPr>
+          <w:sz w:val="28"/>
+          <w:szCs w:val="28"/>
+          <w:lang w:val="en-GB"/>
+        </w:rPr>
+      </w:pPr>
+      <w:r>
+        <w:rPr>
+          <w:sz w:val="28"/>
+          <w:szCs w:val="28"/>
+          <w:lang w:val="en-GB"/>
+        </w:rPr>
+        <w:t xml:space="preserve">Now in </w:t>
+      </w:r>
+      <w:proofErr w:type="spellStart"/>
+      <w:r>
+        <w:rPr>
+          <w:sz w:val="28"/>
+          <w:szCs w:val="28"/>
+          <w:lang w:val="en-GB"/>
+        </w:rPr>
+        <w:t>Data_ingestion</w:t>
+      </w:r>
+      <w:proofErr w:type="spellEnd"/>
+      <w:r>
+        <w:rPr>
+          <w:sz w:val="28"/>
+          <w:szCs w:val="28"/>
+          <w:lang w:val="en-GB"/>
+        </w:rPr>
+        <w:t xml:space="preserve"> component</w:t>
+      </w:r>
+      <w:r>
+        <w:rPr>
+          <w:sz w:val="28"/>
+          <w:szCs w:val="28"/>
+          <w:lang w:val="en-GB"/>
+        </w:rPr>
+        <w:t xml:space="preserve"> file we define classes:</w:t>
+      </w:r>
+    </w:p>
+    <w:p>
+      <w:pPr>
+        <w:rPr>
+          <w:sz w:val="28"/>
+          <w:szCs w:val="28"/>
+          <w:lang w:val="en-GB"/>
+        </w:rPr>
+      </w:pPr>
+      <w:r>
+        <w:rPr>
+          <w:sz w:val="28"/>
+          <w:szCs w:val="28"/>
+          <w:lang w:val="en-GB"/>
+        </w:rPr>
+        <w:t xml:space="preserve">  *</w:t>
+      </w:r>
+      <w:proofErr w:type="gramStart"/>
+      <w:r>
+        <w:rPr>
+          <w:sz w:val="28"/>
+          <w:szCs w:val="28"/>
+          <w:lang w:val="en-GB"/>
+        </w:rPr>
+        <w:t>to</w:t>
+      </w:r>
+      <w:proofErr w:type="gramEnd"/>
+      <w:r>
+        <w:rPr>
+          <w:sz w:val="28"/>
+          <w:szCs w:val="28"/>
+          <w:lang w:val="en-GB"/>
+        </w:rPr>
+        <w:t xml:space="preserve"> export data to feature: take data from </w:t>
+      </w:r>
+      <w:proofErr w:type="spellStart"/>
+      <w:r>
+        <w:rPr>
+          <w:sz w:val="28"/>
+          <w:szCs w:val="28"/>
+          <w:lang w:val="en-GB"/>
+        </w:rPr>
+        <w:t>mongodb</w:t>
+      </w:r>
+      <w:proofErr w:type="spellEnd"/>
+      <w:r>
+        <w:rPr>
+          <w:sz w:val="28"/>
+          <w:szCs w:val="28"/>
+          <w:lang w:val="en-GB"/>
+        </w:rPr>
+        <w:t>, convert and store it in csv files.</w:t>
+      </w:r>
+    </w:p>
+    <w:p>
+      <w:pPr>
+        <w:rPr>
+          <w:sz w:val="28"/>
+          <w:szCs w:val="28"/>
+          <w:lang w:val="en-GB"/>
+        </w:rPr>
+      </w:pPr>
+      <w:r>
+        <w:rPr>
+          <w:sz w:val="28"/>
+          <w:szCs w:val="28"/>
+          <w:lang w:val="en-GB"/>
+        </w:rPr>
+        <w:t xml:space="preserve">  *</w:t>
+      </w:r>
+      <w:proofErr w:type="gramStart"/>
+      <w:r>
+        <w:rPr>
+          <w:sz w:val="28"/>
+          <w:szCs w:val="28"/>
+          <w:lang w:val="en-GB"/>
+        </w:rPr>
+        <w:t>to</w:t>
+      </w:r>
+      <w:proofErr w:type="gramEnd"/>
+      <w:r>
+        <w:rPr>
+          <w:sz w:val="28"/>
+          <w:szCs w:val="28"/>
+          <w:lang w:val="en-GB"/>
+        </w:rPr>
+        <w:t xml:space="preserve"> split data</w:t>
+      </w:r>
+      <w:r>
+        <w:rPr>
+          <w:sz w:val="28"/>
+          <w:szCs w:val="28"/>
+          <w:lang w:val="en-GB"/>
+        </w:rPr>
+        <w:t xml:space="preserve"> into train and test and store them.</w:t>
+      </w:r>
+    </w:p>
+    <w:p>
+      <w:pPr>
+        <w:rPr>
+          <w:sz w:val="28"/>
+          <w:szCs w:val="28"/>
+          <w:lang w:val="en-GB"/>
+        </w:rPr>
+      </w:pPr>
+      <w:r>
+        <w:rPr>
+          <w:sz w:val="28"/>
+          <w:szCs w:val="28"/>
+          <w:lang w:val="en-GB"/>
+        </w:rPr>
+        <w:lastRenderedPageBreak/>
+        <w:t xml:space="preserve">  </w:t>
+      </w:r>
+      <w:r>
+        <w:rPr>
+          <w:sz w:val="28"/>
+          <w:szCs w:val="28"/>
+          <w:lang w:val="en-GB"/>
+        </w:rPr>
+        <w:t>*</w:t>
+      </w:r>
+      <w:proofErr w:type="gramStart"/>
+      <w:r>
+        <w:rPr>
+          <w:sz w:val="28"/>
+          <w:szCs w:val="28"/>
+          <w:lang w:val="en-GB"/>
+        </w:rPr>
+        <w:t>to</w:t>
+      </w:r>
+      <w:proofErr w:type="gramEnd"/>
+      <w:r>
+        <w:rPr>
+          <w:sz w:val="28"/>
+          <w:szCs w:val="28"/>
+          <w:lang w:val="en-GB"/>
+        </w:rPr>
+        <w:t xml:space="preserve"> initiate data ingestion, </w:t>
+      </w:r>
+      <w:r>
+        <w:rPr>
+          <w:sz w:val="28"/>
+          <w:szCs w:val="28"/>
+          <w:lang w:val="en-GB"/>
+        </w:rPr>
+        <w:t>by executing the 2 previous methods</w:t>
+      </w:r>
+    </w:p>
+    <w:p>
+      <w:pPr>
+        <w:rPr>
+          <w:sz w:val="28"/>
+          <w:szCs w:val="28"/>
+          <w:lang w:val="en-GB"/>
+        </w:rPr>
+      </w:pPr>
+    </w:p>
+    <w:p>
+      <w:pPr>
+        <w:rPr>
+          <w:sz w:val="28"/>
+          <w:szCs w:val="28"/>
+          <w:lang w:val="en-GB"/>
+        </w:rPr>
+      </w:pPr>
+      <w:r>
+        <w:rPr>
+          <w:sz w:val="28"/>
+          <w:szCs w:val="28"/>
+          <w:lang w:val="en-GB"/>
+        </w:rPr>
+        <w:t>4. pipeline</w:t>
+      </w:r>
+    </w:p>
+    <w:p>
+      <w:pPr>
+        <w:rPr>
+          <w:sz w:val="28"/>
+          <w:szCs w:val="28"/>
+          <w:lang w:val="en-GB"/>
+        </w:rPr>
+      </w:pPr>
+    </w:p>
+    <w:p>
+      <w:pPr>
+        <w:rPr>
+          <w:sz w:val="28"/>
+          <w:szCs w:val="28"/>
+          <w:lang w:val="en-GB"/>
+        </w:rPr>
+      </w:pPr>
+      <w:r>
+        <w:rPr>
+          <w:sz w:val="28"/>
+          <w:szCs w:val="28"/>
+          <w:lang w:val="en-GB"/>
+        </w:rPr>
+        <w:t>5. Main file</w:t>
+      </w:r>
+    </w:p>
+    <w:p>
+      <w:pPr>
+        <w:rPr>
+          <w:sz w:val="28"/>
+          <w:szCs w:val="28"/>
+          <w:lang w:val="en-GB"/>
+        </w:rPr>
+      </w:pPr>
+      <w:r>
+        <w:rPr>
+          <w:sz w:val="28"/>
+          <w:szCs w:val="28"/>
+          <w:lang w:val="en-GB"/>
+        </w:rPr>
+        <w:drawing>
+          <wp:inline distT="0" distB="0" distL="0" distR="0" wp14:anchorId="5726175B" wp14:editId="101092D0">
+            <wp:extent cx="5731510" cy="2125345"/>
+            <wp:effectExtent l="0" t="0" r="2540" b="8255"/>
+            <wp:docPr id="481740011" name="Image 1"/>
+            <wp:cNvGraphicFramePr>
+              <a:graphicFrameLocks xmlns:a="http://schemas.openxmlformats.org/drawingml/2006/main" noChangeAspect="1"/>
+            </wp:cNvGraphicFramePr>
+            <a:graphic xmlns:a="http://schemas.openxmlformats.org/drawingml/2006/main">
+              <a:graphicData uri="http://schemas.openxmlformats.org/drawingml/2006/picture">
+                <pic:pic xmlns:pic="http://schemas.openxmlformats.org/drawingml/2006/picture">
+                  <pic:nvPicPr>
+                    <pic:cNvPr id="481740011" name=""/>
+                    <pic:cNvPicPr/>
+                  </pic:nvPicPr>
+                  <pic:blipFill>
+                    <a:blip r:embed="rId7"/>
+                    <a:stretch>
+                      <a:fillRect/>
+                    </a:stretch>
+                  </pic:blipFill>
+                  <pic:spPr>
+                    <a:xfrm>
+                      <a:off x="0" y="0"/>
+                      <a:ext cx="5731510" cy="2125345"/>
+                    </a:xfrm>
+                    <a:prstGeom prst="rect">
+                      <a:avLst/>
+                    </a:prstGeom>
+                  </pic:spPr>
+                </pic:pic>
+              </a:graphicData>
+            </a:graphic>
+          </wp:inline>
+        </w:drawing>
+      </w:r>
+    </w:p>
+    <w:p>
+      <w:pPr>
+        <w:rPr>
+          <w:sz w:val="28"/>
+          <w:szCs w:val="28"/>
+          <w:lang w:val="en-GB"/>
+        </w:rPr>
+      </w:pPr>
+    </w:p>
+    <w:p>
+      <w:pPr>
+        <w:rPr>
+          <w:sz w:val="28"/>
+          <w:szCs w:val="28"/>
+          <w:lang w:val="en-GB"/>
+        </w:rPr>
+      </w:pPr>
+      <w:r>
+        <w:rPr>
+          <w:sz w:val="28"/>
+          <w:szCs w:val="28"/>
+          <w:lang w:val="en-GB"/>
+        </w:rPr>
+        <w:t>Data validation -&gt; Data transformation -&gt; Model Trainer -&gt; Model Evaluation -&gt; Model pusher</w:t>
+      </w:r>
+    </w:p>
+    <w:p>
+      <w:pPr>
+        <w:rPr>
+          <w:sz w:val="28"/>
+          <w:szCs w:val="28"/>
+          <w:lang w:val="en-GB"/>
+        </w:rPr>
+      </w:pPr>
+    </w:p>
+    <w:p>
+      <w:pPr>
         <w:rPr>
           <w:sz w:val="28"/>
           <w:szCs w:val="28"/>
@@ -5219,7 +6043,6 @@
   <w:style w:type="character" w:default="1" w:styleId="Policepardfaut">
     <w:name w:val="Default Paragraph Font"/>
     <w:uiPriority w:val="1"/>
-    <w:semiHidden/>
     <w:unhideWhenUsed/>
   </w:style>
   <w:style w:type="table" w:default="1" w:styleId="TableauNormal">

--- a/project notes.docx
+++ b/project notes.docx
@@ -74,15 +74,7 @@
           <w:szCs w:val="28"/>
           <w:lang w:val="en-US"/>
         </w:rPr>
-        <w:t xml:space="preserve"> link: </w:t>
-      </w:r>
-      <w:r>
-        <w:rPr>
-          <w:sz w:val="28"/>
-          <w:szCs w:val="28"/>
-          <w:lang w:val="en-US"/>
-        </w:rPr>
-        <w:t>https://github.com/loicFraichlin/MLOps---Visa-Approval-prediction-</w:t>
+        <w:t xml:space="preserve"> link: https://github.com/loicFraichlin/MLOps---Visa-Approval-prediction-</w:t>
       </w:r>
       <w:proofErr w:type="spellStart"/>
       <w:r>
@@ -280,31 +272,23 @@
         <w:rPr>
           <w:sz w:val="28"/>
           <w:szCs w:val="28"/>
-          <w:lang w:val="en-GB"/>
-        </w:rPr>
-      </w:pPr>
-      <w:r>
-        <w:rPr>
-          <w:sz w:val="28"/>
-          <w:szCs w:val="28"/>
-          <w:lang w:val="en-GB"/>
-        </w:rPr>
-        <w:t xml:space="preserve">      </w:t>
-      </w:r>
-      <w:r>
-        <w:rPr>
-          <w:sz w:val="28"/>
-          <w:szCs w:val="28"/>
-          <w:lang w:val="en-GB"/>
-        </w:rPr>
-        <w:t>f"{</w:t>
+          <w:lang w:val="en-US"/>
+        </w:rPr>
+      </w:pPr>
+      <w:r>
+        <w:rPr>
+          <w:sz w:val="28"/>
+          <w:szCs w:val="28"/>
+          <w:lang w:val="en-US"/>
+        </w:rPr>
+        <w:t xml:space="preserve">      f"{</w:t>
       </w:r>
       <w:proofErr w:type="spellStart"/>
       <w:r>
         <w:rPr>
           <w:sz w:val="28"/>
           <w:szCs w:val="28"/>
-          <w:lang w:val="en-GB"/>
+          <w:lang w:val="en-US"/>
         </w:rPr>
         <w:t>project_name</w:t>
       </w:r>
@@ -313,7 +297,7 @@
         <w:rPr>
           <w:sz w:val="28"/>
           <w:szCs w:val="28"/>
-          <w:lang w:val="en-GB"/>
+          <w:lang w:val="en-US"/>
         </w:rPr>
         <w:t>}/__init__.py",</w:t>
       </w:r>
@@ -326,7 +310,7 @@
         <w:rPr>
           <w:sz w:val="28"/>
           <w:szCs w:val="28"/>
-          <w:lang w:val="en-GB"/>
+          <w:lang w:val="en-US"/>
         </w:rPr>
       </w:pPr>
     </w:p>
@@ -337,14 +321,14 @@
         <w:rPr>
           <w:sz w:val="28"/>
           <w:szCs w:val="28"/>
-          <w:lang w:val="en-GB"/>
-        </w:rPr>
-      </w:pPr>
-      <w:r>
-        <w:rPr>
-          <w:sz w:val="28"/>
-          <w:szCs w:val="28"/>
-          <w:lang w:val="en-GB"/>
+          <w:lang w:val="en-US"/>
+        </w:rPr>
+      </w:pPr>
+      <w:r>
+        <w:rPr>
+          <w:sz w:val="28"/>
+          <w:szCs w:val="28"/>
+          <w:lang w:val="en-US"/>
         </w:rPr>
         <w:t>Components folder:</w:t>
       </w:r>
@@ -356,14 +340,14 @@
         <w:rPr>
           <w:sz w:val="28"/>
           <w:szCs w:val="28"/>
-          <w:lang w:val="en-GB"/>
-        </w:rPr>
-      </w:pPr>
-      <w:r>
-        <w:rPr>
-          <w:sz w:val="28"/>
-          <w:szCs w:val="28"/>
-          <w:lang w:val="en-GB"/>
+          <w:lang w:val="en-US"/>
+        </w:rPr>
+      </w:pPr>
+      <w:r>
+        <w:rPr>
+          <w:sz w:val="28"/>
+          <w:szCs w:val="28"/>
+          <w:lang w:val="en-US"/>
         </w:rPr>
         <w:t>    f"{</w:t>
       </w:r>
@@ -372,7 +356,7 @@
         <w:rPr>
           <w:sz w:val="28"/>
           <w:szCs w:val="28"/>
-          <w:lang w:val="en-GB"/>
+          <w:lang w:val="en-US"/>
         </w:rPr>
         <w:t>project_name</w:t>
       </w:r>
@@ -381,7 +365,7 @@
         <w:rPr>
           <w:sz w:val="28"/>
           <w:szCs w:val="28"/>
-          <w:lang w:val="en-GB"/>
+          <w:lang w:val="en-US"/>
         </w:rPr>
         <w:t>}/components/__init__.py",</w:t>
       </w:r>
@@ -393,14 +377,14 @@
         <w:rPr>
           <w:sz w:val="28"/>
           <w:szCs w:val="28"/>
-          <w:lang w:val="en-GB"/>
-        </w:rPr>
-      </w:pPr>
-      <w:r>
-        <w:rPr>
-          <w:sz w:val="28"/>
-          <w:szCs w:val="28"/>
-          <w:lang w:val="en-GB"/>
+          <w:lang w:val="en-US"/>
+        </w:rPr>
+      </w:pPr>
+      <w:r>
+        <w:rPr>
+          <w:sz w:val="28"/>
+          <w:szCs w:val="28"/>
+          <w:lang w:val="en-US"/>
         </w:rPr>
         <w:t>    f"{</w:t>
       </w:r>
@@ -409,7 +393,7 @@
         <w:rPr>
           <w:sz w:val="28"/>
           <w:szCs w:val="28"/>
-          <w:lang w:val="en-GB"/>
+          <w:lang w:val="en-US"/>
         </w:rPr>
         <w:t>project_name</w:t>
       </w:r>
@@ -418,7 +402,7 @@
         <w:rPr>
           <w:sz w:val="28"/>
           <w:szCs w:val="28"/>
-          <w:lang w:val="en-GB"/>
+          <w:lang w:val="en-US"/>
         </w:rPr>
         <w:t>}/components/data_ingestion.py",</w:t>
       </w:r>
@@ -430,14 +414,14 @@
         <w:rPr>
           <w:sz w:val="28"/>
           <w:szCs w:val="28"/>
-          <w:lang w:val="en-GB"/>
-        </w:rPr>
-      </w:pPr>
-      <w:r>
-        <w:rPr>
-          <w:sz w:val="28"/>
-          <w:szCs w:val="28"/>
-          <w:lang w:val="en-GB"/>
+          <w:lang w:val="en-US"/>
+        </w:rPr>
+      </w:pPr>
+      <w:r>
+        <w:rPr>
+          <w:sz w:val="28"/>
+          <w:szCs w:val="28"/>
+          <w:lang w:val="en-US"/>
         </w:rPr>
         <w:t>    f"{</w:t>
       </w:r>
@@ -446,7 +430,7 @@
         <w:rPr>
           <w:sz w:val="28"/>
           <w:szCs w:val="28"/>
-          <w:lang w:val="en-GB"/>
+          <w:lang w:val="en-US"/>
         </w:rPr>
         <w:t>project_name</w:t>
       </w:r>
@@ -455,7 +439,7 @@
         <w:rPr>
           <w:sz w:val="28"/>
           <w:szCs w:val="28"/>
-          <w:lang w:val="en-GB"/>
+          <w:lang w:val="en-US"/>
         </w:rPr>
         <w:t>}/components/data_ingestion.py",</w:t>
       </w:r>
@@ -467,14 +451,14 @@
         <w:rPr>
           <w:sz w:val="28"/>
           <w:szCs w:val="28"/>
-          <w:lang w:val="en-GB"/>
-        </w:rPr>
-      </w:pPr>
-      <w:r>
-        <w:rPr>
-          <w:sz w:val="28"/>
-          <w:szCs w:val="28"/>
-          <w:lang w:val="en-GB"/>
+          <w:lang w:val="en-US"/>
+        </w:rPr>
+      </w:pPr>
+      <w:r>
+        <w:rPr>
+          <w:sz w:val="28"/>
+          <w:szCs w:val="28"/>
+          <w:lang w:val="en-US"/>
         </w:rPr>
         <w:t>    f"{</w:t>
       </w:r>
@@ -483,7 +467,7 @@
         <w:rPr>
           <w:sz w:val="28"/>
           <w:szCs w:val="28"/>
-          <w:lang w:val="en-GB"/>
+          <w:lang w:val="en-US"/>
         </w:rPr>
         <w:t>project_name</w:t>
       </w:r>
@@ -492,7 +476,7 @@
         <w:rPr>
           <w:sz w:val="28"/>
           <w:szCs w:val="28"/>
-          <w:lang w:val="en-GB"/>
+          <w:lang w:val="en-US"/>
         </w:rPr>
         <w:t>}/components/data_transformation.py",</w:t>
       </w:r>
@@ -504,14 +488,14 @@
         <w:rPr>
           <w:sz w:val="28"/>
           <w:szCs w:val="28"/>
-          <w:lang w:val="en-GB"/>
-        </w:rPr>
-      </w:pPr>
-      <w:r>
-        <w:rPr>
-          <w:sz w:val="28"/>
-          <w:szCs w:val="28"/>
-          <w:lang w:val="en-GB"/>
+          <w:lang w:val="en-US"/>
+        </w:rPr>
+      </w:pPr>
+      <w:r>
+        <w:rPr>
+          <w:sz w:val="28"/>
+          <w:szCs w:val="28"/>
+          <w:lang w:val="en-US"/>
         </w:rPr>
         <w:t>    f"{</w:t>
       </w:r>
@@ -520,7 +504,7 @@
         <w:rPr>
           <w:sz w:val="28"/>
           <w:szCs w:val="28"/>
-          <w:lang w:val="en-GB"/>
+          <w:lang w:val="en-US"/>
         </w:rPr>
         <w:t>project_name</w:t>
       </w:r>
@@ -529,7 +513,7 @@
         <w:rPr>
           <w:sz w:val="28"/>
           <w:szCs w:val="28"/>
-          <w:lang w:val="en-GB"/>
+          <w:lang w:val="en-US"/>
         </w:rPr>
         <w:t>}/components/model_trainer.py",</w:t>
       </w:r>
@@ -541,14 +525,14 @@
         <w:rPr>
           <w:sz w:val="28"/>
           <w:szCs w:val="28"/>
-          <w:lang w:val="en-GB"/>
-        </w:rPr>
-      </w:pPr>
-      <w:r>
-        <w:rPr>
-          <w:sz w:val="28"/>
-          <w:szCs w:val="28"/>
-          <w:lang w:val="en-GB"/>
+          <w:lang w:val="en-US"/>
+        </w:rPr>
+      </w:pPr>
+      <w:r>
+        <w:rPr>
+          <w:sz w:val="28"/>
+          <w:szCs w:val="28"/>
+          <w:lang w:val="en-US"/>
         </w:rPr>
         <w:t>    f"{</w:t>
       </w:r>
@@ -557,7 +541,7 @@
         <w:rPr>
           <w:sz w:val="28"/>
           <w:szCs w:val="28"/>
-          <w:lang w:val="en-GB"/>
+          <w:lang w:val="en-US"/>
         </w:rPr>
         <w:t>project_name</w:t>
       </w:r>
@@ -566,7 +550,7 @@
         <w:rPr>
           <w:sz w:val="28"/>
           <w:szCs w:val="28"/>
-          <w:lang w:val="en-GB"/>
+          <w:lang w:val="en-US"/>
         </w:rPr>
         <w:t>}/components/model_evaluation.py",</w:t>
       </w:r>
@@ -578,14 +562,14 @@
         <w:rPr>
           <w:sz w:val="28"/>
           <w:szCs w:val="28"/>
-          <w:lang w:val="en-GB"/>
-        </w:rPr>
-      </w:pPr>
-      <w:r>
-        <w:rPr>
-          <w:sz w:val="28"/>
-          <w:szCs w:val="28"/>
-          <w:lang w:val="en-GB"/>
+          <w:lang w:val="en-US"/>
+        </w:rPr>
+      </w:pPr>
+      <w:r>
+        <w:rPr>
+          <w:sz w:val="28"/>
+          <w:szCs w:val="28"/>
+          <w:lang w:val="en-US"/>
         </w:rPr>
         <w:t>    f"{</w:t>
       </w:r>
@@ -594,7 +578,7 @@
         <w:rPr>
           <w:sz w:val="28"/>
           <w:szCs w:val="28"/>
-          <w:lang w:val="en-GB"/>
+          <w:lang w:val="en-US"/>
         </w:rPr>
         <w:t>project_name</w:t>
       </w:r>
@@ -603,7 +587,7 @@
         <w:rPr>
           <w:sz w:val="28"/>
           <w:szCs w:val="28"/>
-          <w:lang w:val="en-GB"/>
+          <w:lang w:val="en-US"/>
         </w:rPr>
         <w:t>}/components/model_pusher.py",</w:t>
       </w:r>
@@ -616,14 +600,14 @@
         <w:rPr>
           <w:sz w:val="28"/>
           <w:szCs w:val="28"/>
-          <w:lang w:val="en-GB"/>
-        </w:rPr>
-      </w:pPr>
-      <w:r>
-        <w:rPr>
-          <w:sz w:val="28"/>
-          <w:szCs w:val="28"/>
-          <w:lang w:val="en-GB"/>
+          <w:lang w:val="en-US"/>
+        </w:rPr>
+      </w:pPr>
+      <w:r>
+        <w:rPr>
+          <w:sz w:val="28"/>
+          <w:szCs w:val="28"/>
+          <w:lang w:val="en-US"/>
         </w:rPr>
         <w:t xml:space="preserve">    </w:t>
       </w:r>
@@ -635,14 +619,14 @@
         <w:rPr>
           <w:sz w:val="28"/>
           <w:szCs w:val="28"/>
-          <w:lang w:val="en-GB"/>
-        </w:rPr>
-      </w:pPr>
-      <w:r>
-        <w:rPr>
-          <w:sz w:val="28"/>
-          <w:szCs w:val="28"/>
-          <w:lang w:val="en-GB"/>
+          <w:lang w:val="en-US"/>
+        </w:rPr>
+      </w:pPr>
+      <w:r>
+        <w:rPr>
+          <w:sz w:val="28"/>
+          <w:szCs w:val="28"/>
+          <w:lang w:val="en-US"/>
         </w:rPr>
         <w:t>Configuration folder:</w:t>
       </w:r>
@@ -654,14 +638,14 @@
         <w:rPr>
           <w:sz w:val="28"/>
           <w:szCs w:val="28"/>
-          <w:lang w:val="en-GB"/>
-        </w:rPr>
-      </w:pPr>
-      <w:r>
-        <w:rPr>
-          <w:sz w:val="28"/>
-          <w:szCs w:val="28"/>
-          <w:lang w:val="en-GB"/>
+          <w:lang w:val="en-US"/>
+        </w:rPr>
+      </w:pPr>
+      <w:r>
+        <w:rPr>
+          <w:sz w:val="28"/>
+          <w:szCs w:val="28"/>
+          <w:lang w:val="en-US"/>
         </w:rPr>
         <w:t>    f"{</w:t>
       </w:r>
@@ -670,7 +654,7 @@
         <w:rPr>
           <w:sz w:val="28"/>
           <w:szCs w:val="28"/>
-          <w:lang w:val="en-GB"/>
+          <w:lang w:val="en-US"/>
         </w:rPr>
         <w:t>project_name</w:t>
       </w:r>
@@ -679,7 +663,7 @@
         <w:rPr>
           <w:sz w:val="28"/>
           <w:szCs w:val="28"/>
-          <w:lang w:val="en-GB"/>
+          <w:lang w:val="en-US"/>
         </w:rPr>
         <w:t>}/configuration/__init__.py",</w:t>
       </w:r>
@@ -691,7 +675,7 @@
         <w:rPr>
           <w:sz w:val="28"/>
           <w:szCs w:val="28"/>
-          <w:lang w:val="en-GB"/>
+          <w:lang w:val="en-US"/>
         </w:rPr>
       </w:pPr>
     </w:p>
@@ -702,14 +686,14 @@
         <w:rPr>
           <w:sz w:val="28"/>
           <w:szCs w:val="28"/>
-          <w:lang w:val="en-GB"/>
-        </w:rPr>
-      </w:pPr>
-      <w:r>
-        <w:rPr>
-          <w:sz w:val="28"/>
-          <w:szCs w:val="28"/>
-          <w:lang w:val="en-GB"/>
+          <w:lang w:val="en-US"/>
+        </w:rPr>
+      </w:pPr>
+      <w:r>
+        <w:rPr>
+          <w:sz w:val="28"/>
+          <w:szCs w:val="28"/>
+          <w:lang w:val="en-US"/>
         </w:rPr>
         <w:t>Constants folder:</w:t>
       </w:r>
@@ -721,14 +705,14 @@
         <w:rPr>
           <w:sz w:val="28"/>
           <w:szCs w:val="28"/>
-          <w:lang w:val="en-GB"/>
-        </w:rPr>
-      </w:pPr>
-      <w:r>
-        <w:rPr>
-          <w:sz w:val="28"/>
-          <w:szCs w:val="28"/>
-          <w:lang w:val="en-GB"/>
+          <w:lang w:val="en-US"/>
+        </w:rPr>
+      </w:pPr>
+      <w:r>
+        <w:rPr>
+          <w:sz w:val="28"/>
+          <w:szCs w:val="28"/>
+          <w:lang w:val="en-US"/>
         </w:rPr>
         <w:t>    f"{</w:t>
       </w:r>
@@ -737,7 +721,7 @@
         <w:rPr>
           <w:sz w:val="28"/>
           <w:szCs w:val="28"/>
-          <w:lang w:val="en-GB"/>
+          <w:lang w:val="en-US"/>
         </w:rPr>
         <w:t>project_name</w:t>
       </w:r>
@@ -746,7 +730,7 @@
         <w:rPr>
           <w:sz w:val="28"/>
           <w:szCs w:val="28"/>
-          <w:lang w:val="en-GB"/>
+          <w:lang w:val="en-US"/>
         </w:rPr>
         <w:t>}/constants/__init__.py",</w:t>
       </w:r>
@@ -758,7 +742,7 @@
         <w:rPr>
           <w:sz w:val="28"/>
           <w:szCs w:val="28"/>
-          <w:lang w:val="en-GB"/>
+          <w:lang w:val="en-US"/>
         </w:rPr>
       </w:pPr>
     </w:p>
@@ -769,14 +753,14 @@
         <w:rPr>
           <w:sz w:val="28"/>
           <w:szCs w:val="28"/>
-          <w:lang w:val="en-GB"/>
-        </w:rPr>
-      </w:pPr>
-      <w:r>
-        <w:rPr>
-          <w:sz w:val="28"/>
-          <w:szCs w:val="28"/>
-          <w:lang w:val="en-GB"/>
+          <w:lang w:val="en-US"/>
+        </w:rPr>
+      </w:pPr>
+      <w:r>
+        <w:rPr>
+          <w:sz w:val="28"/>
+          <w:szCs w:val="28"/>
+          <w:lang w:val="en-US"/>
         </w:rPr>
         <w:t>Entity folder:</w:t>
       </w:r>
@@ -788,14 +772,14 @@
         <w:rPr>
           <w:sz w:val="28"/>
           <w:szCs w:val="28"/>
-          <w:lang w:val="en-GB"/>
-        </w:rPr>
-      </w:pPr>
-      <w:r>
-        <w:rPr>
-          <w:sz w:val="28"/>
-          <w:szCs w:val="28"/>
-          <w:lang w:val="en-GB"/>
+          <w:lang w:val="en-US"/>
+        </w:rPr>
+      </w:pPr>
+      <w:r>
+        <w:rPr>
+          <w:sz w:val="28"/>
+          <w:szCs w:val="28"/>
+          <w:lang w:val="en-US"/>
         </w:rPr>
         <w:t>    f"{</w:t>
       </w:r>
@@ -804,7 +788,7 @@
         <w:rPr>
           <w:sz w:val="28"/>
           <w:szCs w:val="28"/>
-          <w:lang w:val="en-GB"/>
+          <w:lang w:val="en-US"/>
         </w:rPr>
         <w:t>project_name</w:t>
       </w:r>
@@ -813,7 +797,7 @@
         <w:rPr>
           <w:sz w:val="28"/>
           <w:szCs w:val="28"/>
-          <w:lang w:val="en-GB"/>
+          <w:lang w:val="en-US"/>
         </w:rPr>
         <w:t>}/entity/__init__.py",</w:t>
       </w:r>
@@ -825,14 +809,14 @@
         <w:rPr>
           <w:sz w:val="28"/>
           <w:szCs w:val="28"/>
-          <w:lang w:val="en-GB"/>
-        </w:rPr>
-      </w:pPr>
-      <w:r>
-        <w:rPr>
-          <w:sz w:val="28"/>
-          <w:szCs w:val="28"/>
-          <w:lang w:val="en-GB"/>
+          <w:lang w:val="en-US"/>
+        </w:rPr>
+      </w:pPr>
+      <w:r>
+        <w:rPr>
+          <w:sz w:val="28"/>
+          <w:szCs w:val="28"/>
+          <w:lang w:val="en-US"/>
         </w:rPr>
         <w:t>    f"{</w:t>
       </w:r>
@@ -841,7 +825,7 @@
         <w:rPr>
           <w:sz w:val="28"/>
           <w:szCs w:val="28"/>
-          <w:lang w:val="en-GB"/>
+          <w:lang w:val="en-US"/>
         </w:rPr>
         <w:t>project_name</w:t>
       </w:r>
@@ -850,7 +834,7 @@
         <w:rPr>
           <w:sz w:val="28"/>
           <w:szCs w:val="28"/>
-          <w:lang w:val="en-GB"/>
+          <w:lang w:val="en-US"/>
         </w:rPr>
         <w:t>}/entity/config_entity.py",</w:t>
       </w:r>
@@ -862,14 +846,14 @@
         <w:rPr>
           <w:sz w:val="28"/>
           <w:szCs w:val="28"/>
-          <w:lang w:val="en-GB"/>
-        </w:rPr>
-      </w:pPr>
-      <w:r>
-        <w:rPr>
-          <w:sz w:val="28"/>
-          <w:szCs w:val="28"/>
-          <w:lang w:val="en-GB"/>
+          <w:lang w:val="en-US"/>
+        </w:rPr>
+      </w:pPr>
+      <w:r>
+        <w:rPr>
+          <w:sz w:val="28"/>
+          <w:szCs w:val="28"/>
+          <w:lang w:val="en-US"/>
         </w:rPr>
         <w:t>    f"{</w:t>
       </w:r>
@@ -878,7 +862,7 @@
         <w:rPr>
           <w:sz w:val="28"/>
           <w:szCs w:val="28"/>
-          <w:lang w:val="en-GB"/>
+          <w:lang w:val="en-US"/>
         </w:rPr>
         <w:t>project_name</w:t>
       </w:r>
@@ -887,7 +871,7 @@
         <w:rPr>
           <w:sz w:val="28"/>
           <w:szCs w:val="28"/>
-          <w:lang w:val="en-GB"/>
+          <w:lang w:val="en-US"/>
         </w:rPr>
         <w:t>}/entity/artifact_entity.py",</w:t>
       </w:r>
@@ -899,7 +883,7 @@
         <w:rPr>
           <w:sz w:val="28"/>
           <w:szCs w:val="28"/>
-          <w:lang w:val="en-GB"/>
+          <w:lang w:val="en-US"/>
         </w:rPr>
       </w:pPr>
     </w:p>
@@ -910,14 +894,14 @@
         <w:rPr>
           <w:sz w:val="28"/>
           <w:szCs w:val="28"/>
-          <w:lang w:val="en-GB"/>
-        </w:rPr>
-      </w:pPr>
-      <w:r>
-        <w:rPr>
-          <w:sz w:val="28"/>
-          <w:szCs w:val="28"/>
-          <w:lang w:val="en-GB"/>
+          <w:lang w:val="en-US"/>
+        </w:rPr>
+      </w:pPr>
+      <w:r>
+        <w:rPr>
+          <w:sz w:val="28"/>
+          <w:szCs w:val="28"/>
+          <w:lang w:val="en-US"/>
         </w:rPr>
         <w:t>Logger folder:</w:t>
       </w:r>
@@ -929,14 +913,14 @@
         <w:rPr>
           <w:sz w:val="28"/>
           <w:szCs w:val="28"/>
-          <w:lang w:val="en-GB"/>
-        </w:rPr>
-      </w:pPr>
-      <w:r>
-        <w:rPr>
-          <w:sz w:val="28"/>
-          <w:szCs w:val="28"/>
-          <w:lang w:val="en-GB"/>
+          <w:lang w:val="en-US"/>
+        </w:rPr>
+      </w:pPr>
+      <w:r>
+        <w:rPr>
+          <w:sz w:val="28"/>
+          <w:szCs w:val="28"/>
+          <w:lang w:val="en-US"/>
         </w:rPr>
         <w:t>    f"{</w:t>
       </w:r>
@@ -945,7 +929,7 @@
         <w:rPr>
           <w:sz w:val="28"/>
           <w:szCs w:val="28"/>
-          <w:lang w:val="en-GB"/>
+          <w:lang w:val="en-US"/>
         </w:rPr>
         <w:t>project_name</w:t>
       </w:r>
@@ -954,7 +938,7 @@
         <w:rPr>
           <w:sz w:val="28"/>
           <w:szCs w:val="28"/>
-          <w:lang w:val="en-GB"/>
+          <w:lang w:val="en-US"/>
         </w:rPr>
         <w:t>}/logger/__init__.py",</w:t>
       </w:r>
@@ -967,7 +951,7 @@
         <w:rPr>
           <w:sz w:val="28"/>
           <w:szCs w:val="28"/>
-          <w:lang w:val="en-GB"/>
+          <w:lang w:val="en-US"/>
         </w:rPr>
       </w:pPr>
     </w:p>
@@ -978,14 +962,14 @@
         <w:rPr>
           <w:sz w:val="28"/>
           <w:szCs w:val="28"/>
-          <w:lang w:val="en-GB"/>
-        </w:rPr>
-      </w:pPr>
-      <w:r>
-        <w:rPr>
-          <w:sz w:val="28"/>
-          <w:szCs w:val="28"/>
-          <w:lang w:val="en-GB"/>
+          <w:lang w:val="en-US"/>
+        </w:rPr>
+      </w:pPr>
+      <w:r>
+        <w:rPr>
+          <w:sz w:val="28"/>
+          <w:szCs w:val="28"/>
+          <w:lang w:val="en-US"/>
         </w:rPr>
         <w:t>Pipeline folder:</w:t>
       </w:r>
@@ -997,31 +981,23 @@
         <w:rPr>
           <w:sz w:val="28"/>
           <w:szCs w:val="28"/>
-          <w:lang w:val="en-GB"/>
-        </w:rPr>
-      </w:pPr>
-      <w:r>
-        <w:rPr>
-          <w:sz w:val="28"/>
-          <w:szCs w:val="28"/>
-          <w:lang w:val="en-GB"/>
-        </w:rPr>
-        <w:t xml:space="preserve">    </w:t>
-      </w:r>
-      <w:r>
-        <w:rPr>
-          <w:sz w:val="28"/>
-          <w:szCs w:val="28"/>
-          <w:lang w:val="en-GB"/>
-        </w:rPr>
-        <w:t>f"{</w:t>
+          <w:lang w:val="en-US"/>
+        </w:rPr>
+      </w:pPr>
+      <w:r>
+        <w:rPr>
+          <w:sz w:val="28"/>
+          <w:szCs w:val="28"/>
+          <w:lang w:val="en-US"/>
+        </w:rPr>
+        <w:t xml:space="preserve">    f"{</w:t>
       </w:r>
       <w:proofErr w:type="spellStart"/>
       <w:r>
         <w:rPr>
           <w:sz w:val="28"/>
           <w:szCs w:val="28"/>
-          <w:lang w:val="en-GB"/>
+          <w:lang w:val="en-US"/>
         </w:rPr>
         <w:t>project_name</w:t>
       </w:r>
@@ -1030,7 +1006,7 @@
         <w:rPr>
           <w:sz w:val="28"/>
           <w:szCs w:val="28"/>
-          <w:lang w:val="en-GB"/>
+          <w:lang w:val="en-US"/>
         </w:rPr>
         <w:t>}/pipeline/__init__.py",</w:t>
       </w:r>
@@ -1042,14 +1018,14 @@
         <w:rPr>
           <w:sz w:val="28"/>
           <w:szCs w:val="28"/>
-          <w:lang w:val="en-GB"/>
-        </w:rPr>
-      </w:pPr>
-      <w:r>
-        <w:rPr>
-          <w:sz w:val="28"/>
-          <w:szCs w:val="28"/>
-          <w:lang w:val="en-GB"/>
+          <w:lang w:val="en-US"/>
+        </w:rPr>
+      </w:pPr>
+      <w:r>
+        <w:rPr>
+          <w:sz w:val="28"/>
+          <w:szCs w:val="28"/>
+          <w:lang w:val="en-US"/>
         </w:rPr>
         <w:t>    f"{</w:t>
       </w:r>
@@ -1058,7 +1034,7 @@
         <w:rPr>
           <w:sz w:val="28"/>
           <w:szCs w:val="28"/>
-          <w:lang w:val="en-GB"/>
+          <w:lang w:val="en-US"/>
         </w:rPr>
         <w:t>project_name</w:t>
       </w:r>
@@ -1067,7 +1043,7 @@
         <w:rPr>
           <w:sz w:val="28"/>
           <w:szCs w:val="28"/>
-          <w:lang w:val="en-GB"/>
+          <w:lang w:val="en-US"/>
         </w:rPr>
         <w:t>}/pipeline/training_pipeline.py",</w:t>
       </w:r>
@@ -1079,14 +1055,14 @@
         <w:rPr>
           <w:sz w:val="28"/>
           <w:szCs w:val="28"/>
-          <w:lang w:val="en-GB"/>
-        </w:rPr>
-      </w:pPr>
-      <w:r>
-        <w:rPr>
-          <w:sz w:val="28"/>
-          <w:szCs w:val="28"/>
-          <w:lang w:val="en-GB"/>
+          <w:lang w:val="en-US"/>
+        </w:rPr>
+      </w:pPr>
+      <w:r>
+        <w:rPr>
+          <w:sz w:val="28"/>
+          <w:szCs w:val="28"/>
+          <w:lang w:val="en-US"/>
         </w:rPr>
         <w:t>    f"{</w:t>
       </w:r>
@@ -1095,7 +1071,7 @@
         <w:rPr>
           <w:sz w:val="28"/>
           <w:szCs w:val="28"/>
-          <w:lang w:val="en-GB"/>
+          <w:lang w:val="en-US"/>
         </w:rPr>
         <w:t>project_name</w:t>
       </w:r>
@@ -1104,7 +1080,7 @@
         <w:rPr>
           <w:sz w:val="28"/>
           <w:szCs w:val="28"/>
-          <w:lang w:val="en-GB"/>
+          <w:lang w:val="en-US"/>
         </w:rPr>
         <w:t>}/pipeline/prediction_pipeline.py",</w:t>
       </w:r>
@@ -1117,14 +1093,14 @@
         <w:rPr>
           <w:sz w:val="28"/>
           <w:szCs w:val="28"/>
-          <w:lang w:val="en-GB"/>
-        </w:rPr>
-      </w:pPr>
-      <w:r>
-        <w:rPr>
-          <w:sz w:val="28"/>
-          <w:szCs w:val="28"/>
-          <w:lang w:val="en-GB"/>
+          <w:lang w:val="en-US"/>
+        </w:rPr>
+      </w:pPr>
+      <w:r>
+        <w:rPr>
+          <w:sz w:val="28"/>
+          <w:szCs w:val="28"/>
+          <w:lang w:val="en-US"/>
         </w:rPr>
         <w:t>   </w:t>
       </w:r>
@@ -1136,14 +1112,14 @@
         <w:rPr>
           <w:sz w:val="28"/>
           <w:szCs w:val="28"/>
-          <w:lang w:val="en-GB"/>
-        </w:rPr>
-      </w:pPr>
-      <w:r>
-        <w:rPr>
-          <w:sz w:val="28"/>
-          <w:szCs w:val="28"/>
-          <w:lang w:val="en-GB"/>
+          <w:lang w:val="en-US"/>
+        </w:rPr>
+      </w:pPr>
+      <w:r>
+        <w:rPr>
+          <w:sz w:val="28"/>
+          <w:szCs w:val="28"/>
+          <w:lang w:val="en-US"/>
         </w:rPr>
         <w:t>Utils folder:</w:t>
       </w:r>
@@ -1155,39 +1131,23 @@
         <w:rPr>
           <w:sz w:val="28"/>
           <w:szCs w:val="28"/>
-          <w:lang w:val="en-GB"/>
-        </w:rPr>
-      </w:pPr>
-      <w:r>
-        <w:rPr>
-          <w:sz w:val="28"/>
-          <w:szCs w:val="28"/>
-          <w:lang w:val="en-GB"/>
-        </w:rPr>
-        <w:t xml:space="preserve"> </w:t>
-      </w:r>
-      <w:r>
-        <w:rPr>
-          <w:sz w:val="28"/>
-          <w:szCs w:val="28"/>
-          <w:lang w:val="en-GB"/>
-        </w:rPr>
-        <w:t xml:space="preserve">   </w:t>
-      </w:r>
-      <w:r>
-        <w:rPr>
-          <w:sz w:val="28"/>
-          <w:szCs w:val="28"/>
-          <w:lang w:val="en-GB"/>
-        </w:rPr>
-        <w:t>f"{</w:t>
+          <w:lang w:val="en-US"/>
+        </w:rPr>
+      </w:pPr>
+      <w:r>
+        <w:rPr>
+          <w:sz w:val="28"/>
+          <w:szCs w:val="28"/>
+          <w:lang w:val="en-US"/>
+        </w:rPr>
+        <w:t xml:space="preserve">    f"{</w:t>
       </w:r>
       <w:proofErr w:type="spellStart"/>
       <w:r>
         <w:rPr>
           <w:sz w:val="28"/>
           <w:szCs w:val="28"/>
-          <w:lang w:val="en-GB"/>
+          <w:lang w:val="en-US"/>
         </w:rPr>
         <w:t>project_name</w:t>
       </w:r>
@@ -1196,7 +1156,7 @@
         <w:rPr>
           <w:sz w:val="28"/>
           <w:szCs w:val="28"/>
-          <w:lang w:val="en-GB"/>
+          <w:lang w:val="en-US"/>
         </w:rPr>
         <w:t>}/utils/__init__.py",</w:t>
       </w:r>
@@ -1208,14 +1168,14 @@
         <w:rPr>
           <w:sz w:val="28"/>
           <w:szCs w:val="28"/>
-          <w:lang w:val="en-GB"/>
-        </w:rPr>
-      </w:pPr>
-      <w:r>
-        <w:rPr>
-          <w:sz w:val="28"/>
-          <w:szCs w:val="28"/>
-          <w:lang w:val="en-GB"/>
+          <w:lang w:val="en-US"/>
+        </w:rPr>
+      </w:pPr>
+      <w:r>
+        <w:rPr>
+          <w:sz w:val="28"/>
+          <w:szCs w:val="28"/>
+          <w:lang w:val="en-US"/>
         </w:rPr>
         <w:t>    f"{</w:t>
       </w:r>
@@ -1224,7 +1184,7 @@
         <w:rPr>
           <w:sz w:val="28"/>
           <w:szCs w:val="28"/>
-          <w:lang w:val="en-GB"/>
+          <w:lang w:val="en-US"/>
         </w:rPr>
         <w:t>project_name</w:t>
       </w:r>
@@ -1233,7 +1193,7 @@
         <w:rPr>
           <w:sz w:val="28"/>
           <w:szCs w:val="28"/>
-          <w:lang w:val="en-GB"/>
+          <w:lang w:val="en-US"/>
         </w:rPr>
         <w:t>}/utils/main_utils.py",</w:t>
       </w:r>
@@ -1246,7 +1206,7 @@
         <w:rPr>
           <w:sz w:val="28"/>
           <w:szCs w:val="28"/>
-          <w:lang w:val="en-GB"/>
+          <w:lang w:val="en-US"/>
         </w:rPr>
       </w:pPr>
     </w:p>
@@ -1258,7 +1218,7 @@
         <w:rPr>
           <w:sz w:val="28"/>
           <w:szCs w:val="28"/>
-          <w:lang w:val="en-GB"/>
+          <w:lang w:val="en-US"/>
         </w:rPr>
       </w:pPr>
     </w:p>
@@ -1270,14 +1230,14 @@
         <w:rPr>
           <w:sz w:val="28"/>
           <w:szCs w:val="28"/>
-          <w:lang w:val="en-GB"/>
-        </w:rPr>
-      </w:pPr>
-      <w:r>
-        <w:rPr>
-          <w:sz w:val="28"/>
-          <w:szCs w:val="28"/>
-          <w:lang w:val="en-GB"/>
+          <w:lang w:val="en-US"/>
+        </w:rPr>
+      </w:pPr>
+      <w:r>
+        <w:rPr>
+          <w:sz w:val="28"/>
+          <w:szCs w:val="28"/>
+          <w:lang w:val="en-US"/>
         </w:rPr>
         <w:t>    "app.py",</w:t>
       </w:r>
@@ -1290,24 +1250,16 @@
         <w:rPr>
           <w:sz w:val="28"/>
           <w:szCs w:val="28"/>
-          <w:lang w:val="en-GB"/>
-        </w:rPr>
-      </w:pPr>
-      <w:r>
-        <w:rPr>
-          <w:sz w:val="28"/>
-          <w:szCs w:val="28"/>
-          <w:lang w:val="en-GB"/>
-        </w:rPr>
-        <w:t>    "requirements.txt”:</w:t>
-      </w:r>
-      <w:r>
-        <w:rPr>
-          <w:sz w:val="28"/>
-          <w:szCs w:val="28"/>
-          <w:lang w:val="en-GB"/>
-        </w:rPr>
-        <w:t xml:space="preserve"> all python packages we need to install</w:t>
+          <w:lang w:val="en-US"/>
+        </w:rPr>
+      </w:pPr>
+      <w:r>
+        <w:rPr>
+          <w:sz w:val="28"/>
+          <w:szCs w:val="28"/>
+          <w:lang w:val="en-US"/>
+        </w:rPr>
+        <w:t>    "requirements.txt”: all python packages we need to install</w:t>
       </w:r>
     </w:p>
     <w:p>
@@ -1318,14 +1270,14 @@
         <w:rPr>
           <w:sz w:val="28"/>
           <w:szCs w:val="28"/>
-          <w:lang w:val="en-GB"/>
-        </w:rPr>
-      </w:pPr>
-      <w:r>
-        <w:rPr>
-          <w:sz w:val="28"/>
-          <w:szCs w:val="28"/>
-          <w:lang w:val="en-GB"/>
+          <w:lang w:val="en-US"/>
+        </w:rPr>
+      </w:pPr>
+      <w:r>
+        <w:rPr>
+          <w:sz w:val="28"/>
+          <w:szCs w:val="28"/>
+          <w:lang w:val="en-US"/>
         </w:rPr>
         <w:t>    "</w:t>
       </w:r>
@@ -1334,7 +1286,7 @@
         <w:rPr>
           <w:sz w:val="28"/>
           <w:szCs w:val="28"/>
-          <w:lang w:val="en-GB"/>
+          <w:lang w:val="en-US"/>
         </w:rPr>
         <w:t>Dockerfile</w:t>
       </w:r>
@@ -1343,7 +1295,7 @@
         <w:rPr>
           <w:sz w:val="28"/>
           <w:szCs w:val="28"/>
-          <w:lang w:val="en-GB"/>
+          <w:lang w:val="en-US"/>
         </w:rPr>
         <w:t>",</w:t>
       </w:r>
@@ -1356,14 +1308,14 @@
         <w:rPr>
           <w:sz w:val="28"/>
           <w:szCs w:val="28"/>
-          <w:lang w:val="en-GB"/>
-        </w:rPr>
-      </w:pPr>
-      <w:r>
-        <w:rPr>
-          <w:sz w:val="28"/>
-          <w:szCs w:val="28"/>
-          <w:lang w:val="en-GB"/>
+          <w:lang w:val="en-US"/>
+        </w:rPr>
+      </w:pPr>
+      <w:r>
+        <w:rPr>
+          <w:sz w:val="28"/>
+          <w:szCs w:val="28"/>
+          <w:lang w:val="en-US"/>
         </w:rPr>
         <w:t xml:space="preserve">    </w:t>
       </w:r>
@@ -1372,7 +1324,7 @@
         <w:rPr>
           <w:sz w:val="28"/>
           <w:szCs w:val="28"/>
-          <w:lang w:val="en-GB"/>
+          <w:lang w:val="en-US"/>
         </w:rPr>
         <w:t>".</w:t>
       </w:r>
@@ -1381,7 +1333,7 @@
         <w:rPr>
           <w:sz w:val="28"/>
           <w:szCs w:val="28"/>
-          <w:lang w:val="en-GB"/>
+          <w:lang w:val="en-US"/>
         </w:rPr>
         <w:t>dockerignore</w:t>
       </w:r>
@@ -1391,7 +1343,7 @@
         <w:rPr>
           <w:sz w:val="28"/>
           <w:szCs w:val="28"/>
-          <w:lang w:val="en-GB"/>
+          <w:lang w:val="en-US"/>
         </w:rPr>
         <w:t>",</w:t>
       </w:r>
@@ -1404,14 +1356,14 @@
         <w:rPr>
           <w:sz w:val="28"/>
           <w:szCs w:val="28"/>
-          <w:lang w:val="en-GB"/>
-        </w:rPr>
-      </w:pPr>
-      <w:r>
-        <w:rPr>
-          <w:sz w:val="28"/>
-          <w:szCs w:val="28"/>
-          <w:lang w:val="en-GB"/>
+          <w:lang w:val="en-US"/>
+        </w:rPr>
+      </w:pPr>
+      <w:r>
+        <w:rPr>
+          <w:sz w:val="28"/>
+          <w:szCs w:val="28"/>
+          <w:lang w:val="en-US"/>
         </w:rPr>
         <w:t>    "demo.py"</w:t>
       </w:r>
@@ -1419,7 +1371,7 @@
         <w:rPr>
           <w:sz w:val="28"/>
           <w:szCs w:val="28"/>
-          <w:lang w:val="en-GB"/>
+          <w:lang w:val="en-US"/>
         </w:rPr>
         <w:t>: we do tests here</w:t>
       </w:r>
@@ -1432,24 +1384,16 @@
         <w:rPr>
           <w:sz w:val="28"/>
           <w:szCs w:val="28"/>
-          <w:lang w:val="en-GB"/>
-        </w:rPr>
-      </w:pPr>
-      <w:r>
-        <w:rPr>
-          <w:sz w:val="28"/>
-          <w:szCs w:val="28"/>
-          <w:lang w:val="en-GB"/>
-        </w:rPr>
-        <w:t>    "setup.py"</w:t>
-      </w:r>
-      <w:r>
-        <w:rPr>
-          <w:sz w:val="28"/>
-          <w:szCs w:val="28"/>
-          <w:lang w:val="en-GB"/>
-        </w:rPr>
-        <w:t>:  where we define local packages to install</w:t>
+          <w:lang w:val="en-US"/>
+        </w:rPr>
+      </w:pPr>
+      <w:r>
+        <w:rPr>
+          <w:sz w:val="28"/>
+          <w:szCs w:val="28"/>
+          <w:lang w:val="en-US"/>
+        </w:rPr>
+        <w:t>    "setup.py":  where we define local packages to install</w:t>
       </w:r>
     </w:p>
     <w:p>
@@ -1460,7 +1404,7 @@
         <w:rPr>
           <w:sz w:val="28"/>
           <w:szCs w:val="28"/>
-          <w:lang w:val="en-GB"/>
+          <w:lang w:val="en-US"/>
         </w:rPr>
       </w:pPr>
     </w:p>
@@ -1472,14 +1416,14 @@
         <w:rPr>
           <w:sz w:val="28"/>
           <w:szCs w:val="28"/>
-          <w:lang w:val="en-GB"/>
-        </w:rPr>
-      </w:pPr>
-      <w:r>
-        <w:rPr>
-          <w:sz w:val="28"/>
-          <w:szCs w:val="28"/>
-          <w:lang w:val="en-GB"/>
+          <w:lang w:val="en-US"/>
+        </w:rPr>
+      </w:pPr>
+      <w:r>
+        <w:rPr>
+          <w:sz w:val="28"/>
+          <w:szCs w:val="28"/>
+          <w:lang w:val="en-US"/>
         </w:rPr>
         <w:t xml:space="preserve">     Config folder:</w:t>
       </w:r>
@@ -1492,39 +1436,23 @@
         <w:rPr>
           <w:sz w:val="28"/>
           <w:szCs w:val="28"/>
-          <w:lang w:val="en-GB"/>
-        </w:rPr>
-      </w:pPr>
-      <w:r>
-        <w:rPr>
-          <w:sz w:val="28"/>
-          <w:szCs w:val="28"/>
-          <w:lang w:val="en-GB"/>
-        </w:rPr>
-        <w:t xml:space="preserve">    </w:t>
-      </w:r>
-      <w:r>
-        <w:rPr>
-          <w:sz w:val="28"/>
-          <w:szCs w:val="28"/>
-          <w:lang w:val="en-GB"/>
-        </w:rPr>
-        <w:t xml:space="preserve">     </w:t>
-      </w:r>
-      <w:r>
-        <w:rPr>
-          <w:sz w:val="28"/>
-          <w:szCs w:val="28"/>
-          <w:lang w:val="en-GB"/>
-        </w:rPr>
-        <w:t>"config/</w:t>
+          <w:lang w:val="en-US"/>
+        </w:rPr>
+      </w:pPr>
+      <w:r>
+        <w:rPr>
+          <w:sz w:val="28"/>
+          <w:szCs w:val="28"/>
+          <w:lang w:val="en-US"/>
+        </w:rPr>
+        <w:t>         "config/</w:t>
       </w:r>
       <w:proofErr w:type="spellStart"/>
       <w:r>
         <w:rPr>
           <w:sz w:val="28"/>
           <w:szCs w:val="28"/>
-          <w:lang w:val="en-GB"/>
+          <w:lang w:val="en-US"/>
         </w:rPr>
         <w:t>model.yaml</w:t>
       </w:r>
@@ -1533,7 +1461,7 @@
         <w:rPr>
           <w:sz w:val="28"/>
           <w:szCs w:val="28"/>
-          <w:lang w:val="en-GB"/>
+          <w:lang w:val="en-US"/>
         </w:rPr>
         <w:t>",</w:t>
       </w:r>
@@ -1546,39 +1474,23 @@
         <w:rPr>
           <w:sz w:val="28"/>
           <w:szCs w:val="28"/>
-          <w:lang w:val="en-GB"/>
-        </w:rPr>
-      </w:pPr>
-      <w:r>
-        <w:rPr>
-          <w:sz w:val="28"/>
-          <w:szCs w:val="28"/>
-          <w:lang w:val="en-GB"/>
-        </w:rPr>
-        <w:t xml:space="preserve">    </w:t>
-      </w:r>
-      <w:r>
-        <w:rPr>
-          <w:sz w:val="28"/>
-          <w:szCs w:val="28"/>
-          <w:lang w:val="en-GB"/>
-        </w:rPr>
-        <w:t xml:space="preserve">     </w:t>
-      </w:r>
-      <w:r>
-        <w:rPr>
-          <w:sz w:val="28"/>
-          <w:szCs w:val="28"/>
-          <w:lang w:val="en-GB"/>
-        </w:rPr>
-        <w:t>"config/</w:t>
+          <w:lang w:val="en-US"/>
+        </w:rPr>
+      </w:pPr>
+      <w:r>
+        <w:rPr>
+          <w:sz w:val="28"/>
+          <w:szCs w:val="28"/>
+          <w:lang w:val="en-US"/>
+        </w:rPr>
+        <w:t>         "config/</w:t>
       </w:r>
       <w:proofErr w:type="spellStart"/>
       <w:r>
         <w:rPr>
           <w:sz w:val="28"/>
           <w:szCs w:val="28"/>
-          <w:lang w:val="en-GB"/>
+          <w:lang w:val="en-US"/>
         </w:rPr>
         <w:t>schema.yaml</w:t>
       </w:r>
@@ -1587,7 +1499,7 @@
         <w:rPr>
           <w:sz w:val="28"/>
           <w:szCs w:val="28"/>
-          <w:lang w:val="en-GB"/>
+          <w:lang w:val="en-US"/>
         </w:rPr>
         <w:t>"</w:t>
       </w:r>
@@ -1600,7 +1512,7 @@
         <w:rPr>
           <w:sz w:val="28"/>
           <w:szCs w:val="28"/>
-          <w:lang w:val="en-GB"/>
+          <w:lang w:val="en-US"/>
         </w:rPr>
       </w:pPr>
     </w:p>
@@ -1612,7 +1524,7 @@
         <w:rPr>
           <w:sz w:val="28"/>
           <w:szCs w:val="28"/>
-          <w:lang w:val="en-GB"/>
+          <w:lang w:val="en-US"/>
         </w:rPr>
       </w:pPr>
     </w:p>
@@ -1624,7 +1536,7 @@
         <w:rPr>
           <w:sz w:val="28"/>
           <w:szCs w:val="28"/>
-          <w:lang w:val="en-GB"/>
+          <w:lang w:val="en-US"/>
         </w:rPr>
       </w:pPr>
     </w:p>
@@ -1641,7 +1553,7 @@
           <w:bCs/>
           <w:sz w:val="28"/>
           <w:szCs w:val="28"/>
-          <w:lang w:val="en-GB"/>
+          <w:lang w:val="en-US"/>
         </w:rPr>
       </w:pPr>
       <w:r>
@@ -1650,7 +1562,7 @@
           <w:bCs/>
           <w:sz w:val="28"/>
           <w:szCs w:val="28"/>
-          <w:lang w:val="en-GB"/>
+          <w:lang w:val="en-US"/>
         </w:rPr>
         <w:t xml:space="preserve">We set the database on </w:t>
       </w:r>
@@ -1661,7 +1573,7 @@
           <w:bCs/>
           <w:sz w:val="28"/>
           <w:szCs w:val="28"/>
-          <w:lang w:val="en-GB"/>
+          <w:lang w:val="en-US"/>
         </w:rPr>
         <w:t>mongodb</w:t>
       </w:r>
@@ -1672,7 +1584,7 @@
           <w:bCs/>
           <w:sz w:val="28"/>
           <w:szCs w:val="28"/>
-          <w:lang w:val="en-GB"/>
+          <w:lang w:val="en-US"/>
         </w:rPr>
         <w:t xml:space="preserve"> Atlas:</w:t>
       </w:r>
@@ -1683,14 +1595,14 @@
         <w:rPr>
           <w:sz w:val="28"/>
           <w:szCs w:val="28"/>
-          <w:lang w:val="en-GB"/>
-        </w:rPr>
-      </w:pPr>
-      <w:r>
-        <w:rPr>
-          <w:sz w:val="28"/>
-          <w:szCs w:val="28"/>
-          <w:lang w:val="en-GB"/>
+          <w:lang w:val="en-US"/>
+        </w:rPr>
+      </w:pPr>
+      <w:r>
+        <w:rPr>
+          <w:sz w:val="28"/>
+          <w:szCs w:val="28"/>
+          <w:lang w:val="en-US"/>
         </w:rPr>
         <w:t xml:space="preserve">-creation of an account and cluster on </w:t>
       </w:r>
@@ -1699,7 +1611,7 @@
         <w:rPr>
           <w:sz w:val="28"/>
           <w:szCs w:val="28"/>
-          <w:lang w:val="en-GB"/>
+          <w:lang w:val="en-US"/>
         </w:rPr>
         <w:t>mongodb</w:t>
       </w:r>
@@ -1708,7 +1620,7 @@
         <w:rPr>
           <w:sz w:val="28"/>
           <w:szCs w:val="28"/>
-          <w:lang w:val="en-GB"/>
+          <w:lang w:val="en-US"/>
         </w:rPr>
         <w:t xml:space="preserve"> atlas</w:t>
       </w:r>
@@ -1719,14 +1631,14 @@
         <w:rPr>
           <w:sz w:val="28"/>
           <w:szCs w:val="28"/>
-          <w:lang w:val="en-GB"/>
-        </w:rPr>
-      </w:pPr>
-      <w:r>
-        <w:rPr>
-          <w:sz w:val="28"/>
-          <w:szCs w:val="28"/>
-          <w:lang w:val="en-GB"/>
+          <w:lang w:val="en-US"/>
+        </w:rPr>
+      </w:pPr>
+      <w:r>
+        <w:rPr>
+          <w:sz w:val="28"/>
+          <w:szCs w:val="28"/>
+          <w:lang w:val="en-US"/>
         </w:rPr>
         <w:t xml:space="preserve">-download our dataset named </w:t>
       </w:r>
@@ -1735,7 +1647,7 @@
         <w:rPr>
           <w:sz w:val="28"/>
           <w:szCs w:val="28"/>
-          <w:lang w:val="en-GB"/>
+          <w:lang w:val="en-US"/>
         </w:rPr>
         <w:t>EasyVisa_dataset</w:t>
       </w:r>
@@ -1744,7 +1656,7 @@
         <w:rPr>
           <w:sz w:val="28"/>
           <w:szCs w:val="28"/>
-          <w:lang w:val="en-GB"/>
+          <w:lang w:val="en-US"/>
         </w:rPr>
         <w:t xml:space="preserve"> on Kaggle, and then import it on our cluster as a collection.</w:t>
       </w:r>
@@ -1755,7 +1667,7 @@
         <w:rPr>
           <w:sz w:val="28"/>
           <w:szCs w:val="28"/>
-          <w:lang w:val="en-GB"/>
+          <w:lang w:val="en-US"/>
         </w:rPr>
       </w:pPr>
       <w:r>
@@ -1763,7 +1675,7 @@
           <w:noProof/>
           <w:sz w:val="28"/>
           <w:szCs w:val="28"/>
-          <w:lang w:val="en-GB"/>
+          <w:lang w:val="en-US"/>
         </w:rPr>
         <w:drawing>
           <wp:anchor distT="0" distB="0" distL="114300" distR="114300" simplePos="0" relativeHeight="251658240" behindDoc="0" locked="0" layoutInCell="1" allowOverlap="1" wp14:anchorId="7C0E4D97" wp14:editId="65FDA82A">
@@ -1827,68 +1739,68 @@
         <w:rPr>
           <w:sz w:val="28"/>
           <w:szCs w:val="28"/>
-          <w:lang w:val="en-GB"/>
-        </w:rPr>
-      </w:pPr>
-    </w:p>
-    <w:p>
-      <w:pPr>
-        <w:rPr>
-          <w:sz w:val="28"/>
-          <w:szCs w:val="28"/>
-          <w:lang w:val="en-GB"/>
-        </w:rPr>
-      </w:pPr>
-    </w:p>
-    <w:p>
-      <w:pPr>
-        <w:rPr>
-          <w:sz w:val="28"/>
-          <w:szCs w:val="28"/>
-          <w:lang w:val="en-GB"/>
-        </w:rPr>
-      </w:pPr>
-    </w:p>
-    <w:p>
-      <w:pPr>
-        <w:rPr>
-          <w:sz w:val="28"/>
-          <w:szCs w:val="28"/>
-          <w:lang w:val="en-GB"/>
-        </w:rPr>
-      </w:pPr>
-    </w:p>
-    <w:p>
-      <w:pPr>
-        <w:rPr>
-          <w:sz w:val="28"/>
-          <w:szCs w:val="28"/>
-          <w:lang w:val="en-GB"/>
-        </w:rPr>
-      </w:pPr>
-    </w:p>
-    <w:p>
-      <w:pPr>
-        <w:rPr>
-          <w:sz w:val="28"/>
-          <w:szCs w:val="28"/>
-          <w:lang w:val="en-GB"/>
-        </w:rPr>
-      </w:pPr>
-    </w:p>
-    <w:p>
-      <w:pPr>
-        <w:rPr>
-          <w:sz w:val="28"/>
-          <w:szCs w:val="28"/>
-          <w:lang w:val="en-GB"/>
-        </w:rPr>
-      </w:pPr>
-      <w:r>
-        <w:rPr>
-          <w:sz w:val="28"/>
-          <w:szCs w:val="28"/>
-          <w:lang w:val="en-GB"/>
+          <w:lang w:val="en-US"/>
+        </w:rPr>
+      </w:pPr>
+    </w:p>
+    <w:p>
+      <w:pPr>
+        <w:rPr>
+          <w:sz w:val="28"/>
+          <w:szCs w:val="28"/>
+          <w:lang w:val="en-US"/>
+        </w:rPr>
+      </w:pPr>
+    </w:p>
+    <w:p>
+      <w:pPr>
+        <w:rPr>
+          <w:sz w:val="28"/>
+          <w:szCs w:val="28"/>
+          <w:lang w:val="en-US"/>
+        </w:rPr>
+      </w:pPr>
+    </w:p>
+    <w:p>
+      <w:pPr>
+        <w:rPr>
+          <w:sz w:val="28"/>
+          <w:szCs w:val="28"/>
+          <w:lang w:val="en-US"/>
+        </w:rPr>
+      </w:pPr>
+    </w:p>
+    <w:p>
+      <w:pPr>
+        <w:rPr>
+          <w:sz w:val="28"/>
+          <w:szCs w:val="28"/>
+          <w:lang w:val="en-US"/>
+        </w:rPr>
+      </w:pPr>
+    </w:p>
+    <w:p>
+      <w:pPr>
+        <w:rPr>
+          <w:sz w:val="28"/>
+          <w:szCs w:val="28"/>
+          <w:lang w:val="en-US"/>
+        </w:rPr>
+      </w:pPr>
+    </w:p>
+    <w:p>
+      <w:pPr>
+        <w:rPr>
+          <w:sz w:val="28"/>
+          <w:szCs w:val="28"/>
+          <w:lang w:val="en-US"/>
+        </w:rPr>
+      </w:pPr>
+      <w:r>
+        <w:rPr>
+          <w:sz w:val="28"/>
+          <w:szCs w:val="28"/>
+          <w:lang w:val="en-US"/>
         </w:rPr>
         <w:t xml:space="preserve">The image above describes how data is structured on </w:t>
       </w:r>
@@ -1897,7 +1809,7 @@
         <w:rPr>
           <w:sz w:val="28"/>
           <w:szCs w:val="28"/>
-          <w:lang w:val="en-GB"/>
+          <w:lang w:val="en-US"/>
         </w:rPr>
         <w:t>mongodb</w:t>
       </w:r>
@@ -1906,7 +1818,7 @@
         <w:rPr>
           <w:sz w:val="28"/>
           <w:szCs w:val="28"/>
-          <w:lang w:val="en-GB"/>
+          <w:lang w:val="en-US"/>
         </w:rPr>
         <w:t xml:space="preserve">. </w:t>
       </w:r>
@@ -1916,14 +1828,14 @@
         <w:rPr>
           <w:sz w:val="28"/>
           <w:szCs w:val="28"/>
-          <w:lang w:val="en-GB"/>
-        </w:rPr>
-      </w:pPr>
-      <w:r>
-        <w:rPr>
-          <w:sz w:val="28"/>
-          <w:szCs w:val="28"/>
-          <w:lang w:val="en-GB"/>
+          <w:lang w:val="en-US"/>
+        </w:rPr>
+      </w:pPr>
+      <w:r>
+        <w:rPr>
+          <w:sz w:val="28"/>
+          <w:szCs w:val="28"/>
+          <w:lang w:val="en-US"/>
         </w:rPr>
         <w:t>Cluster -&gt; database -&gt; collection</w:t>
       </w:r>
@@ -1933,16 +1845,16 @@
         <w:rPr>
           <w:sz w:val="28"/>
           <w:szCs w:val="28"/>
-          <w:lang w:val="en-GB"/>
-        </w:rPr>
-      </w:pPr>
-    </w:p>
-    <w:p>
-      <w:pPr>
-        <w:rPr>
-          <w:sz w:val="28"/>
-          <w:szCs w:val="28"/>
-          <w:lang w:val="en-GB"/>
+          <w:lang w:val="en-US"/>
+        </w:rPr>
+      </w:pPr>
+    </w:p>
+    <w:p>
+      <w:pPr>
+        <w:rPr>
+          <w:sz w:val="28"/>
+          <w:szCs w:val="28"/>
+          <w:lang w:val="en-US"/>
         </w:rPr>
       </w:pPr>
     </w:p>
@@ -1958,7 +1870,7 @@
           <w:bCs/>
           <w:sz w:val="28"/>
           <w:szCs w:val="28"/>
-          <w:lang w:val="en-GB"/>
+          <w:lang w:val="en-US"/>
         </w:rPr>
       </w:pPr>
       <w:r>
@@ -1967,7 +1879,7 @@
           <w:bCs/>
           <w:sz w:val="28"/>
           <w:szCs w:val="28"/>
-          <w:lang w:val="en-GB"/>
+          <w:lang w:val="en-US"/>
         </w:rPr>
         <w:t>Exploratory data analysis, Feature engineerin</w:t>
       </w:r>
@@ -1977,7 +1889,7 @@
           <w:bCs/>
           <w:sz w:val="28"/>
           <w:szCs w:val="28"/>
-          <w:lang w:val="en-GB"/>
+          <w:lang w:val="en-US"/>
         </w:rPr>
         <w:t>g</w:t>
       </w:r>
@@ -1987,7 +1899,7 @@
           <w:bCs/>
           <w:sz w:val="28"/>
           <w:szCs w:val="28"/>
-          <w:lang w:val="en-GB"/>
+          <w:lang w:val="en-US"/>
         </w:rPr>
         <w:t xml:space="preserve"> and model training on </w:t>
       </w:r>
@@ -1998,7 +1910,7 @@
           <w:bCs/>
           <w:sz w:val="28"/>
           <w:szCs w:val="28"/>
-          <w:lang w:val="en-GB"/>
+          <w:lang w:val="en-US"/>
         </w:rPr>
         <w:t>jupyter</w:t>
       </w:r>
@@ -2009,7 +1921,7 @@
           <w:bCs/>
           <w:sz w:val="28"/>
           <w:szCs w:val="28"/>
-          <w:lang w:val="en-GB"/>
+          <w:lang w:val="en-US"/>
         </w:rPr>
         <w:t xml:space="preserve"> notebook. </w:t>
       </w:r>
@@ -2021,7 +1933,7 @@
         <w:rPr>
           <w:sz w:val="28"/>
           <w:szCs w:val="28"/>
-          <w:lang w:val="en-GB"/>
+          <w:lang w:val="en-US"/>
         </w:rPr>
       </w:pPr>
     </w:p>
@@ -2037,7 +1949,7 @@
           <w:bCs/>
           <w:sz w:val="28"/>
           <w:szCs w:val="28"/>
-          <w:lang w:val="en-GB"/>
+          <w:lang w:val="en-US"/>
         </w:rPr>
       </w:pPr>
       <w:r>
@@ -2046,7 +1958,7 @@
           <w:bCs/>
           <w:sz w:val="28"/>
           <w:szCs w:val="28"/>
-          <w:lang w:val="en-GB"/>
+          <w:lang w:val="en-US"/>
         </w:rPr>
         <w:t xml:space="preserve">EDA </w:t>
       </w:r>
@@ -2058,14 +1970,14 @@
         <w:rPr>
           <w:sz w:val="28"/>
           <w:szCs w:val="28"/>
-          <w:lang w:val="en-GB"/>
-        </w:rPr>
-      </w:pPr>
-      <w:r>
-        <w:rPr>
-          <w:sz w:val="28"/>
-          <w:szCs w:val="28"/>
-          <w:lang w:val="en-GB"/>
+          <w:lang w:val="en-US"/>
+        </w:rPr>
+      </w:pPr>
+      <w:r>
+        <w:rPr>
+          <w:sz w:val="28"/>
+          <w:szCs w:val="28"/>
+          <w:lang w:val="en-US"/>
         </w:rPr>
         <w:t>-Firstly check: null values, duplicated rows</w:t>
       </w:r>
@@ -2077,14 +1989,14 @@
         <w:rPr>
           <w:sz w:val="28"/>
           <w:szCs w:val="28"/>
-          <w:lang w:val="en-GB"/>
-        </w:rPr>
-      </w:pPr>
-      <w:r>
-        <w:rPr>
-          <w:sz w:val="28"/>
-          <w:szCs w:val="28"/>
-          <w:lang w:val="en-GB"/>
+          <w:lang w:val="en-US"/>
+        </w:rPr>
+      </w:pPr>
+      <w:r>
+        <w:rPr>
+          <w:sz w:val="28"/>
+          <w:szCs w:val="28"/>
+          <w:lang w:val="en-US"/>
         </w:rPr>
         <w:t>-check the unique values of each column, also the number of unique values</w:t>
       </w:r>
@@ -2096,14 +2008,14 @@
         <w:rPr>
           <w:sz w:val="28"/>
           <w:szCs w:val="28"/>
-          <w:lang w:val="en-GB"/>
-        </w:rPr>
-      </w:pPr>
-      <w:r>
-        <w:rPr>
-          <w:sz w:val="28"/>
-          <w:szCs w:val="28"/>
-          <w:lang w:val="en-GB"/>
+          <w:lang w:val="en-US"/>
+        </w:rPr>
+      </w:pPr>
+      <w:r>
+        <w:rPr>
+          <w:sz w:val="28"/>
+          <w:szCs w:val="28"/>
+          <w:lang w:val="en-US"/>
         </w:rPr>
         <w:t>-Separate numeric from categorical columns, to have a better exploration</w:t>
       </w:r>
@@ -2115,7 +2027,7 @@
         <w:rPr>
           <w:sz w:val="28"/>
           <w:szCs w:val="28"/>
-          <w:lang w:val="en-GB"/>
+          <w:lang w:val="en-US"/>
         </w:rPr>
       </w:pPr>
     </w:p>
@@ -2126,14 +2038,14 @@
         <w:rPr>
           <w:sz w:val="28"/>
           <w:szCs w:val="28"/>
-          <w:lang w:val="en-GB"/>
-        </w:rPr>
-      </w:pPr>
-      <w:r>
-        <w:rPr>
-          <w:sz w:val="28"/>
-          <w:szCs w:val="28"/>
-          <w:lang w:val="en-GB"/>
+          <w:lang w:val="en-US"/>
+        </w:rPr>
+      </w:pPr>
+      <w:r>
+        <w:rPr>
+          <w:sz w:val="28"/>
+          <w:szCs w:val="28"/>
+          <w:lang w:val="en-US"/>
         </w:rPr>
         <w:t xml:space="preserve">-check the proportion </w:t>
       </w:r>
@@ -2141,7 +2053,7 @@
         <w:rPr>
           <w:sz w:val="28"/>
           <w:szCs w:val="28"/>
-          <w:lang w:val="en-GB"/>
+          <w:lang w:val="en-US"/>
         </w:rPr>
         <w:t xml:space="preserve">of </w:t>
       </w:r>
@@ -2149,7 +2061,7 @@
         <w:rPr>
           <w:sz w:val="28"/>
           <w:szCs w:val="28"/>
-          <w:lang w:val="en-GB"/>
+          <w:lang w:val="en-US"/>
         </w:rPr>
         <w:t>unique value from each categorical column, so that we know the predominant categor</w:t>
       </w:r>
@@ -2157,7 +2069,7 @@
         <w:rPr>
           <w:sz w:val="28"/>
           <w:szCs w:val="28"/>
-          <w:lang w:val="en-GB"/>
+          <w:lang w:val="en-US"/>
         </w:rPr>
         <w:t>ies</w:t>
       </w:r>
@@ -2165,7 +2077,7 @@
         <w:rPr>
           <w:sz w:val="28"/>
           <w:szCs w:val="28"/>
-          <w:lang w:val="en-GB"/>
+          <w:lang w:val="en-US"/>
         </w:rPr>
         <w:t xml:space="preserve"> and get some insights.</w:t>
       </w:r>
@@ -2177,7 +2089,7 @@
         <w:rPr>
           <w:sz w:val="28"/>
           <w:szCs w:val="28"/>
-          <w:lang w:val="en-GB"/>
+          <w:lang w:val="en-US"/>
         </w:rPr>
       </w:pPr>
     </w:p>
@@ -2188,14 +2100,14 @@
         <w:rPr>
           <w:sz w:val="28"/>
           <w:szCs w:val="28"/>
-          <w:lang w:val="en-GB"/>
-        </w:rPr>
-      </w:pPr>
-      <w:r>
-        <w:rPr>
-          <w:sz w:val="28"/>
-          <w:szCs w:val="28"/>
-          <w:lang w:val="en-GB"/>
+          <w:lang w:val="en-US"/>
+        </w:rPr>
+      </w:pPr>
+      <w:r>
+        <w:rPr>
+          <w:sz w:val="28"/>
+          <w:szCs w:val="28"/>
+          <w:lang w:val="en-US"/>
         </w:rPr>
         <w:t>-</w:t>
       </w:r>
@@ -2203,7 +2115,7 @@
         <w:rPr>
           <w:sz w:val="28"/>
           <w:szCs w:val="28"/>
-          <w:lang w:val="en-GB"/>
+          <w:lang w:val="en-US"/>
         </w:rPr>
         <w:t xml:space="preserve"> </w:t>
       </w:r>
@@ -2211,7 +2123,7 @@
         <w:rPr>
           <w:sz w:val="28"/>
           <w:szCs w:val="28"/>
-          <w:lang w:val="en-GB"/>
+          <w:lang w:val="en-US"/>
         </w:rPr>
         <w:t xml:space="preserve">do </w:t>
       </w:r>
@@ -2221,7 +2133,7 @@
           <w:bCs/>
           <w:sz w:val="28"/>
           <w:szCs w:val="28"/>
-          <w:lang w:val="en-GB"/>
+          <w:lang w:val="en-US"/>
         </w:rPr>
         <w:t>univariate analysis</w:t>
       </w:r>
@@ -2229,7 +2141,7 @@
         <w:rPr>
           <w:sz w:val="28"/>
           <w:szCs w:val="28"/>
-          <w:lang w:val="en-GB"/>
+          <w:lang w:val="en-US"/>
         </w:rPr>
         <w:t xml:space="preserve"> to understand the distribution of values for a single variable. (others type of analysis: bivariate = analysis of two variables, multivariate = analysis of two or more variables)</w:t>
       </w:r>
@@ -2241,7 +2153,7 @@
         <w:rPr>
           <w:sz w:val="28"/>
           <w:szCs w:val="28"/>
-          <w:lang w:val="en-GB"/>
+          <w:lang w:val="en-US"/>
         </w:rPr>
       </w:pPr>
     </w:p>
@@ -2254,7 +2166,7 @@
           <w:bCs/>
           <w:sz w:val="28"/>
           <w:szCs w:val="28"/>
-          <w:lang w:val="en-GB"/>
+          <w:lang w:val="en-US"/>
         </w:rPr>
       </w:pPr>
       <w:r>
@@ -2263,7 +2175,7 @@
           <w:bCs/>
           <w:sz w:val="28"/>
           <w:szCs w:val="28"/>
-          <w:lang w:val="en-GB"/>
+          <w:lang w:val="en-US"/>
         </w:rPr>
         <w:t>Numerical features</w:t>
       </w:r>
@@ -2275,14 +2187,14 @@
         <w:rPr>
           <w:sz w:val="28"/>
           <w:szCs w:val="28"/>
-          <w:lang w:val="en-GB"/>
-        </w:rPr>
-      </w:pPr>
-      <w:r>
-        <w:rPr>
-          <w:sz w:val="28"/>
-          <w:szCs w:val="28"/>
-          <w:lang w:val="en-GB"/>
+          <w:lang w:val="en-US"/>
+        </w:rPr>
+      </w:pPr>
+      <w:r>
+        <w:rPr>
+          <w:sz w:val="28"/>
+          <w:szCs w:val="28"/>
+          <w:lang w:val="en-US"/>
         </w:rPr>
         <w:t xml:space="preserve">We use </w:t>
       </w:r>
@@ -2291,7 +2203,7 @@
         <w:rPr>
           <w:sz w:val="28"/>
           <w:szCs w:val="28"/>
-          <w:lang w:val="en-GB"/>
+          <w:lang w:val="en-US"/>
         </w:rPr>
         <w:t>kdeplot</w:t>
       </w:r>
@@ -2300,7 +2212,7 @@
         <w:rPr>
           <w:sz w:val="28"/>
           <w:szCs w:val="28"/>
-          <w:lang w:val="en-GB"/>
+          <w:lang w:val="en-US"/>
         </w:rPr>
         <w:t xml:space="preserve"> from seaborn to check density per value.</w:t>
       </w:r>
@@ -2310,14 +2222,14 @@
         <w:rPr>
           <w:sz w:val="28"/>
           <w:szCs w:val="28"/>
-          <w:lang w:val="en-GB"/>
-        </w:rPr>
-      </w:pPr>
-      <w:r>
-        <w:rPr>
-          <w:sz w:val="28"/>
-          <w:szCs w:val="28"/>
-          <w:lang w:val="en-GB"/>
+          <w:lang w:val="en-US"/>
+        </w:rPr>
+      </w:pPr>
+      <w:r>
+        <w:rPr>
+          <w:sz w:val="28"/>
+          <w:szCs w:val="28"/>
+          <w:lang w:val="en-US"/>
         </w:rPr>
         <w:t xml:space="preserve">       Interpretations:</w:t>
       </w:r>
@@ -2327,14 +2239,14 @@
         <w:rPr>
           <w:sz w:val="28"/>
           <w:szCs w:val="28"/>
-          <w:lang w:val="en-GB"/>
-        </w:rPr>
-      </w:pPr>
-      <w:r>
-        <w:rPr>
-          <w:sz w:val="28"/>
-          <w:szCs w:val="28"/>
-          <w:lang w:val="en-GB"/>
+          <w:lang w:val="en-US"/>
+        </w:rPr>
+      </w:pPr>
+      <w:r>
+        <w:rPr>
+          <w:sz w:val="28"/>
+          <w:szCs w:val="28"/>
+          <w:lang w:val="en-US"/>
         </w:rPr>
         <w:t xml:space="preserve">        </w:t>
       </w:r>
@@ -2342,7 +2254,7 @@
         <w:rPr>
           <w:sz w:val="28"/>
           <w:szCs w:val="28"/>
-          <w:lang w:val="en-GB"/>
+          <w:lang w:val="en-US"/>
         </w:rPr>
         <w:t>*</w:t>
       </w:r>
@@ -2350,7 +2262,7 @@
         <w:rPr>
           <w:sz w:val="28"/>
           <w:szCs w:val="28"/>
-          <w:lang w:val="en-GB"/>
+          <w:lang w:val="en-US"/>
         </w:rPr>
         <w:t>Number of peaks</w:t>
       </w:r>
@@ -2364,32 +2276,16 @@
         <w:rPr>
           <w:sz w:val="28"/>
           <w:szCs w:val="28"/>
-          <w:lang w:val="en-GB"/>
-        </w:rPr>
-      </w:pPr>
-      <w:r>
-        <w:rPr>
-          <w:sz w:val="28"/>
-          <w:szCs w:val="28"/>
-          <w:lang w:val="en-GB"/>
-        </w:rPr>
-        <w:t>1 peak → Unimodal</w:t>
-      </w:r>
-      <w:r>
-        <w:rPr>
-          <w:sz w:val="28"/>
-          <w:szCs w:val="28"/>
-          <w:lang w:val="en-GB"/>
-        </w:rPr>
-        <w:t xml:space="preserve"> distribution</w:t>
-      </w:r>
-      <w:r>
-        <w:rPr>
-          <w:sz w:val="28"/>
-          <w:szCs w:val="28"/>
-          <w:lang w:val="en-GB"/>
-        </w:rPr>
-        <w:t xml:space="preserve"> (one main group)</w:t>
+          <w:lang w:val="en-US"/>
+        </w:rPr>
+      </w:pPr>
+      <w:r>
+        <w:rPr>
+          <w:sz w:val="28"/>
+          <w:szCs w:val="28"/>
+          <w:lang w:val="en-US"/>
+        </w:rPr>
+        <w:t>1 peak → Unimodal distribution (one main group)</w:t>
       </w:r>
     </w:p>
     <w:p>
@@ -2401,32 +2297,16 @@
         <w:rPr>
           <w:sz w:val="28"/>
           <w:szCs w:val="28"/>
-          <w:lang w:val="en-GB"/>
-        </w:rPr>
-      </w:pPr>
-      <w:r>
-        <w:rPr>
-          <w:sz w:val="28"/>
-          <w:szCs w:val="28"/>
-          <w:lang w:val="en-GB"/>
-        </w:rPr>
-        <w:t>2 peaks → Bimodal</w:t>
-      </w:r>
-      <w:r>
-        <w:rPr>
-          <w:sz w:val="28"/>
-          <w:szCs w:val="28"/>
-          <w:lang w:val="en-GB"/>
-        </w:rPr>
-        <w:t xml:space="preserve"> distribution</w:t>
-      </w:r>
-      <w:r>
-        <w:rPr>
-          <w:sz w:val="28"/>
-          <w:szCs w:val="28"/>
-          <w:lang w:val="en-GB"/>
-        </w:rPr>
-        <w:t xml:space="preserve"> (two groups / populations)</w:t>
+          <w:lang w:val="en-US"/>
+        </w:rPr>
+      </w:pPr>
+      <w:r>
+        <w:rPr>
+          <w:sz w:val="28"/>
+          <w:szCs w:val="28"/>
+          <w:lang w:val="en-US"/>
+        </w:rPr>
+        <w:t>2 peaks → Bimodal distribution (two groups / populations)</w:t>
       </w:r>
     </w:p>
     <w:p>
@@ -2438,32 +2318,16 @@
         <w:rPr>
           <w:sz w:val="28"/>
           <w:szCs w:val="28"/>
-          <w:lang w:val="en-GB"/>
-        </w:rPr>
-      </w:pPr>
-      <w:r>
-        <w:rPr>
-          <w:sz w:val="28"/>
-          <w:szCs w:val="28"/>
-          <w:lang w:val="en-GB"/>
-        </w:rPr>
-        <w:t>&gt;2 peaks → Mult</w:t>
-      </w:r>
-      <w:r>
-        <w:rPr>
-          <w:sz w:val="28"/>
-          <w:szCs w:val="28"/>
-          <w:lang w:val="en-GB"/>
-        </w:rPr>
-        <w:t xml:space="preserve">imodal </w:t>
-      </w:r>
-      <w:r>
-        <w:rPr>
-          <w:sz w:val="28"/>
-          <w:szCs w:val="28"/>
-          <w:lang w:val="en-GB"/>
-        </w:rPr>
-        <w:t>or mixed processes</w:t>
+          <w:lang w:val="en-US"/>
+        </w:rPr>
+      </w:pPr>
+      <w:r>
+        <w:rPr>
+          <w:sz w:val="28"/>
+          <w:szCs w:val="28"/>
+          <w:lang w:val="en-US"/>
+        </w:rPr>
+        <w:t>&gt;2 peaks → Multimodal or mixed processes</w:t>
       </w:r>
     </w:p>
     <w:p>
@@ -2472,14 +2336,14 @@
         <w:rPr>
           <w:sz w:val="28"/>
           <w:szCs w:val="28"/>
-          <w:lang w:val="en-GB"/>
-        </w:rPr>
-      </w:pPr>
-      <w:r>
-        <w:rPr>
-          <w:sz w:val="28"/>
-          <w:szCs w:val="28"/>
-          <w:lang w:val="en-GB"/>
+          <w:lang w:val="en-US"/>
+        </w:rPr>
+      </w:pPr>
+      <w:r>
+        <w:rPr>
+          <w:sz w:val="28"/>
+          <w:szCs w:val="28"/>
+          <w:lang w:val="en-US"/>
         </w:rPr>
         <w:t>When we got many small peaks, this could mean the feature is discrete.</w:t>
       </w:r>
@@ -2489,14 +2353,14 @@
         <w:rPr>
           <w:sz w:val="28"/>
           <w:szCs w:val="28"/>
-          <w:lang w:val="en-GB"/>
-        </w:rPr>
-      </w:pPr>
-      <w:r>
-        <w:rPr>
-          <w:sz w:val="28"/>
-          <w:szCs w:val="28"/>
-          <w:lang w:val="en-GB"/>
+          <w:lang w:val="en-US"/>
+        </w:rPr>
+      </w:pPr>
+      <w:r>
+        <w:rPr>
+          <w:sz w:val="28"/>
+          <w:szCs w:val="28"/>
+          <w:lang w:val="en-US"/>
         </w:rPr>
         <w:t xml:space="preserve">      *Skewness</w:t>
       </w:r>
@@ -2506,14 +2370,14 @@
         <w:rPr>
           <w:sz w:val="28"/>
           <w:szCs w:val="28"/>
-          <w:lang w:val="en-GB"/>
-        </w:rPr>
-      </w:pPr>
-      <w:r>
-        <w:rPr>
-          <w:sz w:val="28"/>
-          <w:szCs w:val="28"/>
-          <w:lang w:val="en-GB"/>
+          <w:lang w:val="en-US"/>
+        </w:rPr>
+      </w:pPr>
+      <w:r>
+        <w:rPr>
+          <w:sz w:val="28"/>
+          <w:szCs w:val="28"/>
+          <w:lang w:val="en-US"/>
         </w:rPr>
         <w:tab/>
         <w:t>Whe</w:t>
@@ -2522,7 +2386,7 @@
         <w:rPr>
           <w:sz w:val="28"/>
           <w:szCs w:val="28"/>
-          <w:lang w:val="en-GB"/>
+          <w:lang w:val="en-US"/>
         </w:rPr>
         <w:t>n the tail of the skewed part of curve it’s too long, it may be because of outliers/rare values</w:t>
       </w:r>
@@ -2534,14 +2398,14 @@
           <w:bCs/>
           <w:sz w:val="28"/>
           <w:szCs w:val="28"/>
-          <w:lang w:val="en-GB"/>
-        </w:rPr>
-      </w:pPr>
-      <w:r>
-        <w:rPr>
-          <w:sz w:val="28"/>
-          <w:szCs w:val="28"/>
-          <w:lang w:val="en-GB"/>
+          <w:lang w:val="en-US"/>
+        </w:rPr>
+      </w:pPr>
+      <w:r>
+        <w:rPr>
+          <w:sz w:val="28"/>
+          <w:szCs w:val="28"/>
+          <w:lang w:val="en-US"/>
         </w:rPr>
         <w:lastRenderedPageBreak/>
         <w:tab/>
@@ -2552,7 +2416,7 @@
           <w:bCs/>
           <w:sz w:val="28"/>
           <w:szCs w:val="28"/>
-          <w:lang w:val="en-GB"/>
+          <w:lang w:val="en-US"/>
         </w:rPr>
         <w:t>Categorical features</w:t>
       </w:r>
@@ -2562,14 +2426,14 @@
         <w:rPr>
           <w:sz w:val="28"/>
           <w:szCs w:val="28"/>
-          <w:lang w:val="en-GB"/>
-        </w:rPr>
-      </w:pPr>
-      <w:r>
-        <w:rPr>
-          <w:sz w:val="28"/>
-          <w:szCs w:val="28"/>
-          <w:lang w:val="en-GB"/>
+          <w:lang w:val="en-US"/>
+        </w:rPr>
+      </w:pPr>
+      <w:r>
+        <w:rPr>
+          <w:sz w:val="28"/>
+          <w:szCs w:val="28"/>
+          <w:lang w:val="en-US"/>
         </w:rPr>
         <w:tab/>
       </w:r>
@@ -2577,7 +2441,7 @@
         <w:rPr>
           <w:sz w:val="28"/>
           <w:szCs w:val="28"/>
-          <w:lang w:val="en-GB"/>
+          <w:lang w:val="en-US"/>
         </w:rPr>
         <w:t xml:space="preserve">We use a </w:t>
       </w:r>
@@ -2586,7 +2450,7 @@
         <w:rPr>
           <w:sz w:val="28"/>
           <w:szCs w:val="28"/>
-          <w:lang w:val="en-GB"/>
+          <w:lang w:val="en-US"/>
         </w:rPr>
         <w:t>countplot</w:t>
       </w:r>
@@ -2595,7 +2459,7 @@
         <w:rPr>
           <w:sz w:val="28"/>
           <w:szCs w:val="28"/>
-          <w:lang w:val="en-GB"/>
+          <w:lang w:val="en-US"/>
         </w:rPr>
         <w:t xml:space="preserve"> from seaborn to check dominant categories in each feature.</w:t>
       </w:r>
@@ -2607,7 +2471,7 @@
           <w:bCs/>
           <w:sz w:val="28"/>
           <w:szCs w:val="28"/>
-          <w:lang w:val="en-GB"/>
+          <w:lang w:val="en-US"/>
         </w:rPr>
       </w:pPr>
     </w:p>
@@ -2623,7 +2487,7 @@
           <w:bCs/>
           <w:sz w:val="28"/>
           <w:szCs w:val="28"/>
-          <w:lang w:val="en-GB"/>
+          <w:lang w:val="en-US"/>
         </w:rPr>
       </w:pPr>
       <w:r>
@@ -2632,7 +2496,7 @@
           <w:bCs/>
           <w:sz w:val="28"/>
           <w:szCs w:val="28"/>
-          <w:lang w:val="en-GB"/>
+          <w:lang w:val="en-US"/>
         </w:rPr>
         <w:t>Multivariate analysis</w:t>
       </w:r>
@@ -2643,14 +2507,14 @@
         <w:rPr>
           <w:sz w:val="28"/>
           <w:szCs w:val="28"/>
-          <w:lang w:val="en-GB"/>
-        </w:rPr>
-      </w:pPr>
-      <w:r>
-        <w:rPr>
-          <w:sz w:val="28"/>
-          <w:szCs w:val="28"/>
-          <w:lang w:val="en-GB"/>
+          <w:lang w:val="en-US"/>
+        </w:rPr>
+      </w:pPr>
+      <w:r>
+        <w:rPr>
+          <w:sz w:val="28"/>
+          <w:szCs w:val="28"/>
+          <w:lang w:val="en-US"/>
         </w:rPr>
         <w:t>We check multicollinearity in both numerical and categorical features because highly correlated or redundant features can inflate variance, make coefficients unstable, reduce interpretability, and harm the performance of models like linear and logistic regression. Even categorical features can create redundancy after encoding, so they must be checked as well.</w:t>
       </w:r>
@@ -2661,7 +2525,7 @@
         <w:rPr>
           <w:sz w:val="28"/>
           <w:szCs w:val="28"/>
-          <w:lang w:val="en-GB"/>
+          <w:lang w:val="en-US"/>
         </w:rPr>
       </w:pPr>
       <w:r>
@@ -2670,7 +2534,7 @@
           <w:bCs/>
           <w:sz w:val="28"/>
           <w:szCs w:val="28"/>
-          <w:lang w:val="en-GB"/>
+          <w:lang w:val="en-US"/>
         </w:rPr>
         <w:t>Numerical features</w:t>
       </w:r>
@@ -2678,7 +2542,7 @@
         <w:rPr>
           <w:sz w:val="28"/>
           <w:szCs w:val="28"/>
-          <w:lang w:val="en-GB"/>
+          <w:lang w:val="en-US"/>
         </w:rPr>
         <w:t>:</w:t>
       </w:r>
@@ -2689,14 +2553,14 @@
         <w:rPr>
           <w:sz w:val="28"/>
           <w:szCs w:val="28"/>
-          <w:lang w:val="en-GB"/>
-        </w:rPr>
-      </w:pPr>
-      <w:r>
-        <w:rPr>
-          <w:sz w:val="28"/>
-          <w:szCs w:val="28"/>
-          <w:lang w:val="en-GB"/>
+          <w:lang w:val="en-US"/>
+        </w:rPr>
+      </w:pPr>
+      <w:r>
+        <w:rPr>
+          <w:sz w:val="28"/>
+          <w:szCs w:val="28"/>
+          <w:lang w:val="en-US"/>
         </w:rPr>
         <w:t xml:space="preserve">We use the </w:t>
       </w:r>
@@ -2706,7 +2570,7 @@
         <w:rPr>
           <w:sz w:val="28"/>
           <w:szCs w:val="28"/>
-          <w:lang w:val="en-GB"/>
+          <w:lang w:val="en-US"/>
         </w:rPr>
         <w:t>corr</w:t>
       </w:r>
@@ -2715,7 +2579,7 @@
         <w:rPr>
           <w:sz w:val="28"/>
           <w:szCs w:val="28"/>
-          <w:lang w:val="en-GB"/>
+          <w:lang w:val="en-US"/>
         </w:rPr>
         <w:t>(</w:t>
       </w:r>
@@ -2724,7 +2588,7 @@
         <w:rPr>
           <w:sz w:val="28"/>
           <w:szCs w:val="28"/>
-          <w:lang w:val="en-GB"/>
+          <w:lang w:val="en-US"/>
         </w:rPr>
         <w:t>) function to check that.</w:t>
       </w:r>
@@ -2735,7 +2599,7 @@
         <w:rPr>
           <w:sz w:val="28"/>
           <w:szCs w:val="28"/>
-          <w:lang w:val="en-GB"/>
+          <w:lang w:val="en-US"/>
         </w:rPr>
       </w:pPr>
       <w:r>
@@ -2744,7 +2608,7 @@
           <w:bCs/>
           <w:sz w:val="28"/>
           <w:szCs w:val="28"/>
-          <w:lang w:val="en-GB"/>
+          <w:lang w:val="en-US"/>
         </w:rPr>
         <w:t>Categorical features</w:t>
       </w:r>
@@ -2752,7 +2616,7 @@
         <w:rPr>
           <w:sz w:val="28"/>
           <w:szCs w:val="28"/>
-          <w:lang w:val="en-GB"/>
+          <w:lang w:val="en-US"/>
         </w:rPr>
         <w:t>:</w:t>
       </w:r>
@@ -2763,14 +2627,14 @@
         <w:rPr>
           <w:sz w:val="28"/>
           <w:szCs w:val="28"/>
-          <w:lang w:val="en-GB"/>
-        </w:rPr>
-      </w:pPr>
-      <w:r>
-        <w:rPr>
-          <w:sz w:val="28"/>
-          <w:szCs w:val="28"/>
-          <w:lang w:val="en-GB"/>
+          <w:lang w:val="en-US"/>
+        </w:rPr>
+      </w:pPr>
+      <w:r>
+        <w:rPr>
+          <w:sz w:val="28"/>
+          <w:szCs w:val="28"/>
+          <w:lang w:val="en-US"/>
         </w:rPr>
         <w:t>We can use chi-squared test</w:t>
       </w:r>
@@ -2778,7 +2642,7 @@
         <w:rPr>
           <w:sz w:val="28"/>
           <w:szCs w:val="28"/>
-          <w:lang w:val="en-GB"/>
+          <w:lang w:val="en-US"/>
         </w:rPr>
         <w:t xml:space="preserve"> to check dependence and </w:t>
       </w:r>
@@ -2787,7 +2651,7 @@
         <w:rPr>
           <w:sz w:val="28"/>
           <w:szCs w:val="28"/>
-          <w:lang w:val="en-GB"/>
+          <w:lang w:val="en-US"/>
         </w:rPr>
         <w:t>cramer’s</w:t>
       </w:r>
@@ -2796,7 +2660,7 @@
         <w:rPr>
           <w:sz w:val="28"/>
           <w:szCs w:val="28"/>
-          <w:lang w:val="en-GB"/>
+          <w:lang w:val="en-US"/>
         </w:rPr>
         <w:t xml:space="preserve"> V to check how strong the dependence is.</w:t>
       </w:r>
@@ -2807,14 +2671,14 @@
         <w:rPr>
           <w:sz w:val="28"/>
           <w:szCs w:val="28"/>
-          <w:lang w:val="en-GB"/>
-        </w:rPr>
-      </w:pPr>
-      <w:r>
-        <w:rPr>
-          <w:sz w:val="28"/>
-          <w:szCs w:val="28"/>
-          <w:lang w:val="en-GB"/>
+          <w:lang w:val="en-US"/>
+        </w:rPr>
+      </w:pPr>
+      <w:r>
+        <w:rPr>
+          <w:sz w:val="28"/>
+          <w:szCs w:val="28"/>
+          <w:lang w:val="en-US"/>
         </w:rPr>
         <w:t>H0: the two features are independent</w:t>
       </w:r>
@@ -2825,14 +2689,14 @@
         <w:rPr>
           <w:sz w:val="28"/>
           <w:szCs w:val="28"/>
-          <w:lang w:val="en-GB"/>
-        </w:rPr>
-      </w:pPr>
-      <w:r>
-        <w:rPr>
-          <w:sz w:val="28"/>
-          <w:szCs w:val="28"/>
-          <w:lang w:val="en-GB"/>
+          <w:lang w:val="en-US"/>
+        </w:rPr>
+      </w:pPr>
+      <w:r>
+        <w:rPr>
+          <w:sz w:val="28"/>
+          <w:szCs w:val="28"/>
+          <w:lang w:val="en-US"/>
         </w:rPr>
         <w:t>H1: the two features are dependent.</w:t>
       </w:r>
@@ -2843,14 +2707,14 @@
         <w:rPr>
           <w:sz w:val="28"/>
           <w:szCs w:val="28"/>
-          <w:lang w:val="en-GB"/>
-        </w:rPr>
-      </w:pPr>
-      <w:r>
-        <w:rPr>
-          <w:sz w:val="28"/>
-          <w:szCs w:val="28"/>
-          <w:lang w:val="en-GB"/>
+          <w:lang w:val="en-US"/>
+        </w:rPr>
+      </w:pPr>
+      <w:r>
+        <w:rPr>
+          <w:sz w:val="28"/>
+          <w:szCs w:val="28"/>
+          <w:lang w:val="en-US"/>
         </w:rPr>
         <w:t>If p-value &lt;0.05, reject H0 -&gt; features are dependent</w:t>
       </w:r>
@@ -2861,14 +2725,14 @@
         <w:rPr>
           <w:sz w:val="28"/>
           <w:szCs w:val="28"/>
-          <w:lang w:val="en-GB"/>
-        </w:rPr>
-      </w:pPr>
-      <w:r>
-        <w:rPr>
-          <w:sz w:val="28"/>
-          <w:szCs w:val="28"/>
-          <w:lang w:val="en-GB"/>
+          <w:lang w:val="en-US"/>
+        </w:rPr>
+      </w:pPr>
+      <w:r>
+        <w:rPr>
+          <w:sz w:val="28"/>
+          <w:szCs w:val="28"/>
+          <w:lang w:val="en-US"/>
         </w:rPr>
         <w:t>If p-value &gt;= 0.05, fail to reject H0 -&gt; features are independent.</w:t>
       </w:r>
@@ -2879,7 +2743,7 @@
         <w:rPr>
           <w:sz w:val="28"/>
           <w:szCs w:val="28"/>
-          <w:lang w:val="en-GB"/>
+          <w:lang w:val="en-US"/>
         </w:rPr>
       </w:pPr>
     </w:p>
@@ -2889,14 +2753,14 @@
         <w:rPr>
           <w:sz w:val="28"/>
           <w:szCs w:val="28"/>
-          <w:lang w:val="en-GB"/>
-        </w:rPr>
-      </w:pPr>
-      <w:r>
-        <w:rPr>
-          <w:sz w:val="28"/>
-          <w:szCs w:val="28"/>
-          <w:lang w:val="en-GB"/>
+          <w:lang w:val="en-US"/>
+        </w:rPr>
+      </w:pPr>
+      <w:r>
+        <w:rPr>
+          <w:sz w:val="28"/>
+          <w:szCs w:val="28"/>
+          <w:lang w:val="en-US"/>
         </w:rPr>
         <w:t>When 2 features are highly correlated or dependent, we can drop one of them or combine them.</w:t>
       </w:r>
@@ -2907,7 +2771,7 @@
         <w:rPr>
           <w:sz w:val="28"/>
           <w:szCs w:val="28"/>
-          <w:lang w:val="en-GB"/>
+          <w:lang w:val="en-US"/>
         </w:rPr>
       </w:pPr>
     </w:p>
@@ -2917,14 +2781,14 @@
         <w:rPr>
           <w:sz w:val="28"/>
           <w:szCs w:val="28"/>
-          <w:lang w:val="en-GB"/>
-        </w:rPr>
-      </w:pPr>
-      <w:r>
-        <w:rPr>
-          <w:sz w:val="28"/>
-          <w:szCs w:val="28"/>
-          <w:lang w:val="en-GB"/>
+          <w:lang w:val="en-US"/>
+        </w:rPr>
+      </w:pPr>
+      <w:r>
+        <w:rPr>
+          <w:sz w:val="28"/>
+          <w:szCs w:val="28"/>
+          <w:lang w:val="en-US"/>
         </w:rPr>
         <w:t xml:space="preserve">We also check correlation between features and target, to know which features are highly correlated to the target. </w:t>
       </w:r>
@@ -2935,14 +2799,14 @@
         <w:rPr>
           <w:sz w:val="28"/>
           <w:szCs w:val="28"/>
-          <w:lang w:val="en-GB"/>
-        </w:rPr>
-      </w:pPr>
-      <w:r>
-        <w:rPr>
-          <w:sz w:val="28"/>
-          <w:szCs w:val="28"/>
-          <w:lang w:val="en-GB"/>
+          <w:lang w:val="en-US"/>
+        </w:rPr>
+      </w:pPr>
+      <w:r>
+        <w:rPr>
+          <w:sz w:val="28"/>
+          <w:szCs w:val="28"/>
+          <w:lang w:val="en-US"/>
         </w:rPr>
         <w:t xml:space="preserve">categorical features with categorical target -&gt; Chi-squared and </w:t>
       </w:r>
@@ -2951,7 +2815,7 @@
         <w:rPr>
           <w:sz w:val="28"/>
           <w:szCs w:val="28"/>
-          <w:lang w:val="en-GB"/>
+          <w:lang w:val="en-US"/>
         </w:rPr>
         <w:t>cramer’s</w:t>
       </w:r>
@@ -2960,7 +2824,7 @@
         <w:rPr>
           <w:sz w:val="28"/>
           <w:szCs w:val="28"/>
-          <w:lang w:val="en-GB"/>
+          <w:lang w:val="en-US"/>
         </w:rPr>
         <w:t xml:space="preserve"> V</w:t>
       </w:r>
@@ -2971,14 +2835,14 @@
         <w:rPr>
           <w:sz w:val="28"/>
           <w:szCs w:val="28"/>
-          <w:lang w:val="en-GB"/>
-        </w:rPr>
-      </w:pPr>
-      <w:r>
-        <w:rPr>
-          <w:sz w:val="28"/>
-          <w:szCs w:val="28"/>
-          <w:lang w:val="en-GB"/>
+          <w:lang w:val="en-US"/>
+        </w:rPr>
+      </w:pPr>
+      <w:r>
+        <w:rPr>
+          <w:sz w:val="28"/>
+          <w:szCs w:val="28"/>
+          <w:lang w:val="en-US"/>
         </w:rPr>
         <w:t>Numerical features with categorical target -&gt; Anova/F-Test</w:t>
       </w:r>
@@ -2989,14 +2853,14 @@
         <w:rPr>
           <w:sz w:val="28"/>
           <w:szCs w:val="28"/>
-          <w:lang w:val="en-GB"/>
-        </w:rPr>
-      </w:pPr>
-      <w:r>
-        <w:rPr>
-          <w:sz w:val="28"/>
-          <w:szCs w:val="28"/>
-          <w:lang w:val="en-GB"/>
+          <w:lang w:val="en-US"/>
+        </w:rPr>
+      </w:pPr>
+      <w:r>
+        <w:rPr>
+          <w:sz w:val="28"/>
+          <w:szCs w:val="28"/>
+          <w:lang w:val="en-US"/>
         </w:rPr>
         <w:t xml:space="preserve">Numerical features with numerical target -&gt; Pearson/Kendall with </w:t>
       </w:r>
@@ -3006,7 +2870,7 @@
         <w:rPr>
           <w:sz w:val="28"/>
           <w:szCs w:val="28"/>
-          <w:lang w:val="en-GB"/>
+          <w:lang w:val="en-US"/>
         </w:rPr>
         <w:t>df.corr</w:t>
       </w:r>
@@ -3016,7 +2880,7 @@
         <w:rPr>
           <w:sz w:val="28"/>
           <w:szCs w:val="28"/>
-          <w:lang w:val="en-GB"/>
+          <w:lang w:val="en-US"/>
         </w:rPr>
         <w:t>()</w:t>
       </w:r>
@@ -3027,7 +2891,7 @@
         <w:rPr>
           <w:sz w:val="28"/>
           <w:szCs w:val="28"/>
-          <w:lang w:val="en-GB"/>
+          <w:lang w:val="en-US"/>
         </w:rPr>
       </w:pPr>
     </w:p>
@@ -3039,7 +2903,7 @@
           <w:bCs/>
           <w:sz w:val="28"/>
           <w:szCs w:val="28"/>
-          <w:lang w:val="en-GB"/>
+          <w:lang w:val="en-US"/>
         </w:rPr>
       </w:pPr>
       <w:r>
@@ -3048,30 +2912,10 @@
           <w:bCs/>
           <w:sz w:val="28"/>
           <w:szCs w:val="28"/>
-          <w:lang w:val="en-GB"/>
+          <w:lang w:val="en-US"/>
         </w:rPr>
         <w:lastRenderedPageBreak/>
-        <w:t>Distribution of numerical features by target feature</w:t>
-      </w:r>
-      <w:r>
-        <w:rPr>
-          <w:b/>
-          <w:bCs/>
-          <w:sz w:val="28"/>
-          <w:szCs w:val="28"/>
-          <w:lang w:val="en-GB"/>
-        </w:rPr>
-        <w:t xml:space="preserve"> (in case we get a categorical target or a numerical one with few values)</w:t>
-      </w:r>
-      <w:r>
-        <w:rPr>
-          <w:b/>
-          <w:bCs/>
-          <w:sz w:val="28"/>
-          <w:szCs w:val="28"/>
-          <w:lang w:val="en-GB"/>
-        </w:rPr>
-        <w:t>.</w:t>
+        <w:t>Distribution of numerical features by target feature (in case we get a categorical target or a numerical one with few values).</w:t>
       </w:r>
     </w:p>
     <w:p>
@@ -3080,14 +2924,14 @@
         <w:rPr>
           <w:sz w:val="28"/>
           <w:szCs w:val="28"/>
-          <w:lang w:val="en-GB"/>
-        </w:rPr>
-      </w:pPr>
-      <w:r>
-        <w:rPr>
-          <w:sz w:val="28"/>
-          <w:szCs w:val="28"/>
-          <w:lang w:val="en-GB"/>
+          <w:lang w:val="en-US"/>
+        </w:rPr>
+      </w:pPr>
+      <w:r>
+        <w:rPr>
+          <w:sz w:val="28"/>
+          <w:szCs w:val="28"/>
+          <w:lang w:val="en-US"/>
         </w:rPr>
         <w:t>Here we can use boxplots and histograms to show how features are distributed according to the target.</w:t>
       </w:r>
@@ -3098,7 +2942,7 @@
         <w:rPr>
           <w:sz w:val="28"/>
           <w:szCs w:val="28"/>
-          <w:lang w:val="en-GB"/>
+          <w:lang w:val="en-US"/>
         </w:rPr>
       </w:pPr>
     </w:p>
@@ -3108,14 +2952,14 @@
         <w:rPr>
           <w:sz w:val="28"/>
           <w:szCs w:val="28"/>
-          <w:lang w:val="en-GB"/>
-        </w:rPr>
-      </w:pPr>
-      <w:r>
-        <w:rPr>
-          <w:sz w:val="28"/>
-          <w:szCs w:val="28"/>
-          <w:lang w:val="en-GB"/>
+          <w:lang w:val="en-US"/>
+        </w:rPr>
+      </w:pPr>
+      <w:r>
+        <w:rPr>
+          <w:sz w:val="28"/>
+          <w:szCs w:val="28"/>
+          <w:lang w:val="en-US"/>
         </w:rPr>
         <w:t>At the end we do some visualizations responding to questions around the problematic.</w:t>
       </w:r>
@@ -3126,7 +2970,7 @@
         <w:rPr>
           <w:sz w:val="28"/>
           <w:szCs w:val="28"/>
-          <w:lang w:val="en-GB"/>
+          <w:lang w:val="en-US"/>
         </w:rPr>
       </w:pPr>
     </w:p>
@@ -3142,7 +2986,7 @@
           <w:bCs/>
           <w:sz w:val="28"/>
           <w:szCs w:val="28"/>
-          <w:lang w:val="en-GB"/>
+          <w:lang w:val="en-US"/>
         </w:rPr>
       </w:pPr>
       <w:r>
@@ -3151,7 +2995,7 @@
           <w:bCs/>
           <w:sz w:val="28"/>
           <w:szCs w:val="28"/>
-          <w:lang w:val="en-GB"/>
+          <w:lang w:val="en-US"/>
         </w:rPr>
         <w:t>Feature engineering</w:t>
       </w:r>
@@ -3161,7 +3005,7 @@
         <w:rPr>
           <w:sz w:val="28"/>
           <w:szCs w:val="28"/>
-          <w:lang w:val="en-GB"/>
+          <w:lang w:val="en-US"/>
         </w:rPr>
       </w:pPr>
     </w:p>
@@ -3175,7 +3019,7 @@
         <w:rPr>
           <w:sz w:val="28"/>
           <w:szCs w:val="28"/>
-          <w:lang w:val="en-GB"/>
+          <w:lang w:val="en-US"/>
         </w:rPr>
       </w:pPr>
       <w:r>
@@ -3184,7 +3028,7 @@
           <w:bCs/>
           <w:sz w:val="28"/>
           <w:szCs w:val="28"/>
-          <w:lang w:val="en-GB"/>
+          <w:lang w:val="en-US"/>
         </w:rPr>
         <w:t>Data Cleaning</w:t>
       </w:r>
@@ -3192,7 +3036,7 @@
         <w:rPr>
           <w:sz w:val="28"/>
           <w:szCs w:val="28"/>
-          <w:lang w:val="en-GB"/>
+          <w:lang w:val="en-US"/>
         </w:rPr>
         <w:t>: we handle missing values, duplicates.</w:t>
       </w:r>
@@ -3203,14 +3047,14 @@
         <w:rPr>
           <w:sz w:val="28"/>
           <w:szCs w:val="28"/>
-          <w:lang w:val="en-GB"/>
-        </w:rPr>
-      </w:pPr>
-      <w:r>
-        <w:rPr>
-          <w:sz w:val="28"/>
-          <w:szCs w:val="28"/>
-          <w:lang w:val="en-GB"/>
+          <w:lang w:val="en-US"/>
+        </w:rPr>
+      </w:pPr>
+      <w:r>
+        <w:rPr>
+          <w:sz w:val="28"/>
+          <w:szCs w:val="28"/>
+          <w:lang w:val="en-US"/>
         </w:rPr>
         <w:t>We can check the percentage of missing values for each feature in the dataset.</w:t>
       </w:r>
@@ -3225,7 +3069,7 @@
         <w:rPr>
           <w:sz w:val="28"/>
           <w:szCs w:val="28"/>
-          <w:lang w:val="en-GB"/>
+          <w:lang w:val="en-US"/>
         </w:rPr>
       </w:pPr>
       <w:r>
@@ -3234,7 +3078,7 @@
           <w:bCs/>
           <w:sz w:val="28"/>
           <w:szCs w:val="28"/>
-          <w:lang w:val="en-GB"/>
+          <w:lang w:val="en-US"/>
         </w:rPr>
         <w:t>Feature engineering</w:t>
       </w:r>
@@ -3242,7 +3086,7 @@
         <w:rPr>
           <w:sz w:val="28"/>
           <w:szCs w:val="28"/>
-          <w:lang w:val="en-GB"/>
+          <w:lang w:val="en-US"/>
         </w:rPr>
         <w:t>:</w:t>
       </w:r>
@@ -3255,7 +3099,7 @@
           <w:bCs/>
           <w:sz w:val="28"/>
           <w:szCs w:val="28"/>
-          <w:lang w:val="en-GB"/>
+          <w:lang w:val="en-US"/>
         </w:rPr>
       </w:pPr>
     </w:p>
@@ -3267,7 +3111,7 @@
           <w:bCs/>
           <w:sz w:val="28"/>
           <w:szCs w:val="28"/>
-          <w:lang w:val="en-GB"/>
+          <w:lang w:val="en-US"/>
         </w:rPr>
       </w:pPr>
       <w:r>
@@ -3276,7 +3120,7 @@
           <w:bCs/>
           <w:sz w:val="28"/>
           <w:szCs w:val="28"/>
-          <w:lang w:val="en-GB"/>
+          <w:lang w:val="en-US"/>
         </w:rPr>
         <w:t xml:space="preserve">*Feature extraction: </w:t>
       </w:r>
@@ -3287,14 +3131,14 @@
         <w:rPr>
           <w:sz w:val="28"/>
           <w:szCs w:val="28"/>
-          <w:lang w:val="en-GB"/>
-        </w:rPr>
-      </w:pPr>
-      <w:r>
-        <w:rPr>
-          <w:sz w:val="28"/>
-          <w:szCs w:val="28"/>
-          <w:lang w:val="en-GB"/>
+          <w:lang w:val="en-US"/>
+        </w:rPr>
+      </w:pPr>
+      <w:r>
+        <w:rPr>
+          <w:sz w:val="28"/>
+          <w:szCs w:val="28"/>
+          <w:lang w:val="en-US"/>
         </w:rPr>
         <w:t>we convert year to age here because it is more meaningful for the model. To get age we subtract the current year by company’s year of establishment. Thus, our model can track the influence of a company’s age on the prediction of visa decision at the time it is made.</w:t>
       </w:r>
@@ -3304,14 +3148,14 @@
         <w:rPr>
           <w:sz w:val="28"/>
           <w:szCs w:val="28"/>
-          <w:lang w:val="en-GB"/>
-        </w:rPr>
-      </w:pPr>
-      <w:r>
-        <w:rPr>
-          <w:sz w:val="28"/>
-          <w:szCs w:val="28"/>
-          <w:lang w:val="en-GB"/>
+          <w:lang w:val="en-US"/>
+        </w:rPr>
+      </w:pPr>
+      <w:r>
+        <w:rPr>
+          <w:sz w:val="28"/>
+          <w:szCs w:val="28"/>
+          <w:lang w:val="en-US"/>
         </w:rPr>
         <w:tab/>
       </w:r>
@@ -3323,14 +3167,14 @@
           <w:bCs/>
           <w:sz w:val="28"/>
           <w:szCs w:val="28"/>
-          <w:lang w:val="en-GB"/>
-        </w:rPr>
-      </w:pPr>
-      <w:r>
-        <w:rPr>
-          <w:sz w:val="28"/>
-          <w:szCs w:val="28"/>
-          <w:lang w:val="en-GB"/>
+          <w:lang w:val="en-US"/>
+        </w:rPr>
+      </w:pPr>
+      <w:r>
+        <w:rPr>
+          <w:sz w:val="28"/>
+          <w:szCs w:val="28"/>
+          <w:lang w:val="en-US"/>
         </w:rPr>
         <w:tab/>
       </w:r>
@@ -3340,65 +3184,55 @@
           <w:bCs/>
           <w:sz w:val="28"/>
           <w:szCs w:val="28"/>
-          <w:lang w:val="en-GB"/>
-        </w:rPr>
-        <w:t>*Power transformation</w:t>
-      </w:r>
+          <w:lang w:val="en-US"/>
+        </w:rPr>
+        <w:t xml:space="preserve">*Power transformation: </w:t>
+      </w:r>
+    </w:p>
+    <w:p>
+      <w:pPr>
+        <w:rPr>
+          <w:sz w:val="28"/>
+          <w:szCs w:val="28"/>
+          <w:lang w:val="en-US"/>
+        </w:rPr>
+      </w:pPr>
       <w:r>
         <w:rPr>
           <w:b/>
           <w:bCs/>
           <w:sz w:val="28"/>
           <w:szCs w:val="28"/>
-          <w:lang w:val="en-GB"/>
-        </w:rPr>
-        <w:t xml:space="preserve">: </w:t>
-      </w:r>
-    </w:p>
-    <w:p>
-      <w:pPr>
-        <w:rPr>
-          <w:sz w:val="28"/>
-          <w:szCs w:val="28"/>
-          <w:lang w:val="en-GB"/>
-        </w:rPr>
-      </w:pPr>
+          <w:lang w:val="en-US"/>
+        </w:rPr>
+        <w:tab/>
+      </w:r>
+      <w:r>
+        <w:rPr>
+          <w:sz w:val="28"/>
+          <w:szCs w:val="28"/>
+          <w:lang w:val="en-US"/>
+        </w:rPr>
+        <w:t xml:space="preserve">Some of the numerical values have skewed distribution, to fix that, we can use </w:t>
+      </w:r>
       <w:r>
         <w:rPr>
           <w:b/>
           <w:bCs/>
           <w:sz w:val="28"/>
           <w:szCs w:val="28"/>
-          <w:lang w:val="en-GB"/>
-        </w:rPr>
-        <w:tab/>
-      </w:r>
-      <w:r>
-        <w:rPr>
-          <w:sz w:val="28"/>
-          <w:szCs w:val="28"/>
-          <w:lang w:val="en-GB"/>
-        </w:rPr>
-        <w:t xml:space="preserve">Some of the numerical values have skewed distribution, to fix that, we can use </w:t>
-      </w:r>
+          <w:lang w:val="en-US"/>
+        </w:rPr>
+        <w:t>yeo-</w:t>
+      </w:r>
+      <w:proofErr w:type="spellStart"/>
       <w:r>
         <w:rPr>
           <w:b/>
           <w:bCs/>
           <w:sz w:val="28"/>
           <w:szCs w:val="28"/>
-          <w:lang w:val="en-GB"/>
-        </w:rPr>
-        <w:t>yeo-</w:t>
-      </w:r>
-      <w:proofErr w:type="spellStart"/>
-      <w:r>
-        <w:rPr>
-          <w:b/>
-          <w:bCs/>
-          <w:sz w:val="28"/>
-          <w:szCs w:val="28"/>
-          <w:lang w:val="en-GB"/>
+          <w:lang w:val="en-US"/>
         </w:rPr>
         <w:t>jonhson</w:t>
       </w:r>
@@ -3407,7 +3241,7 @@
         <w:rPr>
           <w:sz w:val="28"/>
           <w:szCs w:val="28"/>
-          <w:lang w:val="en-GB"/>
+          <w:lang w:val="en-US"/>
         </w:rPr>
         <w:t xml:space="preserve"> method. As a clarification scaling doesn’t fix skewness, it only </w:t>
       </w:r>
@@ -3415,7 +3249,7 @@
         <w:rPr>
           <w:sz w:val="28"/>
           <w:szCs w:val="28"/>
-          <w:lang w:val="en-GB"/>
+          <w:lang w:val="en-US"/>
         </w:rPr>
         <w:t>adjusts</w:t>
       </w:r>
@@ -3423,7 +3257,7 @@
         <w:rPr>
           <w:sz w:val="28"/>
           <w:szCs w:val="28"/>
-          <w:lang w:val="en-GB"/>
+          <w:lang w:val="en-US"/>
         </w:rPr>
         <w:t xml:space="preserve"> units between values of a feature. But power transformation</w:t>
       </w:r>
@@ -3431,7 +3265,7 @@
         <w:rPr>
           <w:sz w:val="28"/>
           <w:szCs w:val="28"/>
-          <w:lang w:val="en-GB"/>
+          <w:lang w:val="en-US"/>
         </w:rPr>
         <w:t xml:space="preserve"> changes</w:t>
       </w:r>
@@ -3439,7 +3273,7 @@
         <w:rPr>
           <w:sz w:val="28"/>
           <w:szCs w:val="28"/>
-          <w:lang w:val="en-GB"/>
+          <w:lang w:val="en-US"/>
         </w:rPr>
         <w:t xml:space="preserve"> the distribution of a numerical value so that it becomes more Gaussian, more symmetric.</w:t>
       </w:r>
@@ -3449,48 +3283,40 @@
         <w:rPr>
           <w:sz w:val="28"/>
           <w:szCs w:val="28"/>
-          <w:lang w:val="en-GB"/>
-        </w:rPr>
-      </w:pPr>
-    </w:p>
-    <w:p>
-      <w:pPr>
-        <w:rPr>
-          <w:sz w:val="28"/>
-          <w:szCs w:val="28"/>
-          <w:lang w:val="en-GB"/>
-        </w:rPr>
-      </w:pPr>
-      <w:r>
-        <w:rPr>
-          <w:sz w:val="28"/>
-          <w:szCs w:val="28"/>
-          <w:lang w:val="en-GB"/>
-        </w:rPr>
-        <w:t>W</w:t>
-      </w:r>
-      <w:r>
-        <w:rPr>
-          <w:sz w:val="28"/>
-          <w:szCs w:val="28"/>
-          <w:lang w:val="en-GB"/>
-        </w:rPr>
-        <w:t>e are going to set a column transformer pipeline that will ensure:</w:t>
-      </w:r>
-    </w:p>
-    <w:p>
-      <w:pPr>
-        <w:rPr>
-          <w:sz w:val="28"/>
-          <w:szCs w:val="28"/>
-          <w:lang w:val="en-GB"/>
-        </w:rPr>
-      </w:pPr>
-      <w:r>
-        <w:rPr>
-          <w:sz w:val="28"/>
-          <w:szCs w:val="28"/>
-          <w:lang w:val="en-GB"/>
+          <w:lang w:val="en-US"/>
+        </w:rPr>
+      </w:pPr>
+    </w:p>
+    <w:p>
+      <w:pPr>
+        <w:rPr>
+          <w:sz w:val="28"/>
+          <w:szCs w:val="28"/>
+          <w:lang w:val="en-US"/>
+        </w:rPr>
+      </w:pPr>
+      <w:r>
+        <w:rPr>
+          <w:sz w:val="28"/>
+          <w:szCs w:val="28"/>
+          <w:lang w:val="en-US"/>
+        </w:rPr>
+        <w:t>We are going to set a column transformer pipeline that will ensure:</w:t>
+      </w:r>
+    </w:p>
+    <w:p>
+      <w:pPr>
+        <w:rPr>
+          <w:sz w:val="28"/>
+          <w:szCs w:val="28"/>
+          <w:lang w:val="en-US"/>
+        </w:rPr>
+      </w:pPr>
+      <w:r>
+        <w:rPr>
+          <w:sz w:val="28"/>
+          <w:szCs w:val="28"/>
+          <w:lang w:val="en-US"/>
         </w:rPr>
         <w:t>-one hot encoding for columns having lesser unique values and not ordinal</w:t>
       </w:r>
@@ -3500,14 +3326,14 @@
         <w:rPr>
           <w:sz w:val="28"/>
           <w:szCs w:val="28"/>
-          <w:lang w:val="en-GB"/>
-        </w:rPr>
-      </w:pPr>
-      <w:r>
-        <w:rPr>
-          <w:sz w:val="28"/>
-          <w:szCs w:val="28"/>
-          <w:lang w:val="en-GB"/>
+          <w:lang w:val="en-US"/>
+        </w:rPr>
+      </w:pPr>
+      <w:r>
+        <w:rPr>
+          <w:sz w:val="28"/>
+          <w:szCs w:val="28"/>
+          <w:lang w:val="en-US"/>
         </w:rPr>
         <w:t>-ordinal encoding for columns having many unique values</w:t>
       </w:r>
@@ -3517,14 +3343,14 @@
         <w:rPr>
           <w:sz w:val="28"/>
           <w:szCs w:val="28"/>
-          <w:lang w:val="en-GB"/>
-        </w:rPr>
-      </w:pPr>
-      <w:r>
-        <w:rPr>
-          <w:sz w:val="28"/>
-          <w:szCs w:val="28"/>
-          <w:lang w:val="en-GB"/>
+          <w:lang w:val="en-US"/>
+        </w:rPr>
+      </w:pPr>
+      <w:r>
+        <w:rPr>
+          <w:sz w:val="28"/>
+          <w:szCs w:val="28"/>
+          <w:lang w:val="en-US"/>
         </w:rPr>
         <w:lastRenderedPageBreak/>
         <w:t>-power transformation to fix skewness</w:t>
@@ -3535,14 +3361,14 @@
         <w:rPr>
           <w:sz w:val="28"/>
           <w:szCs w:val="28"/>
-          <w:lang w:val="en-GB"/>
-        </w:rPr>
-      </w:pPr>
-      <w:r>
-        <w:rPr>
-          <w:sz w:val="28"/>
-          <w:szCs w:val="28"/>
-          <w:lang w:val="en-GB"/>
+          <w:lang w:val="en-US"/>
+        </w:rPr>
+      </w:pPr>
+      <w:r>
+        <w:rPr>
+          <w:sz w:val="28"/>
+          <w:szCs w:val="28"/>
+          <w:lang w:val="en-US"/>
         </w:rPr>
         <w:t>-standard scaler to scale features</w:t>
       </w:r>
@@ -3552,7 +3378,7 @@
         <w:rPr>
           <w:sz w:val="28"/>
           <w:szCs w:val="28"/>
-          <w:lang w:val="en-GB"/>
+          <w:lang w:val="en-US"/>
         </w:rPr>
       </w:pPr>
     </w:p>
@@ -3566,14 +3392,14 @@
         <w:rPr>
           <w:sz w:val="28"/>
           <w:szCs w:val="28"/>
-          <w:lang w:val="en-GB"/>
-        </w:rPr>
-      </w:pPr>
-      <w:r>
-        <w:rPr>
-          <w:sz w:val="28"/>
-          <w:szCs w:val="28"/>
-          <w:lang w:val="en-GB"/>
+          <w:lang w:val="en-US"/>
+        </w:rPr>
+      </w:pPr>
+      <w:r>
+        <w:rPr>
+          <w:sz w:val="28"/>
+          <w:szCs w:val="28"/>
+          <w:lang w:val="en-US"/>
         </w:rPr>
         <w:t xml:space="preserve">Before executing any transformation, we are going to split our data first to avoid data leakage. After that the column transformer to </w:t>
       </w:r>
@@ -3582,7 +3408,7 @@
         <w:rPr>
           <w:sz w:val="28"/>
           <w:szCs w:val="28"/>
-          <w:lang w:val="en-GB"/>
+          <w:lang w:val="en-US"/>
         </w:rPr>
         <w:t>x_train</w:t>
       </w:r>
@@ -3591,7 +3417,7 @@
         <w:rPr>
           <w:sz w:val="28"/>
           <w:szCs w:val="28"/>
-          <w:lang w:val="en-GB"/>
+          <w:lang w:val="en-US"/>
         </w:rPr>
         <w:t xml:space="preserve"> set.</w:t>
       </w:r>
@@ -3606,14 +3432,14 @@
         <w:rPr>
           <w:sz w:val="28"/>
           <w:szCs w:val="28"/>
-          <w:lang w:val="en-GB"/>
-        </w:rPr>
-      </w:pPr>
-      <w:r>
-        <w:rPr>
-          <w:sz w:val="28"/>
-          <w:szCs w:val="28"/>
-          <w:lang w:val="en-GB"/>
+          <w:lang w:val="en-US"/>
+        </w:rPr>
+      </w:pPr>
+      <w:r>
+        <w:rPr>
+          <w:sz w:val="28"/>
+          <w:szCs w:val="28"/>
+          <w:lang w:val="en-US"/>
         </w:rPr>
         <w:t>We notice a class imbalance, so we are going to use resampling on train set to fix this.</w:t>
       </w:r>
@@ -3628,16 +3454,16 @@
         <w:rPr>
           <w:sz w:val="28"/>
           <w:szCs w:val="28"/>
-          <w:lang w:val="en-GB"/>
-        </w:rPr>
-      </w:pPr>
-    </w:p>
-    <w:p>
-      <w:pPr>
-        <w:rPr>
-          <w:sz w:val="28"/>
-          <w:szCs w:val="28"/>
-          <w:lang w:val="en-GB"/>
+          <w:lang w:val="en-US"/>
+        </w:rPr>
+      </w:pPr>
+    </w:p>
+    <w:p>
+      <w:pPr>
+        <w:rPr>
+          <w:sz w:val="28"/>
+          <w:szCs w:val="28"/>
+          <w:lang w:val="en-US"/>
         </w:rPr>
       </w:pPr>
     </w:p>
@@ -3653,7 +3479,7 @@
           <w:bCs/>
           <w:sz w:val="28"/>
           <w:szCs w:val="28"/>
-          <w:lang w:val="en-GB"/>
+          <w:lang w:val="en-US"/>
         </w:rPr>
       </w:pPr>
       <w:r>
@@ -3662,7 +3488,7 @@
           <w:bCs/>
           <w:sz w:val="28"/>
           <w:szCs w:val="28"/>
-          <w:lang w:val="en-GB"/>
+          <w:lang w:val="en-US"/>
         </w:rPr>
         <w:t>Model and evaluation</w:t>
       </w:r>
@@ -3672,14 +3498,14 @@
         <w:rPr>
           <w:sz w:val="28"/>
           <w:szCs w:val="28"/>
-          <w:lang w:val="en-GB"/>
-        </w:rPr>
-      </w:pPr>
-      <w:r>
-        <w:rPr>
-          <w:sz w:val="28"/>
-          <w:szCs w:val="28"/>
-          <w:lang w:val="en-GB"/>
+          <w:lang w:val="en-US"/>
+        </w:rPr>
+      </w:pPr>
+      <w:r>
+        <w:rPr>
+          <w:sz w:val="28"/>
+          <w:szCs w:val="28"/>
+          <w:lang w:val="en-US"/>
         </w:rPr>
         <w:t xml:space="preserve">We test several models with their default hyperparameters, find the best ones. And then optimize it through </w:t>
       </w:r>
@@ -3688,7 +3514,7 @@
         <w:rPr>
           <w:sz w:val="28"/>
           <w:szCs w:val="28"/>
-          <w:lang w:val="en-GB"/>
+          <w:lang w:val="en-US"/>
         </w:rPr>
         <w:t>gridsearch</w:t>
       </w:r>
@@ -3697,7 +3523,7 @@
         <w:rPr>
           <w:sz w:val="28"/>
           <w:szCs w:val="28"/>
-          <w:lang w:val="en-GB"/>
+          <w:lang w:val="en-US"/>
         </w:rPr>
         <w:t>.</w:t>
       </w:r>
@@ -3712,14 +3538,14 @@
         <w:rPr>
           <w:sz w:val="28"/>
           <w:szCs w:val="28"/>
-          <w:lang w:val="en-GB"/>
-        </w:rPr>
-      </w:pPr>
-      <w:r>
-        <w:rPr>
-          <w:sz w:val="28"/>
-          <w:szCs w:val="28"/>
-          <w:lang w:val="en-GB"/>
+          <w:lang w:val="en-US"/>
+        </w:rPr>
+      </w:pPr>
+      <w:r>
+        <w:rPr>
+          <w:sz w:val="28"/>
+          <w:szCs w:val="28"/>
+          <w:lang w:val="en-US"/>
         </w:rPr>
         <w:t>We discover that when we got low recall on test set, it’s because of imbalance class in dataset. Using resampling helps to get better recall (but accuracy decreases slightly), so the model predicts also the minority class.</w:t>
       </w:r>
@@ -3729,16 +3555,16 @@
         <w:rPr>
           <w:sz w:val="28"/>
           <w:szCs w:val="28"/>
-          <w:lang w:val="en-GB"/>
-        </w:rPr>
-      </w:pPr>
-    </w:p>
-    <w:p>
-      <w:pPr>
-        <w:rPr>
-          <w:sz w:val="28"/>
-          <w:szCs w:val="28"/>
-          <w:lang w:val="en-GB"/>
+          <w:lang w:val="en-US"/>
+        </w:rPr>
+      </w:pPr>
+    </w:p>
+    <w:p>
+      <w:pPr>
+        <w:rPr>
+          <w:sz w:val="28"/>
+          <w:szCs w:val="28"/>
+          <w:lang w:val="en-US"/>
         </w:rPr>
       </w:pPr>
     </w:p>
@@ -3752,7 +3578,7 @@
         <w:rPr>
           <w:sz w:val="28"/>
           <w:szCs w:val="28"/>
-          <w:lang w:val="en-GB"/>
+          <w:lang w:val="en-US"/>
         </w:rPr>
       </w:pPr>
       <w:r>
@@ -3761,7 +3587,7 @@
           <w:bCs/>
           <w:sz w:val="28"/>
           <w:szCs w:val="28"/>
-          <w:lang w:val="en-GB"/>
+          <w:lang w:val="en-US"/>
         </w:rPr>
         <w:t>Data ingestion</w:t>
       </w:r>
@@ -3772,14 +3598,14 @@
         <w:rPr>
           <w:sz w:val="28"/>
           <w:szCs w:val="28"/>
-          <w:lang w:val="en-GB"/>
-        </w:rPr>
-      </w:pPr>
-      <w:r>
-        <w:rPr>
-          <w:sz w:val="28"/>
-          <w:szCs w:val="28"/>
-          <w:lang w:val="en-GB"/>
+          <w:lang w:val="en-US"/>
+        </w:rPr>
+      </w:pPr>
+      <w:r>
+        <w:rPr>
+          <w:sz w:val="28"/>
+          <w:szCs w:val="28"/>
+          <w:lang w:val="en-US"/>
         </w:rPr>
         <w:t>Data ingestion diagram is available in the flowcharts folder.</w:t>
       </w:r>
@@ -3789,56 +3615,40 @@
         <w:rPr>
           <w:sz w:val="28"/>
           <w:szCs w:val="28"/>
-          <w:lang w:val="en-GB"/>
-        </w:rPr>
-      </w:pPr>
-    </w:p>
-    <w:p>
-      <w:pPr>
-        <w:rPr>
-          <w:sz w:val="28"/>
-          <w:szCs w:val="28"/>
-          <w:lang w:val="en-GB"/>
-        </w:rPr>
-      </w:pPr>
-      <w:r>
-        <w:rPr>
-          <w:sz w:val="28"/>
-          <w:szCs w:val="28"/>
-          <w:lang w:val="en-GB"/>
-        </w:rPr>
-        <w:t xml:space="preserve">-A method to manage our secrets credentials is to create system environment </w:t>
-      </w:r>
-      <w:r>
-        <w:rPr>
-          <w:sz w:val="28"/>
-          <w:szCs w:val="28"/>
-          <w:lang w:val="en-GB"/>
-        </w:rPr>
-        <w:t>variable</w:t>
-      </w:r>
-      <w:r>
-        <w:rPr>
-          <w:sz w:val="28"/>
-          <w:szCs w:val="28"/>
-          <w:lang w:val="en-GB"/>
-        </w:rPr>
-        <w:t>s</w:t>
-      </w:r>
-    </w:p>
-    <w:p>
-      <w:pPr>
-        <w:rPr>
-          <w:sz w:val="28"/>
-          <w:szCs w:val="28"/>
-          <w:lang w:val="en-GB"/>
-        </w:rPr>
-      </w:pPr>
-      <w:r>
-        <w:rPr>
-          <w:sz w:val="28"/>
-          <w:szCs w:val="28"/>
-          <w:lang w:val="en-GB"/>
+          <w:lang w:val="en-US"/>
+        </w:rPr>
+      </w:pPr>
+    </w:p>
+    <w:p>
+      <w:pPr>
+        <w:rPr>
+          <w:sz w:val="28"/>
+          <w:szCs w:val="28"/>
+          <w:lang w:val="en-US"/>
+        </w:rPr>
+      </w:pPr>
+      <w:r>
+        <w:rPr>
+          <w:sz w:val="28"/>
+          <w:szCs w:val="28"/>
+          <w:lang w:val="en-US"/>
+        </w:rPr>
+        <w:t>-A method to manage our secrets credentials is to create system environment variables</w:t>
+      </w:r>
+    </w:p>
+    <w:p>
+      <w:pPr>
+        <w:rPr>
+          <w:sz w:val="28"/>
+          <w:szCs w:val="28"/>
+          <w:lang w:val="en-US"/>
+        </w:rPr>
+      </w:pPr>
+      <w:r>
+        <w:rPr>
+          <w:sz w:val="28"/>
+          <w:szCs w:val="28"/>
+          <w:lang w:val="en-US"/>
         </w:rPr>
         <w:t>Another with git bash is to export our variables, like this:</w:t>
       </w:r>
@@ -3848,14 +3658,14 @@
         <w:rPr>
           <w:sz w:val="28"/>
           <w:szCs w:val="28"/>
-          <w:lang w:val="en-GB"/>
-        </w:rPr>
-      </w:pPr>
-      <w:r>
-        <w:rPr>
-          <w:sz w:val="28"/>
-          <w:szCs w:val="28"/>
-          <w:lang w:val="en-GB"/>
+          <w:lang w:val="en-US"/>
+        </w:rPr>
+      </w:pPr>
+      <w:r>
+        <w:rPr>
+          <w:sz w:val="28"/>
+          <w:szCs w:val="28"/>
+          <w:lang w:val="en-US"/>
         </w:rPr>
         <w:t>export MONGODB_URL="mongodb+srv://loicFraichlin:</w:t>
       </w:r>
@@ -3863,7 +3673,7 @@
         <w:rPr>
           <w:sz w:val="28"/>
           <w:szCs w:val="28"/>
-          <w:lang w:val="en-GB"/>
+          <w:lang w:val="en-US"/>
         </w:rPr>
         <w:t>password</w:t>
       </w:r>
@@ -3871,7 +3681,7 @@
         <w:rPr>
           <w:sz w:val="28"/>
           <w:szCs w:val="28"/>
-          <w:lang w:val="en-GB"/>
+          <w:lang w:val="en-US"/>
         </w:rPr>
         <w:t>@cluster0.jdrk6ls.mongodb.net/?appName=Cluster0"</w:t>
       </w:r>
@@ -3881,23 +3691,23 @@
         <w:rPr>
           <w:sz w:val="28"/>
           <w:szCs w:val="28"/>
-          <w:lang w:val="en-GB"/>
-        </w:rPr>
-      </w:pPr>
-    </w:p>
-    <w:p>
-      <w:pPr>
-        <w:rPr>
-          <w:sz w:val="28"/>
-          <w:szCs w:val="28"/>
-          <w:lang w:val="en-GB"/>
-        </w:rPr>
-      </w:pPr>
-      <w:r>
-        <w:rPr>
-          <w:sz w:val="28"/>
-          <w:szCs w:val="28"/>
-          <w:lang w:val="en-GB"/>
+          <w:lang w:val="en-US"/>
+        </w:rPr>
+      </w:pPr>
+    </w:p>
+    <w:p>
+      <w:pPr>
+        <w:rPr>
+          <w:sz w:val="28"/>
+          <w:szCs w:val="28"/>
+          <w:lang w:val="en-US"/>
+        </w:rPr>
+      </w:pPr>
+      <w:r>
+        <w:rPr>
+          <w:sz w:val="28"/>
+          <w:szCs w:val="28"/>
+          <w:lang w:val="en-US"/>
         </w:rPr>
         <w:t>-</w:t>
       </w:r>
@@ -3905,7 +3715,7 @@
         <w:rPr>
           <w:sz w:val="28"/>
           <w:szCs w:val="28"/>
-          <w:lang w:val="en-GB"/>
+          <w:lang w:val="en-US"/>
         </w:rPr>
         <w:t>From here</w:t>
       </w:r>
@@ -3913,7 +3723,7 @@
         <w:rPr>
           <w:sz w:val="28"/>
           <w:szCs w:val="28"/>
-          <w:lang w:val="en-GB"/>
+          <w:lang w:val="en-US"/>
         </w:rPr>
         <w:t xml:space="preserve"> w</w:t>
       </w:r>
@@ -3921,7 +3731,7 @@
         <w:rPr>
           <w:sz w:val="28"/>
           <w:szCs w:val="28"/>
-          <w:lang w:val="en-GB"/>
+          <w:lang w:val="en-US"/>
         </w:rPr>
         <w:t>e’re always going to follow those steps:</w:t>
       </w:r>
@@ -3931,14 +3741,14 @@
         <w:rPr>
           <w:sz w:val="28"/>
           <w:szCs w:val="28"/>
-          <w:lang w:val="en-GB"/>
-        </w:rPr>
-      </w:pPr>
-      <w:r>
-        <w:rPr>
-          <w:sz w:val="28"/>
-          <w:szCs w:val="28"/>
-          <w:lang w:val="en-GB"/>
+          <w:lang w:val="en-US"/>
+        </w:rPr>
+      </w:pPr>
+      <w:r>
+        <w:rPr>
+          <w:sz w:val="28"/>
+          <w:szCs w:val="28"/>
+          <w:lang w:val="en-US"/>
         </w:rPr>
         <w:lastRenderedPageBreak/>
         <w:t>1. constants</w:t>
@@ -3947,7 +3757,7 @@
         <w:rPr>
           <w:sz w:val="28"/>
           <w:szCs w:val="28"/>
-          <w:lang w:val="en-GB"/>
+          <w:lang w:val="en-US"/>
         </w:rPr>
         <w:t>: all constants are defined, such as database name, train file name. All the artifacts’ names.</w:t>
       </w:r>
@@ -3957,14 +3767,14 @@
         <w:rPr>
           <w:sz w:val="28"/>
           <w:szCs w:val="28"/>
-          <w:lang w:val="en-GB"/>
-        </w:rPr>
-      </w:pPr>
-      <w:r>
-        <w:rPr>
-          <w:sz w:val="28"/>
-          <w:szCs w:val="28"/>
-          <w:lang w:val="en-GB"/>
+          <w:lang w:val="en-US"/>
+        </w:rPr>
+      </w:pPr>
+      <w:r>
+        <w:rPr>
+          <w:sz w:val="28"/>
+          <w:szCs w:val="28"/>
+          <w:lang w:val="en-US"/>
         </w:rPr>
         <w:t>2. entity</w:t>
       </w:r>
@@ -3972,7 +3782,7 @@
         <w:rPr>
           <w:sz w:val="28"/>
           <w:szCs w:val="28"/>
-          <w:lang w:val="en-GB"/>
+          <w:lang w:val="en-US"/>
         </w:rPr>
         <w:t>: here we define all data classes we need</w:t>
       </w:r>
@@ -3980,7 +3790,7 @@
         <w:rPr>
           <w:sz w:val="28"/>
           <w:szCs w:val="28"/>
-          <w:lang w:val="en-GB"/>
+          <w:lang w:val="en-US"/>
         </w:rPr>
         <w:t>. We set up config entity artifact entity.</w:t>
       </w:r>
@@ -3990,7 +3800,7 @@
         <w:rPr>
           <w:sz w:val="28"/>
           <w:szCs w:val="28"/>
-          <w:lang w:val="en-GB"/>
+          <w:lang w:val="en-US"/>
         </w:rPr>
       </w:pPr>
       <w:r>
@@ -3998,7 +3808,7 @@
           <w:noProof/>
           <w:sz w:val="28"/>
           <w:szCs w:val="28"/>
-          <w:lang w:val="en-GB"/>
+          <w:lang w:val="en-US"/>
         </w:rPr>
         <w:drawing>
           <wp:anchor distT="0" distB="0" distL="114300" distR="114300" simplePos="0" relativeHeight="251659264" behindDoc="0" locked="0" layoutInCell="1" allowOverlap="1" wp14:anchorId="603F0F92" wp14:editId="6F5ED437">
@@ -4054,7 +3864,7 @@
         <w:rPr>
           <w:sz w:val="28"/>
           <w:szCs w:val="28"/>
-          <w:lang w:val="en-GB"/>
+          <w:lang w:val="en-US"/>
         </w:rPr>
         <w:t>3. components</w:t>
       </w:r>
@@ -4062,7 +3872,7 @@
         <w:rPr>
           <w:sz w:val="28"/>
           <w:szCs w:val="28"/>
-          <w:lang w:val="en-GB"/>
+          <w:lang w:val="en-US"/>
         </w:rPr>
         <w:t xml:space="preserve">: Here we define each step we want to apply on data. For </w:t>
       </w:r>
@@ -4071,7 +3881,7 @@
         <w:rPr>
           <w:sz w:val="28"/>
           <w:szCs w:val="28"/>
-          <w:lang w:val="en-GB"/>
+          <w:lang w:val="en-US"/>
         </w:rPr>
         <w:t>example</w:t>
       </w:r>
@@ -4080,7 +3890,7 @@
         <w:rPr>
           <w:sz w:val="28"/>
           <w:szCs w:val="28"/>
-          <w:lang w:val="en-GB"/>
+          <w:lang w:val="en-US"/>
         </w:rPr>
         <w:t xml:space="preserve"> with data ingestion, we are following this graph:</w:t>
       </w:r>
@@ -4090,23 +3900,23 @@
         <w:rPr>
           <w:sz w:val="28"/>
           <w:szCs w:val="28"/>
-          <w:lang w:val="en-GB"/>
-        </w:rPr>
-      </w:pPr>
-    </w:p>
-    <w:p>
-      <w:pPr>
-        <w:rPr>
-          <w:sz w:val="28"/>
-          <w:szCs w:val="28"/>
-          <w:lang w:val="en-GB"/>
-        </w:rPr>
-      </w:pPr>
-      <w:r>
-        <w:rPr>
-          <w:sz w:val="28"/>
-          <w:szCs w:val="28"/>
-          <w:lang w:val="en-GB"/>
+          <w:lang w:val="en-US"/>
+        </w:rPr>
+      </w:pPr>
+    </w:p>
+    <w:p>
+      <w:pPr>
+        <w:rPr>
+          <w:sz w:val="28"/>
+          <w:szCs w:val="28"/>
+          <w:lang w:val="en-US"/>
+        </w:rPr>
+      </w:pPr>
+      <w:r>
+        <w:rPr>
+          <w:sz w:val="28"/>
+          <w:szCs w:val="28"/>
+          <w:lang w:val="en-US"/>
         </w:rPr>
         <w:t xml:space="preserve">Contants already defined: database/collection names, paths where artifacts are going to be stored, </w:t>
       </w:r>
@@ -4115,7 +3925,7 @@
         <w:rPr>
           <w:sz w:val="28"/>
           <w:szCs w:val="28"/>
-          <w:lang w:val="en-GB"/>
+          <w:lang w:val="en-US"/>
         </w:rPr>
         <w:t>etc..</w:t>
       </w:r>
@@ -4126,14 +3936,14 @@
         <w:rPr>
           <w:sz w:val="28"/>
           <w:szCs w:val="28"/>
-          <w:lang w:val="en-GB"/>
-        </w:rPr>
-      </w:pPr>
-      <w:r>
-        <w:rPr>
-          <w:sz w:val="28"/>
-          <w:szCs w:val="28"/>
-          <w:lang w:val="en-GB"/>
+          <w:lang w:val="en-US"/>
+        </w:rPr>
+      </w:pPr>
+      <w:r>
+        <w:rPr>
+          <w:sz w:val="28"/>
+          <w:szCs w:val="28"/>
+          <w:lang w:val="en-US"/>
         </w:rPr>
         <w:t xml:space="preserve">Data ingestion config also has already been done into </w:t>
       </w:r>
@@ -4142,7 +3952,7 @@
         <w:rPr>
           <w:sz w:val="28"/>
           <w:szCs w:val="28"/>
-          <w:lang w:val="en-GB"/>
+          <w:lang w:val="en-US"/>
         </w:rPr>
         <w:t>config_</w:t>
       </w:r>
@@ -4151,7 +3961,7 @@
         <w:rPr>
           <w:sz w:val="28"/>
           <w:szCs w:val="28"/>
-          <w:lang w:val="en-GB"/>
+          <w:lang w:val="en-US"/>
         </w:rPr>
         <w:t>entity</w:t>
       </w:r>
@@ -4160,7 +3970,7 @@
         <w:rPr>
           <w:sz w:val="28"/>
           <w:szCs w:val="28"/>
-          <w:lang w:val="en-GB"/>
+          <w:lang w:val="en-US"/>
         </w:rPr>
         <w:t>(</w:t>
       </w:r>
@@ -4169,7 +3979,7 @@
         <w:rPr>
           <w:sz w:val="28"/>
           <w:szCs w:val="28"/>
-          <w:lang w:val="en-GB"/>
+          <w:lang w:val="en-US"/>
         </w:rPr>
         <w:t>w</w:t>
       </w:r>
@@ -4177,7 +3987,7 @@
         <w:rPr>
           <w:sz w:val="28"/>
           <w:szCs w:val="28"/>
-          <w:lang w:val="en-GB"/>
+          <w:lang w:val="en-US"/>
         </w:rPr>
         <w:t>here are</w:t>
       </w:r>
@@ -4185,7 +3995,7 @@
         <w:rPr>
           <w:sz w:val="28"/>
           <w:szCs w:val="28"/>
-          <w:lang w:val="en-GB"/>
+          <w:lang w:val="en-US"/>
         </w:rPr>
         <w:t xml:space="preserve"> define</w:t>
       </w:r>
@@ -4193,7 +4003,7 @@
         <w:rPr>
           <w:sz w:val="28"/>
           <w:szCs w:val="28"/>
-          <w:lang w:val="en-GB"/>
+          <w:lang w:val="en-US"/>
         </w:rPr>
         <w:t>d component’s configurations) and</w:t>
       </w:r>
@@ -4201,7 +4011,7 @@
         <w:rPr>
           <w:sz w:val="28"/>
           <w:szCs w:val="28"/>
-          <w:lang w:val="en-GB"/>
+          <w:lang w:val="en-US"/>
         </w:rPr>
         <w:t xml:space="preserve"> </w:t>
       </w:r>
@@ -4210,7 +4020,7 @@
         <w:rPr>
           <w:sz w:val="28"/>
           <w:szCs w:val="28"/>
-          <w:lang w:val="en-GB"/>
+          <w:lang w:val="en-US"/>
         </w:rPr>
         <w:t>artefact_entity</w:t>
       </w:r>
@@ -4219,7 +4029,7 @@
         <w:rPr>
           <w:sz w:val="28"/>
           <w:szCs w:val="28"/>
-          <w:lang w:val="en-GB"/>
+          <w:lang w:val="en-US"/>
         </w:rPr>
         <w:t xml:space="preserve"> (where the generated files are defined)</w:t>
       </w:r>
@@ -4227,7 +4037,7 @@
         <w:rPr>
           <w:sz w:val="28"/>
           <w:szCs w:val="28"/>
-          <w:lang w:val="en-GB"/>
+          <w:lang w:val="en-US"/>
         </w:rPr>
         <w:t xml:space="preserve"> files.</w:t>
       </w:r>
@@ -4237,14 +4047,14 @@
         <w:rPr>
           <w:sz w:val="28"/>
           <w:szCs w:val="28"/>
-          <w:lang w:val="en-GB"/>
-        </w:rPr>
-      </w:pPr>
-      <w:r>
-        <w:rPr>
-          <w:sz w:val="28"/>
-          <w:szCs w:val="28"/>
-          <w:lang w:val="en-GB"/>
+          <w:lang w:val="en-US"/>
+        </w:rPr>
+      </w:pPr>
+      <w:r>
+        <w:rPr>
+          <w:sz w:val="28"/>
+          <w:szCs w:val="28"/>
+          <w:lang w:val="en-US"/>
         </w:rPr>
         <w:t xml:space="preserve">Now in </w:t>
       </w:r>
@@ -4253,7 +4063,7 @@
         <w:rPr>
           <w:sz w:val="28"/>
           <w:szCs w:val="28"/>
-          <w:lang w:val="en-GB"/>
+          <w:lang w:val="en-US"/>
         </w:rPr>
         <w:t>Data_ingestion</w:t>
       </w:r>
@@ -4262,7 +4072,7 @@
         <w:rPr>
           <w:sz w:val="28"/>
           <w:szCs w:val="28"/>
-          <w:lang w:val="en-GB"/>
+          <w:lang w:val="en-US"/>
         </w:rPr>
         <w:t xml:space="preserve"> component</w:t>
       </w:r>
@@ -4270,7 +4080,7 @@
         <w:rPr>
           <w:sz w:val="28"/>
           <w:szCs w:val="28"/>
-          <w:lang w:val="en-GB"/>
+          <w:lang w:val="en-US"/>
         </w:rPr>
         <w:t xml:space="preserve"> file we define classes:</w:t>
       </w:r>
@@ -4280,14 +4090,14 @@
         <w:rPr>
           <w:sz w:val="28"/>
           <w:szCs w:val="28"/>
-          <w:lang w:val="en-GB"/>
-        </w:rPr>
-      </w:pPr>
-      <w:r>
-        <w:rPr>
-          <w:sz w:val="28"/>
-          <w:szCs w:val="28"/>
-          <w:lang w:val="en-GB"/>
+          <w:lang w:val="en-US"/>
+        </w:rPr>
+      </w:pPr>
+      <w:r>
+        <w:rPr>
+          <w:sz w:val="28"/>
+          <w:szCs w:val="28"/>
+          <w:lang w:val="en-US"/>
         </w:rPr>
         <w:t xml:space="preserve">  *</w:t>
       </w:r>
@@ -4296,7 +4106,7 @@
         <w:rPr>
           <w:sz w:val="28"/>
           <w:szCs w:val="28"/>
-          <w:lang w:val="en-GB"/>
+          <w:lang w:val="en-US"/>
         </w:rPr>
         <w:t>to</w:t>
       </w:r>
@@ -4305,7 +4115,7 @@
         <w:rPr>
           <w:sz w:val="28"/>
           <w:szCs w:val="28"/>
-          <w:lang w:val="en-GB"/>
+          <w:lang w:val="en-US"/>
         </w:rPr>
         <w:t xml:space="preserve"> export data to feature: take data from </w:t>
       </w:r>
@@ -4314,7 +4124,7 @@
         <w:rPr>
           <w:sz w:val="28"/>
           <w:szCs w:val="28"/>
-          <w:lang w:val="en-GB"/>
+          <w:lang w:val="en-US"/>
         </w:rPr>
         <w:t>mongodb</w:t>
       </w:r>
@@ -4323,7 +4133,7 @@
         <w:rPr>
           <w:sz w:val="28"/>
           <w:szCs w:val="28"/>
-          <w:lang w:val="en-GB"/>
+          <w:lang w:val="en-US"/>
         </w:rPr>
         <w:t>, convert and store it in csv files.</w:t>
       </w:r>
@@ -4333,14 +4143,14 @@
         <w:rPr>
           <w:sz w:val="28"/>
           <w:szCs w:val="28"/>
-          <w:lang w:val="en-GB"/>
-        </w:rPr>
-      </w:pPr>
-      <w:r>
-        <w:rPr>
-          <w:sz w:val="28"/>
-          <w:szCs w:val="28"/>
-          <w:lang w:val="en-GB"/>
+          <w:lang w:val="en-US"/>
+        </w:rPr>
+      </w:pPr>
+      <w:r>
+        <w:rPr>
+          <w:sz w:val="28"/>
+          <w:szCs w:val="28"/>
+          <w:lang w:val="en-US"/>
         </w:rPr>
         <w:t xml:space="preserve">  *</w:t>
       </w:r>
@@ -4349,7 +4159,7 @@
         <w:rPr>
           <w:sz w:val="28"/>
           <w:szCs w:val="28"/>
-          <w:lang w:val="en-GB"/>
+          <w:lang w:val="en-US"/>
         </w:rPr>
         <w:t>to</w:t>
       </w:r>
@@ -4358,7 +4168,7 @@
         <w:rPr>
           <w:sz w:val="28"/>
           <w:szCs w:val="28"/>
-          <w:lang w:val="en-GB"/>
+          <w:lang w:val="en-US"/>
         </w:rPr>
         <w:t xml:space="preserve"> split data</w:t>
       </w:r>
@@ -4366,7 +4176,7 @@
         <w:rPr>
           <w:sz w:val="28"/>
           <w:szCs w:val="28"/>
-          <w:lang w:val="en-GB"/>
+          <w:lang w:val="en-US"/>
         </w:rPr>
         <w:t xml:space="preserve"> into train and test and store them.</w:t>
       </w:r>
@@ -4376,32 +4186,24 @@
         <w:rPr>
           <w:sz w:val="28"/>
           <w:szCs w:val="28"/>
-          <w:lang w:val="en-GB"/>
-        </w:rPr>
-      </w:pPr>
-      <w:r>
-        <w:rPr>
-          <w:sz w:val="28"/>
-          <w:szCs w:val="28"/>
-          <w:lang w:val="en-GB"/>
+          <w:lang w:val="en-US"/>
+        </w:rPr>
+      </w:pPr>
+      <w:r>
+        <w:rPr>
+          <w:sz w:val="28"/>
+          <w:szCs w:val="28"/>
+          <w:lang w:val="en-US"/>
         </w:rPr>
         <w:lastRenderedPageBreak/>
-        <w:t xml:space="preserve">  </w:t>
-      </w:r>
-      <w:r>
-        <w:rPr>
-          <w:sz w:val="28"/>
-          <w:szCs w:val="28"/>
-          <w:lang w:val="en-GB"/>
-        </w:rPr>
-        <w:t>*</w:t>
+        <w:t xml:space="preserve">  *</w:t>
       </w:r>
       <w:proofErr w:type="gramStart"/>
       <w:r>
         <w:rPr>
           <w:sz w:val="28"/>
           <w:szCs w:val="28"/>
-          <w:lang w:val="en-GB"/>
+          <w:lang w:val="en-US"/>
         </w:rPr>
         <w:t>to</w:t>
       </w:r>
@@ -4410,41 +4212,33 @@
         <w:rPr>
           <w:sz w:val="28"/>
           <w:szCs w:val="28"/>
-          <w:lang w:val="en-GB"/>
-        </w:rPr>
-        <w:t xml:space="preserve"> initiate data ingestion, </w:t>
-      </w:r>
-      <w:r>
-        <w:rPr>
-          <w:sz w:val="28"/>
-          <w:szCs w:val="28"/>
-          <w:lang w:val="en-GB"/>
-        </w:rPr>
-        <w:t>by executing the 2 previous methods</w:t>
-      </w:r>
-    </w:p>
-    <w:p>
-      <w:pPr>
-        <w:rPr>
-          <w:sz w:val="28"/>
-          <w:szCs w:val="28"/>
-          <w:lang w:val="en-GB"/>
-        </w:rPr>
-      </w:pPr>
-    </w:p>
-    <w:p>
-      <w:pPr>
-        <w:rPr>
-          <w:sz w:val="28"/>
-          <w:szCs w:val="28"/>
-          <w:lang w:val="en-GB"/>
-        </w:rPr>
-      </w:pPr>
-      <w:r>
-        <w:rPr>
-          <w:sz w:val="28"/>
-          <w:szCs w:val="28"/>
-          <w:lang w:val="en-GB"/>
+          <w:lang w:val="en-US"/>
+        </w:rPr>
+        <w:t xml:space="preserve"> initiate data ingestion, by executing the 2 previous methods</w:t>
+      </w:r>
+    </w:p>
+    <w:p>
+      <w:pPr>
+        <w:rPr>
+          <w:sz w:val="28"/>
+          <w:szCs w:val="28"/>
+          <w:lang w:val="en-US"/>
+        </w:rPr>
+      </w:pPr>
+    </w:p>
+    <w:p>
+      <w:pPr>
+        <w:rPr>
+          <w:sz w:val="28"/>
+          <w:szCs w:val="28"/>
+          <w:lang w:val="en-US"/>
+        </w:rPr>
+      </w:pPr>
+      <w:r>
+        <w:rPr>
+          <w:sz w:val="28"/>
+          <w:szCs w:val="28"/>
+          <w:lang w:val="en-US"/>
         </w:rPr>
         <w:t>4. pipeline</w:t>
       </w:r>
@@ -4454,23 +4248,73 @@
         <w:rPr>
           <w:sz w:val="28"/>
           <w:szCs w:val="28"/>
-          <w:lang w:val="en-GB"/>
-        </w:rPr>
-      </w:pPr>
-    </w:p>
-    <w:p>
-      <w:pPr>
-        <w:rPr>
-          <w:sz w:val="28"/>
-          <w:szCs w:val="28"/>
-          <w:lang w:val="en-GB"/>
-        </w:rPr>
-      </w:pPr>
-      <w:r>
-        <w:rPr>
-          <w:sz w:val="28"/>
-          <w:szCs w:val="28"/>
-          <w:lang w:val="en-GB"/>
+          <w:lang w:val="en-US"/>
+        </w:rPr>
+      </w:pPr>
+      <w:r>
+        <w:rPr>
+          <w:sz w:val="28"/>
+          <w:szCs w:val="28"/>
+          <w:lang w:val="en-US"/>
+        </w:rPr>
+        <w:t>Here we define the whole data pipeline from data ingestion to model pusher. Methods here are just calling components and entities.</w:t>
+      </w:r>
+    </w:p>
+    <w:p>
+      <w:pPr>
+        <w:rPr>
+          <w:sz w:val="28"/>
+          <w:szCs w:val="28"/>
+          <w:lang w:val="en-US"/>
+        </w:rPr>
+      </w:pPr>
+      <w:r>
+        <w:rPr>
+          <w:sz w:val="28"/>
+          <w:szCs w:val="28"/>
+          <w:lang w:val="en-US"/>
+        </w:rPr>
+        <w:t xml:space="preserve"> We got a final method that run all the method in a</w:t>
+      </w:r>
+      <w:r>
+        <w:rPr>
+          <w:sz w:val="28"/>
+          <w:szCs w:val="28"/>
+          <w:lang w:val="en-US"/>
+        </w:rPr>
+        <w:t>n</w:t>
+      </w:r>
+      <w:r>
+        <w:rPr>
+          <w:sz w:val="28"/>
+          <w:szCs w:val="28"/>
+          <w:lang w:val="en-US"/>
+        </w:rPr>
+        <w:t xml:space="preserve"> ordered way.</w:t>
+      </w:r>
+    </w:p>
+    <w:p>
+      <w:pPr>
+        <w:rPr>
+          <w:sz w:val="28"/>
+          <w:szCs w:val="28"/>
+          <w:lang w:val="en-US"/>
+        </w:rPr>
+      </w:pPr>
+    </w:p>
+    <w:p>
+      <w:pPr>
+        <w:rPr>
+          <w:sz w:val="28"/>
+          <w:szCs w:val="28"/>
+          <w:lang w:val="en-US"/>
+        </w:rPr>
+      </w:pPr>
+      <w:r>
+        <w:rPr>
+          <w:sz w:val="28"/>
+          <w:szCs w:val="28"/>
+          <w:lang w:val="en-US"/>
         </w:rPr>
         <w:t>5. Main file</w:t>
       </w:r>
@@ -4480,14 +4324,32 @@
         <w:rPr>
           <w:sz w:val="28"/>
           <w:szCs w:val="28"/>
-          <w:lang w:val="en-GB"/>
-        </w:rPr>
-      </w:pPr>
-      <w:r>
-        <w:rPr>
-          <w:sz w:val="28"/>
-          <w:szCs w:val="28"/>
-          <w:lang w:val="en-GB"/>
+          <w:lang w:val="en-US"/>
+        </w:rPr>
+      </w:pPr>
+    </w:p>
+    <w:p>
+      <w:pPr>
+        <w:rPr>
+          <w:sz w:val="28"/>
+          <w:szCs w:val="28"/>
+          <w:lang w:val="en-US"/>
+        </w:rPr>
+      </w:pPr>
+    </w:p>
+    <w:p>
+      <w:pPr>
+        <w:rPr>
+          <w:sz w:val="28"/>
+          <w:szCs w:val="28"/>
+          <w:lang w:val="en-US"/>
+        </w:rPr>
+      </w:pPr>
+      <w:r>
+        <w:rPr>
+          <w:sz w:val="28"/>
+          <w:szCs w:val="28"/>
+          <w:lang w:val="en-US"/>
         </w:rPr>
         <w:drawing>
           <wp:inline distT="0" distB="0" distL="0" distR="0" wp14:anchorId="5726175B" wp14:editId="101092D0">
@@ -4531,23 +4393,23 @@
         <w:rPr>
           <w:sz w:val="28"/>
           <w:szCs w:val="28"/>
-          <w:lang w:val="en-GB"/>
-        </w:rPr>
-      </w:pPr>
-    </w:p>
-    <w:p>
-      <w:pPr>
-        <w:rPr>
-          <w:sz w:val="28"/>
-          <w:szCs w:val="28"/>
-          <w:lang w:val="en-GB"/>
-        </w:rPr>
-      </w:pPr>
-      <w:r>
-        <w:rPr>
-          <w:sz w:val="28"/>
-          <w:szCs w:val="28"/>
-          <w:lang w:val="en-GB"/>
+          <w:lang w:val="en-US"/>
+        </w:rPr>
+      </w:pPr>
+    </w:p>
+    <w:p>
+      <w:pPr>
+        <w:rPr>
+          <w:sz w:val="28"/>
+          <w:szCs w:val="28"/>
+          <w:lang w:val="en-US"/>
+        </w:rPr>
+      </w:pPr>
+      <w:r>
+        <w:rPr>
+          <w:sz w:val="28"/>
+          <w:szCs w:val="28"/>
+          <w:lang w:val="en-US"/>
         </w:rPr>
         <w:t>Data validation -&gt; Data transformation -&gt; Model Trainer -&gt; Model Evaluation -&gt; Model pusher</w:t>
       </w:r>
@@ -4557,18 +4419,128 @@
         <w:rPr>
           <w:sz w:val="28"/>
           <w:szCs w:val="28"/>
-          <w:lang w:val="en-GB"/>
-        </w:rPr>
-      </w:pPr>
-    </w:p>
-    <w:p>
-      <w:pPr>
-        <w:rPr>
-          <w:sz w:val="28"/>
-          <w:szCs w:val="28"/>
-          <w:lang w:val="en-GB"/>
-        </w:rPr>
-      </w:pPr>
+          <w:lang w:val="en-US"/>
+        </w:rPr>
+      </w:pPr>
+    </w:p>
+    <w:p>
+      <w:pPr>
+        <w:pStyle w:val="Paragraphedeliste"/>
+        <w:numPr>
+          <w:ilvl w:val="0"/>
+          <w:numId w:val="2"/>
+        </w:numPr>
+        <w:rPr>
+          <w:sz w:val="28"/>
+          <w:szCs w:val="28"/>
+          <w:lang w:val="en-US"/>
+        </w:rPr>
+      </w:pPr>
+      <w:r>
+        <w:rPr>
+          <w:b/>
+          <w:bCs/>
+          <w:sz w:val="28"/>
+          <w:szCs w:val="28"/>
+          <w:lang w:val="en-US"/>
+        </w:rPr>
+        <w:t>Data validation and data drift</w:t>
+      </w:r>
+    </w:p>
+    <w:p>
+      <w:pPr>
+        <w:rPr>
+          <w:sz w:val="28"/>
+          <w:szCs w:val="28"/>
+          <w:lang w:val="en-US"/>
+        </w:rPr>
+      </w:pPr>
+    </w:p>
+    <w:p>
+      <w:pPr>
+        <w:rPr>
+          <w:sz w:val="28"/>
+          <w:szCs w:val="28"/>
+          <w:lang w:val="en-US"/>
+        </w:rPr>
+      </w:pPr>
+      <w:r>
+        <w:rPr>
+          <w:noProof/>
+          <w:sz w:val="28"/>
+          <w:szCs w:val="28"/>
+          <w:lang w:val="en-US"/>
+        </w:rPr>
+        <w:lastRenderedPageBreak/>
+        <w:drawing>
+          <wp:inline distT="0" distB="0" distL="0" distR="0" wp14:anchorId="315AB468" wp14:editId="152ADECE">
+            <wp:extent cx="5731510" cy="5117465"/>
+            <wp:effectExtent l="0" t="0" r="2540" b="6985"/>
+            <wp:docPr id="916059827" name="Image 2"/>
+            <wp:cNvGraphicFramePr>
+              <a:graphicFrameLocks xmlns:a="http://schemas.openxmlformats.org/drawingml/2006/main" noChangeAspect="1"/>
+            </wp:cNvGraphicFramePr>
+            <a:graphic xmlns:a="http://schemas.openxmlformats.org/drawingml/2006/main">
+              <a:graphicData uri="http://schemas.openxmlformats.org/drawingml/2006/picture">
+                <pic:pic xmlns:pic="http://schemas.openxmlformats.org/drawingml/2006/picture">
+                  <pic:nvPicPr>
+                    <pic:cNvPr id="916059827" name="Image 916059827"/>
+                    <pic:cNvPicPr/>
+                  </pic:nvPicPr>
+                  <pic:blipFill>
+                    <a:blip r:embed="rId8" cstate="print">
+                      <a:extLst>
+                        <a:ext uri="{28A0092B-C50C-407E-A947-70E740481C1C}">
+                          <a14:useLocalDpi xmlns:a14="http://schemas.microsoft.com/office/drawing/2010/main" val="0"/>
+                        </a:ext>
+                      </a:extLst>
+                    </a:blip>
+                    <a:stretch>
+                      <a:fillRect/>
+                    </a:stretch>
+                  </pic:blipFill>
+                  <pic:spPr>
+                    <a:xfrm>
+                      <a:off x="0" y="0"/>
+                      <a:ext cx="5731510" cy="5117465"/>
+                    </a:xfrm>
+                    <a:prstGeom prst="rect">
+                      <a:avLst/>
+                    </a:prstGeom>
+                  </pic:spPr>
+                </pic:pic>
+              </a:graphicData>
+            </a:graphic>
+          </wp:inline>
+        </w:drawing>
+      </w:r>
+    </w:p>
+    <w:p>
+      <w:pPr>
+        <w:rPr>
+          <w:sz w:val="28"/>
+          <w:szCs w:val="28"/>
+          <w:lang w:val="en-US"/>
+        </w:rPr>
+      </w:pPr>
+    </w:p>
+    <w:p>
+      <w:pPr>
+        <w:jc w:val="both"/>
+        <w:rPr>
+          <w:sz w:val="28"/>
+          <w:szCs w:val="28"/>
+          <w:lang w:val="en-US"/>
+        </w:rPr>
+      </w:pPr>
+      <w:r>
+        <w:rPr>
+          <w:sz w:val="28"/>
+          <w:szCs w:val="28"/>
+          <w:lang w:val="en-US"/>
+        </w:rPr>
+        <w:t>Evidently (usually referring to Evidently AI) is a Python library used to monitor, evaluate, and validate data and machine learning models, especially after deployment.</w:t>
+      </w:r>
     </w:p>
     <w:sectPr>
       <w:pgSz w:w="11906" w:h="16838"/>
